--- a/skills/phong-dieu-duong/assets/mau-quy-trinh-ky-thuat.docx
+++ b/skills/phong-dieu-duong/assets/mau-quy-trinh-ky-thuat.docx
@@ -1,5 +1,51 @@
 
-<file path=word/document.xml><?xml version="1.0" encoding="utf-8"?>
+<file path=./[Content_Types].xml><?xml version="1.0" encoding="utf-8"?>
+<Types xmlns="http://schemas.openxmlformats.org/package/2006/content-types">
+  <Default Extension="fntdata" ContentType="application/x-fontdata"/>
+  <Default Extension="jpeg" ContentType="image/jpeg"/>
+  <Default Extension="png" ContentType="image/png"/>
+  <Default Extension="rels" ContentType="application/vnd.openxmlformats-package.relationships+xml"/>
+  <Default Extension="xml" ContentType="application/xml"/>
+  <Override PartName="/word/styles.xml" ContentType="application/vnd.openxmlformats-officedocument.wordprocessingml.styles+xml"/>
+  <Override PartName="/word/footer1.xml" ContentType="application/vnd.openxmlformats-officedocument.wordprocessingml.footer+xml"/>
+  <Override PartName="/word/footer2.xml" ContentType="application/vnd.openxmlformats-officedocument.wordprocessingml.footer+xml"/>
+  <Override PartName="/word/document.xml" ContentType="application/vnd.openxmlformats-officedocument.wordprocessingml.document.main+xml"/>
+  <Override PartName="/word/header2.xml" ContentType="application/vnd.openxmlformats-officedocument.wordprocessingml.header+xml"/>
+  <Override PartName="/word/numbering.xml" ContentType="application/vnd.openxmlformats-officedocument.wordprocessingml.numbering+xml"/>
+  <Override PartName="/word/header1.xml" ContentType="application/vnd.openxmlformats-officedocument.wordprocessingml.header+xml"/>
+  <Override PartName="/word/fontTable.xml" ContentType="application/vnd.openxmlformats-officedocument.wordprocessingml.fontTable+xml"/>
+  <Override PartName="/word/settings.xml" ContentType="application/vnd.openxmlformats-officedocument.wordprocessingml.settings+xml"/>
+  <Override PartName="/word/theme/theme1.xml" ContentType="application/vnd.openxmlformats-officedocument.theme+xml"/>
+  <Override PartName="/docProps/core.xml" ContentType="application/vnd.openxmlformats-package.core-properties+xml"/>
+  <Override PartName="/docProps/app.xml" ContentType="application/vnd.openxmlformats-officedocument.extended-properties+xml"/>
+</Types>
+</file>
+
+<file path=./docProps/app.xml><?xml version="1.0" encoding="utf-8"?>
+<Properties xmlns="http://schemas.openxmlformats.org/officeDocument/2006/extended-properties" xmlns:vt="http://schemas.openxmlformats.org/officeDocument/2006/docPropsVTypes">
+  <Template>Normal</Template>
+  <TotalTime>0</TotalTime>
+  <Application>LibreOffice/26.2.4.2$Windows_X86_64 LibreOffice_project/0229ac93fcf0d7cbc6376066c6f35021cef002dc</Application>
+  <AppVersion>15.0000</AppVersion>
+</Properties>
+</file>
+
+<file path=./docProps/core.xml><?xml version="1.0" encoding="utf-8"?>
+<cp:coreProperties xmlns:cp="http://schemas.openxmlformats.org/package/2006/metadata/core-properties" xmlns:dc="http://purl.org/dc/elements/1.1/" xmlns:dcterms="http://purl.org/dc/terms/" xmlns:dcmitype="http://purl.org/dc/dcmitype/" xmlns:xsi="http://www.w3.org/2001/XMLSchema-instance">
+  <dcterms:created xsi:type="dcterms:W3CDTF">2026-07-13T10:59:00Z</dcterms:created>
+  <dc:creator>Windows xp sp2 Full</dc:creator>
+  <dc:description/>
+  <dc:language>en-US</dc:language>
+  <cp:lastModifiedBy>Trực</cp:lastModifiedBy>
+  <cp:lastPrinted>2025-06-05T10:08:00Z</cp:lastPrinted>
+  <dcterms:modified xsi:type="dcterms:W3CDTF">2026-07-13T10:59:00Z</dcterms:modified>
+  <cp:revision>2</cp:revision>
+  <dc:subject/>
+  <dc:title>1</dc:title>
+</cp:coreProperties>
+</file>
+
+<file path=./word/document.xml><?xml version="1.0" encoding="utf-8"?>
 <w:document xmlns:o="urn:schemas-microsoft-com:office:office" xmlns:r="http://schemas.openxmlformats.org/officeDocument/2006/relationships" xmlns:v="urn:schemas-microsoft-com:vml" xmlns:w="http://schemas.openxmlformats.org/wordprocessingml/2006/main" xmlns:w10="urn:schemas-microsoft-com:office:word" xmlns:wp="http://schemas.openxmlformats.org/drawingml/2006/wordprocessingDrawing" xmlns:pic="http://schemas.openxmlformats.org/drawingml/2006/picture" xmlns:wps="http://schemas.microsoft.com/office/word/2010/wordprocessingShape" xmlns:wpg="http://schemas.microsoft.com/office/word/2010/wordprocessingGroup" xmlns:mc="http://schemas.openxmlformats.org/markup-compatibility/2006" xmlns:wp14="http://schemas.microsoft.com/office/word/2010/wordprocessingDrawing" xmlns:w14="http://schemas.microsoft.com/office/word/2010/wordml" xmlns:w15="http://schemas.microsoft.com/office/word/2012/wordml">
   <w:body>
     <w:p>
@@ -8560,7 +8606,73 @@
 </w:document>
 </file>
 
-<file path=word/footer1.xml><?xml version="1.0" encoding="utf-8"?>
+<file path=./word/fontTable.xml><?xml version="1.0" encoding="utf-8"?>
+<w:fonts xmlns:w="http://schemas.openxmlformats.org/wordprocessingml/2006/main" xmlns:r="http://schemas.openxmlformats.org/officeDocument/2006/relationships">
+  <w:font w:name="Times New Roman">
+    <w:family w:val="roman"/>
+    <w:pitch w:val="variable"/>
+  </w:font>
+  <w:font w:name="Symbol">
+    <w:family w:val="roman"/>
+    <w:pitch w:val="variable"/>
+  </w:font>
+  <w:font w:name="Arial">
+    <w:family w:val="swiss"/>
+    <w:pitch w:val="variable"/>
+  </w:font>
+  <w:font w:name="Liberation Serif">
+    <w:altName w:val="Times New Roman"/>
+    <w:family w:val="roman"/>
+    <w:pitch w:val="variable"/>
+  </w:font>
+  <w:font w:name=".VnTime">
+    <w:altName w:val="Courier New"/>
+    <w:family w:val="swiss"/>
+    <w:pitch w:val="variable"/>
+  </w:font>
+  <w:font w:name=".VnTimeH">
+    <w:altName w:val="Courier New"/>
+    <w:family w:val="swiss"/>
+    <w:pitch w:val="variable"/>
+  </w:font>
+  <w:font w:name=".VnArial">
+    <w:altName w:val="Courier New"/>
+    <w:family w:val="swiss"/>
+    <w:pitch w:val="variable"/>
+  </w:font>
+  <w:font w:name=".Vn3DH">
+    <w:altName w:val="Courier New"/>
+    <w:family w:val="swiss"/>
+    <w:pitch w:val="variable"/>
+  </w:font>
+  <w:font w:name="Courier New">
+    <w:family w:val="modern"/>
+    <w:pitch w:val="default"/>
+  </w:font>
+  <w:font w:name="Wingdings">
+    <w:family w:val="auto"/>
+    <w:pitch w:val="variable"/>
+  </w:font>
+  <w:font w:name="Shruti">
+    <w:family w:val="roman"/>
+    <w:pitch w:val="variable"/>
+  </w:font>
+  <w:font w:name="Verdana">
+    <w:family w:val="swiss"/>
+    <w:pitch w:val="variable"/>
+  </w:font>
+  <w:font w:name=".VnArialH">
+    <w:family w:val="swiss"/>
+    <w:pitch w:val="variable"/>
+  </w:font>
+  <w:font w:name="Tahoma">
+    <w:family w:val="swiss"/>
+    <w:pitch w:val="variable"/>
+  </w:font>
+</w:fonts>
+</file>
+
+<file path=./word/footer1.xml><?xml version="1.0" encoding="utf-8"?>
 <w:ftr xmlns:o="urn:schemas-microsoft-com:office:office" xmlns:r="http://schemas.openxmlformats.org/officeDocument/2006/relationships" xmlns:v="urn:schemas-microsoft-com:vml" xmlns:w="http://schemas.openxmlformats.org/wordprocessingml/2006/main" xmlns:w10="urn:schemas-microsoft-com:office:word" xmlns:wp="http://schemas.openxmlformats.org/drawingml/2006/wordprocessingDrawing" xmlns:pic="http://schemas.openxmlformats.org/drawingml/2006/picture" xmlns:wps="http://schemas.microsoft.com/office/word/2010/wordprocessingShape" xmlns:wpg="http://schemas.microsoft.com/office/word/2010/wordprocessingGroup" xmlns:mc="http://schemas.openxmlformats.org/markup-compatibility/2006" xmlns:wp14="http://schemas.microsoft.com/office/word/2010/wordprocessingDrawing" xmlns:w14="http://schemas.microsoft.com/office/word/2010/wordml" xmlns:w15="http://schemas.microsoft.com/office/word/2012/wordml">
   <w:p>
     <w:pPr>
@@ -8732,7 +8844,7 @@
 </w:ftr>
 </file>
 
-<file path=word/footer2.xml><?xml version="1.0" encoding="utf-8"?>
+<file path=./word/footer2.xml><?xml version="1.0" encoding="utf-8"?>
 <w:ftr xmlns:o="urn:schemas-microsoft-com:office:office" xmlns:r="http://schemas.openxmlformats.org/officeDocument/2006/relationships" xmlns:v="urn:schemas-microsoft-com:vml" xmlns:w="http://schemas.openxmlformats.org/wordprocessingml/2006/main" xmlns:w10="urn:schemas-microsoft-com:office:word" xmlns:wp="http://schemas.openxmlformats.org/drawingml/2006/wordprocessingDrawing" xmlns:pic="http://schemas.openxmlformats.org/drawingml/2006/picture" xmlns:wps="http://schemas.microsoft.com/office/word/2010/wordprocessingShape" xmlns:wpg="http://schemas.microsoft.com/office/word/2010/wordprocessingGroup" xmlns:mc="http://schemas.openxmlformats.org/markup-compatibility/2006" xmlns:wp14="http://schemas.microsoft.com/office/word/2010/wordprocessingDrawing" xmlns:w14="http://schemas.microsoft.com/office/word/2010/wordml" xmlns:w15="http://schemas.microsoft.com/office/word/2012/wordml">
   <w:p>
     <w:pPr>
@@ -8746,7 +8858,7 @@
 </w:ftr>
 </file>
 
-<file path=word/header1.xml><?xml version="1.0" encoding="utf-8"?>
+<file path=./word/header1.xml><?xml version="1.0" encoding="utf-8"?>
 <w:hdr xmlns:o="urn:schemas-microsoft-com:office:office" xmlns:r="http://schemas.openxmlformats.org/officeDocument/2006/relationships" xmlns:v="urn:schemas-microsoft-com:vml" xmlns:w="http://schemas.openxmlformats.org/wordprocessingml/2006/main" xmlns:w10="urn:schemas-microsoft-com:office:word" xmlns:wp="http://schemas.openxmlformats.org/drawingml/2006/wordprocessingDrawing" xmlns:pic="http://schemas.openxmlformats.org/drawingml/2006/picture" xmlns:wps="http://schemas.microsoft.com/office/word/2010/wordprocessingShape" xmlns:wpg="http://schemas.microsoft.com/office/word/2010/wordprocessingGroup" xmlns:mc="http://schemas.openxmlformats.org/markup-compatibility/2006" xmlns:wp14="http://schemas.microsoft.com/office/word/2010/wordprocessingDrawing" xmlns:w14="http://schemas.microsoft.com/office/word/2010/wordml" xmlns:w15="http://schemas.microsoft.com/office/word/2012/wordml">
   <w:tbl>
     <w:tblPr>
@@ -8886,7 +8998,7 @@
 </w:hdr>
 </file>
 
-<file path=word/header2.xml><?xml version="1.0" encoding="utf-8"?>
+<file path=./word/header2.xml><?xml version="1.0" encoding="utf-8"?>
 <w:hdr xmlns:o="urn:schemas-microsoft-com:office:office" xmlns:r="http://schemas.openxmlformats.org/officeDocument/2006/relationships" xmlns:v="urn:schemas-microsoft-com:vml" xmlns:w="http://schemas.openxmlformats.org/wordprocessingml/2006/main" xmlns:w10="urn:schemas-microsoft-com:office:word" xmlns:wp="http://schemas.openxmlformats.org/drawingml/2006/wordprocessingDrawing" xmlns:pic="http://schemas.openxmlformats.org/drawingml/2006/picture" xmlns:wps="http://schemas.microsoft.com/office/word/2010/wordprocessingShape" xmlns:wpg="http://schemas.microsoft.com/office/word/2010/wordprocessingGroup" xmlns:mc="http://schemas.openxmlformats.org/markup-compatibility/2006" xmlns:wp14="http://schemas.microsoft.com/office/word/2010/wordprocessingDrawing" xmlns:w14="http://schemas.microsoft.com/office/word/2010/wordml" xmlns:w15="http://schemas.microsoft.com/office/word/2012/wordml">
   <w:p>
     <w:pPr>
@@ -8910,7 +9022,7 @@
 </w:hdr>
 </file>
 
-<file path=word/numbering.xml><?xml version="1.0" encoding="utf-8"?>
+<file path=./word/numbering.xml><?xml version="1.0" encoding="utf-8"?>
 <w:numbering xmlns:w="http://schemas.openxmlformats.org/wordprocessingml/2006/main" xmlns:o="urn:schemas-microsoft-com:office:office" xmlns:r="http://schemas.openxmlformats.org/officeDocument/2006/relationships" xmlns:v="urn:schemas-microsoft-com:vml" xmlns:mc="http://schemas.openxmlformats.org/markup-compatibility/2006" xmlns:w14="http://schemas.microsoft.com/office/word/2010/wordml">
   <w:abstractNum w:abstractNumId="1">
     <w:lvl w:ilvl="0">
@@ -9088,7 +9200,19 @@
 </w:numbering>
 </file>
 
-<file path=word/styles.xml><?xml version="1.0" encoding="utf-8"?>
+<file path=./word/settings.xml><?xml version="1.0" encoding="utf-8"?>
+<w:settings xmlns:w="http://schemas.openxmlformats.org/wordprocessingml/2006/main">
+  <w:zoom w:percent="100"/>
+  <w:defaultTabStop w:val="720"/>
+  <w:autoHyphenation w:val="true"/>
+  <w:hyphenationZone w:val="0"/>
+  <w:compat>
+    <w:compatSetting w:name="compatibilityMode" w:uri="http://schemas.microsoft.com/office/word" w:val="11"/>
+  </w:compat>
+</w:settings>
+</file>
+
+<file path=./word/styles.xml><?xml version="1.0" encoding="utf-8"?>
 <w:styles xmlns:w="http://schemas.openxmlformats.org/wordprocessingml/2006/main" xmlns:w14="http://schemas.microsoft.com/office/word/2010/wordml" xmlns:mc="http://schemas.openxmlformats.org/markup-compatibility/2006">
   <w:docDefaults>
     <w:rPrDefault>
@@ -10511,7 +10635,7 @@
 </w:styles>
 </file>
 
-<file path=word/theme/theme1.xml><?xml version="1.0" encoding="utf-8"?>
+<file path=./word/theme/theme1.xml><?xml version="1.0" encoding="utf-8"?>
 <a:theme xmlns:a="http://schemas.openxmlformats.org/drawingml/2006/main" xmlns:r="http://schemas.openxmlformats.org/officeDocument/2006/relationships" name="Office">
   <a:themeElements>
     <a:clrScheme name="LibreOffice">

--- a/skills/phong-dieu-duong/assets/mau-quy-trinh-ky-thuat.docx
+++ b/skills/phong-dieu-duong/assets/mau-quy-trinh-ky-thuat.docx
@@ -1,51 +1,5 @@
 
-<file path=./[Content_Types].xml><?xml version="1.0" encoding="utf-8"?>
-<Types xmlns="http://schemas.openxmlformats.org/package/2006/content-types">
-  <Default Extension="fntdata" ContentType="application/x-fontdata"/>
-  <Default Extension="jpeg" ContentType="image/jpeg"/>
-  <Default Extension="png" ContentType="image/png"/>
-  <Default Extension="rels" ContentType="application/vnd.openxmlformats-package.relationships+xml"/>
-  <Default Extension="xml" ContentType="application/xml"/>
-  <Override PartName="/word/styles.xml" ContentType="application/vnd.openxmlformats-officedocument.wordprocessingml.styles+xml"/>
-  <Override PartName="/word/footer1.xml" ContentType="application/vnd.openxmlformats-officedocument.wordprocessingml.footer+xml"/>
-  <Override PartName="/word/footer2.xml" ContentType="application/vnd.openxmlformats-officedocument.wordprocessingml.footer+xml"/>
-  <Override PartName="/word/document.xml" ContentType="application/vnd.openxmlformats-officedocument.wordprocessingml.document.main+xml"/>
-  <Override PartName="/word/header2.xml" ContentType="application/vnd.openxmlformats-officedocument.wordprocessingml.header+xml"/>
-  <Override PartName="/word/numbering.xml" ContentType="application/vnd.openxmlformats-officedocument.wordprocessingml.numbering+xml"/>
-  <Override PartName="/word/header1.xml" ContentType="application/vnd.openxmlformats-officedocument.wordprocessingml.header+xml"/>
-  <Override PartName="/word/fontTable.xml" ContentType="application/vnd.openxmlformats-officedocument.wordprocessingml.fontTable+xml"/>
-  <Override PartName="/word/settings.xml" ContentType="application/vnd.openxmlformats-officedocument.wordprocessingml.settings+xml"/>
-  <Override PartName="/word/theme/theme1.xml" ContentType="application/vnd.openxmlformats-officedocument.theme+xml"/>
-  <Override PartName="/docProps/core.xml" ContentType="application/vnd.openxmlformats-package.core-properties+xml"/>
-  <Override PartName="/docProps/app.xml" ContentType="application/vnd.openxmlformats-officedocument.extended-properties+xml"/>
-</Types>
-</file>
-
-<file path=./docProps/app.xml><?xml version="1.0" encoding="utf-8"?>
-<Properties xmlns="http://schemas.openxmlformats.org/officeDocument/2006/extended-properties" xmlns:vt="http://schemas.openxmlformats.org/officeDocument/2006/docPropsVTypes">
-  <Template>Normal</Template>
-  <TotalTime>0</TotalTime>
-  <Application>LibreOffice/26.2.4.2$Windows_X86_64 LibreOffice_project/0229ac93fcf0d7cbc6376066c6f35021cef002dc</Application>
-  <AppVersion>15.0000</AppVersion>
-</Properties>
-</file>
-
-<file path=./docProps/core.xml><?xml version="1.0" encoding="utf-8"?>
-<cp:coreProperties xmlns:cp="http://schemas.openxmlformats.org/package/2006/metadata/core-properties" xmlns:dc="http://purl.org/dc/elements/1.1/" xmlns:dcterms="http://purl.org/dc/terms/" xmlns:dcmitype="http://purl.org/dc/dcmitype/" xmlns:xsi="http://www.w3.org/2001/XMLSchema-instance">
-  <dcterms:created xsi:type="dcterms:W3CDTF">2026-07-13T10:59:00Z</dcterms:created>
-  <dc:creator>Windows xp sp2 Full</dc:creator>
-  <dc:description/>
-  <dc:language>en-US</dc:language>
-  <cp:lastModifiedBy>Trực</cp:lastModifiedBy>
-  <cp:lastPrinted>2025-06-05T10:08:00Z</cp:lastPrinted>
-  <dcterms:modified xsi:type="dcterms:W3CDTF">2026-07-13T10:59:00Z</dcterms:modified>
-  <cp:revision>2</cp:revision>
-  <dc:subject/>
-  <dc:title>1</dc:title>
-</cp:coreProperties>
-</file>
-
-<file path=./word/document.xml><?xml version="1.0" encoding="utf-8"?>
+<file path=word/document.xml><?xml version="1.0" encoding="utf-8"?>
 <w:document xmlns:o="urn:schemas-microsoft-com:office:office" xmlns:r="http://schemas.openxmlformats.org/officeDocument/2006/relationships" xmlns:v="urn:schemas-microsoft-com:vml" xmlns:w="http://schemas.openxmlformats.org/wordprocessingml/2006/main" xmlns:w10="urn:schemas-microsoft-com:office:word" xmlns:wp="http://schemas.openxmlformats.org/drawingml/2006/wordprocessingDrawing" xmlns:pic="http://schemas.openxmlformats.org/drawingml/2006/picture" xmlns:wps="http://schemas.microsoft.com/office/word/2010/wordprocessingShape" xmlns:wpg="http://schemas.microsoft.com/office/word/2010/wordprocessingGroup" xmlns:mc="http://schemas.openxmlformats.org/markup-compatibility/2006" xmlns:wp14="http://schemas.microsoft.com/office/word/2010/wordprocessingDrawing" xmlns:w14="http://schemas.microsoft.com/office/word/2010/wordml" xmlns:w15="http://schemas.microsoft.com/office/word/2012/wordml">
   <w:body>
     <w:p>
@@ -58,7 +12,7 @@
         <w:spacing w:before="120" w:after="0"/>
         <w:jc w:val="both"/>
         <w:rPr>
-          <w:rFonts w:ascii="Times New Roman" w:hAnsi="Times New Roman" w:eastAsia="Calibri" w:cs="Times New Roman"/>
+          <w:rFonts w:ascii="Times New Roman" w:hAnsi="Times New Roman" w:cs="Times New Roman"/>
           <w:b/>
           <w:szCs w:val="26"/>
           <w:lang w:val="en-GB"/>
@@ -169,12 +123,12 @@
                                       <w:rFonts w:ascii="Times New Roman" w:hAnsi="Times New Roman" w:cs="Times New Roman"/>
                                       <w:sz w:val="26"/>
                                       <w:szCs w:val="26"/>
-                                      <w:lang w:val="en-US" w:eastAsia="en-US"/>
+                                      <w:lang w:val="vi-VN" w:eastAsia="vi-VN"/>
                                     </w:rPr>
                                   </w:pPr>
                                   <w:r>
                                     <w:rPr>
-                                      <w:lang w:val="en-US" w:eastAsia="en-US"/>
+                                      <w:lang w:val="vi-VN" w:eastAsia="vi-VN"/>
                                     </w:rPr>
                                     <w:drawing>
                                       <wp:inline distT="0" distB="0" distL="0" distR="0">
@@ -260,7 +214,7 @@
                                       <w:bCs/>
                                       <w:sz w:val="26"/>
                                       <w:szCs w:val="26"/>
-                                      <w:lang w:val="en-GB" w:eastAsia="en-US"/>
+                                      <w:lang w:val="en-GB" w:eastAsia="vi-VN"/>
                                     </w:rPr>
                                   </w:pPr>
                                   <w:r>
@@ -296,7 +250,7 @@
                                       <w:iCs/>
                                       <w:sz w:val="26"/>
                                       <w:szCs w:val="26"/>
-                                      <w:lang w:val="sv-SE" w:eastAsia="en-US"/>
+                                      <w:lang w:val="sv-SE" w:eastAsia="vi-VN"/>
                                     </w:rPr>
                                   </w:pPr>
                                   <w:r>
@@ -351,7 +305,7 @@
                                       <w:b/>
                                       <w:sz w:val="26"/>
                                       <w:szCs w:val="26"/>
-                                      <w:lang w:val="en-US" w:eastAsia="en-US"/>
+                                      <w:lang w:val="vi-VN" w:eastAsia="vi-VN"/>
                                     </w:rPr>
                                   </w:pPr>
                                   <w:r>
@@ -397,11 +351,10 @@
                                     <w:pStyle w:val="Normal"/>
                                     <w:snapToGrid w:val="false"/>
                                     <w:rPr>
-                                      <w:rFonts w:ascii="Times New Roman" w:hAnsi="Times New Roman" w:eastAsia="Calibri" w:cs="Times New Roman"/>
-                                      <w:b/>
-                                      <w:sz w:val="26"/>
-                                      <w:szCs w:val="26"/>
-                                      <w:lang w:val="en-US" w:eastAsia="en-US"/>
+                                      <w:rFonts w:ascii="Times New Roman" w:hAnsi="Times New Roman" w:cs="Times New Roman"/>
+                                      <w:sz w:val="26"/>
+                                      <w:szCs w:val="26"/>
+                                      <w:lang w:val="vi-VN" w:eastAsia="vi-VN"/>
                                     </w:rPr>
                                   </w:pPr>
                                   <w:r>
@@ -410,7 +363,7 @@
                                       <w:b/>
                                       <w:sz w:val="26"/>
                                       <w:szCs w:val="26"/>
-                                      <w:lang w:val="en-US" w:eastAsia="en-US"/>
+                                      <w:lang w:val="vi-VN" w:eastAsia="vi-VN"/>
                                     </w:rPr>
                                   </w:r>
                                 </w:p>
@@ -470,7 +423,7 @@
                                       <w:b/>
                                       <w:sz w:val="26"/>
                                       <w:szCs w:val="26"/>
-                                      <w:lang w:val="en-GB" w:eastAsia="en-US"/>
+                                      <w:lang w:val="en-GB" w:eastAsia="vi-VN"/>
                                     </w:rPr>
                                   </w:pPr>
                                   <w:r>
@@ -479,7 +432,7 @@
                                       <w:b/>
                                       <w:sz w:val="26"/>
                                       <w:szCs w:val="26"/>
-                                      <w:lang w:val="en-GB" w:eastAsia="en-US"/>
+                                      <w:lang w:val="en-GB" w:eastAsia="vi-VN"/>
                                     </w:rPr>
                                   </w:r>
                                 </w:p>
@@ -493,7 +446,7 @@
                                 <w:rFonts w:ascii="Times New Roman" w:hAnsi="Times New Roman" w:cs="Times New Roman"/>
                                 <w:sz w:val="26"/>
                                 <w:szCs w:val="26"/>
-                                <w:lang w:val="en-GB" w:eastAsia="en-US"/>
+                                <w:lang w:val="en-GB" w:eastAsia="vi-VN"/>
                               </w:rPr>
                             </w:pPr>
                             <w:r>
@@ -501,18 +454,17 @@
                                 <w:rFonts w:cs="Times New Roman" w:ascii="Times New Roman" w:hAnsi="Times New Roman"/>
                                 <w:sz w:val="26"/>
                                 <w:szCs w:val="26"/>
-                                <w:lang w:val="en-GB" w:eastAsia="en-US"/>
-                              </w:rPr>
-                            </w:r>
-                          </w:p>
-                          <w:p>
-                            <w:pPr>
-                              <w:pStyle w:val="Normal"/>
-                              <w:rPr>
-                                <w:rFonts w:ascii="Times New Roman" w:hAnsi="Times New Roman" w:cs="Times New Roman"/>
-                                <w:sz w:val="26"/>
-                                <w:szCs w:val="26"/>
-                                <w:lang w:val="en-GB" w:eastAsia="en-US"/>
+                                <w:lang w:val="en-GB" w:eastAsia="vi-VN"/>
+                              </w:rPr>
+                            </w:r>
+                          </w:p>
+                          <w:p>
+                            <w:pPr>
+                              <w:pStyle w:val="Normal"/>
+                              <w:rPr>
+                                <w:rFonts w:ascii="Times New Roman" w:hAnsi="Times New Roman" w:cs="Times New Roman"/>
+                                <w:sz w:val="26"/>
+                                <w:szCs w:val="26"/>
                               </w:rPr>
                             </w:pPr>
                             <w:r>
@@ -520,7 +472,7 @@
                                 <w:rFonts w:cs="Times New Roman" w:ascii="Times New Roman" w:hAnsi="Times New Roman"/>
                                 <w:sz w:val="26"/>
                                 <w:szCs w:val="26"/>
-                                <w:lang w:val="en-GB" w:eastAsia="en-US"/>
+                                <w:lang w:val="en-GB" w:eastAsia="vi-VN"/>
                               </w:rPr>
                             </w:r>
                           </w:p>
@@ -568,7 +520,7 @@
                                       <w:rFonts w:ascii="Times New Roman" w:hAnsi="Times New Roman" w:cs="Times New Roman"/>
                                       <w:sz w:val="26"/>
                                       <w:szCs w:val="26"/>
-                                      <w:lang w:val="en-GB" w:eastAsia="en-US"/>
+                                      <w:lang w:val="en-GB" w:eastAsia="vi-VN"/>
                                     </w:rPr>
                                   </w:pPr>
                                   <w:r>
@@ -576,7 +528,7 @@
                                       <w:rFonts w:cs="Times New Roman" w:ascii="Times New Roman" w:hAnsi="Times New Roman"/>
                                       <w:sz w:val="26"/>
                                       <w:szCs w:val="26"/>
-                                      <w:lang w:val="en-GB" w:eastAsia="en-US"/>
+                                      <w:lang w:val="en-GB" w:eastAsia="vi-VN"/>
                                     </w:rPr>
                                   </w:r>
                                 </w:p>
@@ -601,7 +553,7 @@
                                       <w:rFonts w:ascii="Times New Roman" w:hAnsi="Times New Roman" w:cs="Times New Roman"/>
                                       <w:sz w:val="26"/>
                                       <w:szCs w:val="26"/>
-                                      <w:lang w:val="en-GB" w:eastAsia="en-US"/>
+                                      <w:lang w:val="en-GB" w:eastAsia="vi-VN"/>
                                     </w:rPr>
                                   </w:pPr>
                                   <w:r>
@@ -635,7 +587,7 @@
                                       <w:rFonts w:ascii="Times New Roman" w:hAnsi="Times New Roman" w:cs="Times New Roman"/>
                                       <w:sz w:val="26"/>
                                       <w:szCs w:val="26"/>
-                                      <w:lang w:val="en-GB" w:eastAsia="en-US"/>
+                                      <w:lang w:val="en-GB" w:eastAsia="vi-VN"/>
                                     </w:rPr>
                                   </w:pPr>
                                   <w:r>
@@ -669,7 +621,7 @@
                                       <w:rFonts w:ascii="Times New Roman" w:hAnsi="Times New Roman" w:cs="Times New Roman"/>
                                       <w:sz w:val="26"/>
                                       <w:szCs w:val="26"/>
-                                      <w:lang w:val="en-GB" w:eastAsia="en-US"/>
+                                      <w:lang w:val="en-GB" w:eastAsia="vi-VN"/>
                                     </w:rPr>
                                   </w:pPr>
                                   <w:r>
@@ -708,7 +660,7 @@
                                       <w:rFonts w:ascii="Times New Roman" w:hAnsi="Times New Roman" w:cs="Times New Roman"/>
                                       <w:sz w:val="26"/>
                                       <w:szCs w:val="26"/>
-                                      <w:lang w:val="en-GB" w:eastAsia="en-US"/>
+                                      <w:lang w:val="en-GB" w:eastAsia="vi-VN"/>
                                     </w:rPr>
                                   </w:pPr>
                                   <w:r>
@@ -742,7 +694,7 @@
                                       <w:rFonts w:ascii="Times New Roman" w:hAnsi="Times New Roman" w:cs="Times New Roman"/>
                                       <w:sz w:val="26"/>
                                       <w:szCs w:val="26"/>
-                                      <w:lang w:val="en-GB" w:eastAsia="en-US"/>
+                                      <w:lang w:val="en-GB" w:eastAsia="vi-VN"/>
                                     </w:rPr>
                                   </w:pPr>
                                   <w:r>
@@ -750,7 +702,7 @@
                                       <w:rFonts w:cs="Times New Roman" w:ascii="Times New Roman" w:hAnsi="Times New Roman"/>
                                       <w:sz w:val="26"/>
                                       <w:szCs w:val="26"/>
-                                      <w:lang w:val="en-GB" w:eastAsia="en-US"/>
+                                      <w:lang w:val="en-GB" w:eastAsia="vi-VN"/>
                                     </w:rPr>
                                   </w:r>
                                 </w:p>
@@ -776,7 +728,7 @@
                                       <w:rFonts w:ascii="Times New Roman" w:hAnsi="Times New Roman" w:cs="Times New Roman"/>
                                       <w:sz w:val="26"/>
                                       <w:szCs w:val="26"/>
-                                      <w:lang w:val="en-GB" w:eastAsia="en-US"/>
+                                      <w:lang w:val="en-GB" w:eastAsia="vi-VN"/>
                                     </w:rPr>
                                   </w:pPr>
                                   <w:r>
@@ -784,7 +736,7 @@
                                       <w:rFonts w:cs="Times New Roman" w:ascii="Times New Roman" w:hAnsi="Times New Roman"/>
                                       <w:sz w:val="26"/>
                                       <w:szCs w:val="26"/>
-                                      <w:lang w:val="en-GB" w:eastAsia="en-US"/>
+                                      <w:lang w:val="en-GB" w:eastAsia="vi-VN"/>
                                     </w:rPr>
                                   </w:r>
                                 </w:p>
@@ -810,7 +762,7 @@
                                       <w:rFonts w:ascii="Times New Roman" w:hAnsi="Times New Roman" w:cs="Times New Roman"/>
                                       <w:sz w:val="26"/>
                                       <w:szCs w:val="26"/>
-                                      <w:lang w:val="en-GB" w:eastAsia="en-US"/>
+                                      <w:lang w:val="en-GB" w:eastAsia="vi-VN"/>
                                     </w:rPr>
                                   </w:pPr>
                                   <w:r>
@@ -818,7 +770,7 @@
                                       <w:rFonts w:cs="Times New Roman" w:ascii="Times New Roman" w:hAnsi="Times New Roman"/>
                                       <w:sz w:val="26"/>
                                       <w:szCs w:val="26"/>
-                                      <w:lang w:val="en-GB" w:eastAsia="en-US"/>
+                                      <w:lang w:val="en-GB" w:eastAsia="vi-VN"/>
                                     </w:rPr>
                                   </w:r>
                                 </w:p>
@@ -848,7 +800,7 @@
                                       <w:rFonts w:ascii="Times New Roman" w:hAnsi="Times New Roman" w:cs="Times New Roman"/>
                                       <w:sz w:val="26"/>
                                       <w:szCs w:val="26"/>
-                                      <w:lang w:val="en-GB" w:eastAsia="en-US"/>
+                                      <w:lang w:val="en-GB" w:eastAsia="vi-VN"/>
                                     </w:rPr>
                                   </w:pPr>
                                   <w:r>
@@ -882,7 +834,7 @@
                                       <w:rFonts w:ascii="Times New Roman" w:hAnsi="Times New Roman" w:cs="Times New Roman"/>
                                       <w:sz w:val="26"/>
                                       <w:szCs w:val="26"/>
-                                      <w:lang w:val="en-GB" w:eastAsia="en-US"/>
+                                      <w:lang w:val="en-GB" w:eastAsia="vi-VN"/>
                                     </w:rPr>
                                   </w:pPr>
                                   <w:r>
@@ -890,7 +842,7 @@
                                       <w:rFonts w:cs="Times New Roman" w:ascii="Times New Roman" w:hAnsi="Times New Roman"/>
                                       <w:sz w:val="26"/>
                                       <w:szCs w:val="26"/>
-                                      <w:lang w:val="en-GB" w:eastAsia="en-US"/>
+                                      <w:lang w:val="en-GB" w:eastAsia="vi-VN"/>
                                     </w:rPr>
                                   </w:r>
                                 </w:p>
@@ -903,7 +855,6 @@
                                       <w:rFonts w:ascii="Times New Roman" w:hAnsi="Times New Roman" w:cs="Times New Roman"/>
                                       <w:sz w:val="26"/>
                                       <w:szCs w:val="26"/>
-                                      <w:lang w:val="en-GB" w:eastAsia="en-US"/>
                                     </w:rPr>
                                   </w:pPr>
                                   <w:r>
@@ -911,7 +862,7 @@
                                       <w:rFonts w:cs="Times New Roman" w:ascii="Times New Roman" w:hAnsi="Times New Roman"/>
                                       <w:sz w:val="26"/>
                                       <w:szCs w:val="26"/>
-                                      <w:lang w:val="en-GB" w:eastAsia="en-US"/>
+                                      <w:lang w:val="en-GB" w:eastAsia="vi-VN"/>
                                     </w:rPr>
                                   </w:r>
                                 </w:p>
@@ -924,7 +875,7 @@
                                       <w:rFonts w:ascii="Times New Roman" w:hAnsi="Times New Roman" w:cs="Times New Roman"/>
                                       <w:sz w:val="26"/>
                                       <w:szCs w:val="26"/>
-                                      <w:lang w:val="en-GB" w:eastAsia="en-US"/>
+                                      <w:lang w:val="en-GB" w:eastAsia="vi-VN"/>
                                     </w:rPr>
                                   </w:pPr>
                                   <w:r>
@@ -932,7 +883,7 @@
                                       <w:rFonts w:cs="Times New Roman" w:ascii="Times New Roman" w:hAnsi="Times New Roman"/>
                                       <w:sz w:val="26"/>
                                       <w:szCs w:val="26"/>
-                                      <w:lang w:val="en-GB" w:eastAsia="en-US"/>
+                                      <w:lang w:val="en-GB" w:eastAsia="vi-VN"/>
                                     </w:rPr>
                                   </w:r>
                                 </w:p>
@@ -958,7 +909,7 @@
                                       <w:rFonts w:ascii="Times New Roman" w:hAnsi="Times New Roman" w:cs="Times New Roman"/>
                                       <w:sz w:val="26"/>
                                       <w:szCs w:val="26"/>
-                                      <w:lang w:val="en-GB" w:eastAsia="en-US"/>
+                                      <w:lang w:val="en-GB" w:eastAsia="vi-VN"/>
                                     </w:rPr>
                                   </w:pPr>
                                   <w:r>
@@ -966,7 +917,7 @@
                                       <w:rFonts w:cs="Times New Roman" w:ascii="Times New Roman" w:hAnsi="Times New Roman"/>
                                       <w:sz w:val="26"/>
                                       <w:szCs w:val="26"/>
-                                      <w:lang w:val="en-GB" w:eastAsia="en-US"/>
+                                      <w:lang w:val="en-GB" w:eastAsia="vi-VN"/>
                                     </w:rPr>
                                   </w:r>
                                 </w:p>
@@ -992,7 +943,7 @@
                                       <w:rFonts w:ascii="Times New Roman" w:hAnsi="Times New Roman" w:cs="Times New Roman"/>
                                       <w:sz w:val="26"/>
                                       <w:szCs w:val="26"/>
-                                      <w:lang w:val="en-GB" w:eastAsia="en-US"/>
+                                      <w:lang w:val="en-GB" w:eastAsia="vi-VN"/>
                                     </w:rPr>
                                   </w:pPr>
                                   <w:r>
@@ -1000,7 +951,7 @@
                                       <w:rFonts w:cs="Times New Roman" w:ascii="Times New Roman" w:hAnsi="Times New Roman"/>
                                       <w:sz w:val="26"/>
                                       <w:szCs w:val="26"/>
-                                      <w:lang w:val="en-GB" w:eastAsia="en-US"/>
+                                      <w:lang w:val="en-GB" w:eastAsia="vi-VN"/>
                                     </w:rPr>
                                   </w:r>
                                 </w:p>
@@ -1030,7 +981,7 @@
                                       <w:rFonts w:ascii="Times New Roman" w:hAnsi="Times New Roman" w:cs="Times New Roman"/>
                                       <w:sz w:val="26"/>
                                       <w:szCs w:val="26"/>
-                                      <w:lang w:val="en-GB" w:eastAsia="en-US"/>
+                                      <w:lang w:val="en-GB" w:eastAsia="vi-VN"/>
                                     </w:rPr>
                                   </w:pPr>
                                   <w:r>
@@ -1064,7 +1015,6 @@
                                       <w:rFonts w:ascii="Times New Roman" w:hAnsi="Times New Roman" w:cs="Times New Roman"/>
                                       <w:sz w:val="26"/>
                                       <w:szCs w:val="26"/>
-                                      <w:lang w:val="en-GB" w:eastAsia="en-US"/>
                                     </w:rPr>
                                   </w:pPr>
                                   <w:r>
@@ -1072,7 +1022,7 @@
                                       <w:rFonts w:cs="Times New Roman" w:ascii="Times New Roman" w:hAnsi="Times New Roman"/>
                                       <w:sz w:val="26"/>
                                       <w:szCs w:val="26"/>
-                                      <w:lang w:val="en-GB" w:eastAsia="en-US"/>
+                                      <w:lang w:val="en-GB" w:eastAsia="vi-VN"/>
                                     </w:rPr>
                                   </w:r>
                                 </w:p>
@@ -1152,7 +1102,7 @@
                                 <w:rFonts w:ascii="Times New Roman" w:hAnsi="Times New Roman" w:cs="Times New Roman"/>
                                 <w:sz w:val="26"/>
                                 <w:szCs w:val="26"/>
-                                <w:lang w:val="en-GB" w:eastAsia="en-US"/>
+                                <w:lang w:val="en-GB" w:eastAsia="vi-VN"/>
                               </w:rPr>
                             </w:pPr>
                             <w:r>
@@ -1160,7 +1110,7 @@
                                 <w:rFonts w:cs="Times New Roman" w:ascii="Times New Roman" w:hAnsi="Times New Roman"/>
                                 <w:sz w:val="26"/>
                                 <w:szCs w:val="26"/>
-                                <w:lang w:val="en-GB" w:eastAsia="en-US"/>
+                                <w:lang w:val="en-GB" w:eastAsia="vi-VN"/>
                               </w:rPr>
                             </w:r>
                           </w:p>
@@ -1169,7 +1119,12 @@
                               <w:pStyle w:val="Normal"/>
                               <w:spacing w:lineRule="auto" w:line="276" w:before="0" w:after="120"/>
                               <w:jc w:val="center"/>
-                              <w:rPr/>
+                              <w:rPr>
+                                <w:rFonts w:ascii="Times New Roman" w:hAnsi="Times New Roman" w:eastAsia="Calibri" w:cs="Times New Roman"/>
+                                <w:b/>
+                                <w:sz w:val="26"/>
+                                <w:szCs w:val="26"/>
+                              </w:rPr>
                             </w:pPr>
                             <w:r>
                               <w:rPr/>
@@ -1221,7 +1176,7 @@
                                       <w:b/>
                                       <w:sz w:val="26"/>
                                       <w:szCs w:val="26"/>
-                                      <w:lang w:val="en-GB" w:eastAsia="en-US"/>
+                                      <w:lang w:val="en-GB" w:eastAsia="vi-VN"/>
                                     </w:rPr>
                                   </w:pPr>
                                   <w:r>
@@ -1256,7 +1211,7 @@
                                       <w:b/>
                                       <w:sz w:val="26"/>
                                       <w:szCs w:val="26"/>
-                                      <w:lang w:val="en-GB" w:eastAsia="en-US"/>
+                                      <w:lang w:val="en-GB" w:eastAsia="vi-VN"/>
                                     </w:rPr>
                                   </w:pPr>
                                   <w:r>
@@ -1291,7 +1246,7 @@
                                       <w:b/>
                                       <w:sz w:val="26"/>
                                       <w:szCs w:val="26"/>
-                                      <w:lang w:val="en-GB" w:eastAsia="en-US"/>
+                                      <w:lang w:val="en-GB" w:eastAsia="vi-VN"/>
                                     </w:rPr>
                                   </w:pPr>
                                   <w:r>
@@ -1326,7 +1281,7 @@
                                       <w:b/>
                                       <w:sz w:val="26"/>
                                       <w:szCs w:val="26"/>
-                                      <w:lang w:val="en-GB" w:eastAsia="en-US"/>
+                                      <w:lang w:val="en-GB" w:eastAsia="vi-VN"/>
                                     </w:rPr>
                                   </w:pPr>
                                   <w:r>
@@ -1361,7 +1316,7 @@
                                       <w:b/>
                                       <w:sz w:val="26"/>
                                       <w:szCs w:val="26"/>
-                                      <w:lang w:val="en-GB" w:eastAsia="en-US"/>
+                                      <w:lang w:val="en-GB" w:eastAsia="vi-VN"/>
                                     </w:rPr>
                                   </w:pPr>
                                   <w:r>
@@ -1398,11 +1353,11 @@
                                     <w:spacing w:lineRule="auto" w:line="276" w:before="0" w:after="120"/>
                                     <w:jc w:val="center"/>
                                     <w:rPr>
-                                      <w:rFonts w:ascii="Times New Roman" w:hAnsi="Times New Roman" w:eastAsia="Calibri" w:cs="Times New Roman"/>
-                                      <w:b/>
-                                      <w:sz w:val="26"/>
-                                      <w:szCs w:val="26"/>
-                                      <w:lang w:val="en-GB" w:eastAsia="en-US"/>
+                                      <w:rFonts w:ascii="Times New Roman" w:hAnsi="Times New Roman" w:cs="Times New Roman"/>
+                                      <w:b/>
+                                      <w:sz w:val="26"/>
+                                      <w:szCs w:val="26"/>
+                                      <w:lang w:val="en-GB" w:eastAsia="vi-VN"/>
                                     </w:rPr>
                                   </w:pPr>
                                   <w:r>
@@ -1411,7 +1366,7 @@
                                       <w:b/>
                                       <w:sz w:val="26"/>
                                       <w:szCs w:val="26"/>
-                                      <w:lang w:val="en-GB" w:eastAsia="en-US"/>
+                                      <w:lang w:val="en-GB" w:eastAsia="vi-VN"/>
                                     </w:rPr>
                                   </w:r>
                                 </w:p>
@@ -1438,7 +1393,7 @@
                                       <w:b/>
                                       <w:sz w:val="26"/>
                                       <w:szCs w:val="26"/>
-                                      <w:lang w:val="en-GB" w:eastAsia="en-US"/>
+                                      <w:lang w:val="en-GB" w:eastAsia="vi-VN"/>
                                     </w:rPr>
                                   </w:pPr>
                                   <w:r>
@@ -1447,7 +1402,7 @@
                                       <w:b/>
                                       <w:sz w:val="26"/>
                                       <w:szCs w:val="26"/>
-                                      <w:lang w:val="en-GB" w:eastAsia="en-US"/>
+                                      <w:lang w:val="en-GB" w:eastAsia="vi-VN"/>
                                     </w:rPr>
                                   </w:r>
                                 </w:p>
@@ -1474,7 +1429,7 @@
                                       <w:b/>
                                       <w:sz w:val="26"/>
                                       <w:szCs w:val="26"/>
-                                      <w:lang w:val="en-GB" w:eastAsia="en-US"/>
+                                      <w:lang w:val="en-GB" w:eastAsia="vi-VN"/>
                                     </w:rPr>
                                   </w:pPr>
                                   <w:r>
@@ -1483,7 +1438,7 @@
                                       <w:b/>
                                       <w:sz w:val="26"/>
                                       <w:szCs w:val="26"/>
-                                      <w:lang w:val="en-GB" w:eastAsia="en-US"/>
+                                      <w:lang w:val="en-GB" w:eastAsia="vi-VN"/>
                                     </w:rPr>
                                   </w:r>
                                 </w:p>
@@ -1510,7 +1465,7 @@
                                       <w:b/>
                                       <w:sz w:val="26"/>
                                       <w:szCs w:val="26"/>
-                                      <w:lang w:val="en-GB" w:eastAsia="en-US"/>
+                                      <w:lang w:val="en-GB" w:eastAsia="vi-VN"/>
                                     </w:rPr>
                                   </w:pPr>
                                   <w:r>
@@ -1519,7 +1474,7 @@
                                       <w:b/>
                                       <w:sz w:val="26"/>
                                       <w:szCs w:val="26"/>
-                                      <w:lang w:val="en-GB" w:eastAsia="en-US"/>
+                                      <w:lang w:val="en-GB" w:eastAsia="vi-VN"/>
                                     </w:rPr>
                                   </w:r>
                                 </w:p>
@@ -1546,7 +1501,7 @@
                                       <w:b/>
                                       <w:sz w:val="26"/>
                                       <w:szCs w:val="26"/>
-                                      <w:lang w:val="en-GB" w:eastAsia="en-US"/>
+                                      <w:lang w:val="en-GB" w:eastAsia="vi-VN"/>
                                     </w:rPr>
                                   </w:pPr>
                                   <w:r>
@@ -1555,7 +1510,7 @@
                                       <w:b/>
                                       <w:sz w:val="26"/>
                                       <w:szCs w:val="26"/>
-                                      <w:lang w:val="en-GB" w:eastAsia="en-US"/>
+                                      <w:lang w:val="en-GB" w:eastAsia="vi-VN"/>
                                     </w:rPr>
                                   </w:r>
                                 </w:p>
@@ -1583,11 +1538,11 @@
                                     <w:spacing w:lineRule="auto" w:line="276" w:before="0" w:after="120"/>
                                     <w:jc w:val="center"/>
                                     <w:rPr>
-                                      <w:rFonts w:ascii="Times New Roman" w:hAnsi="Times New Roman" w:eastAsia="Calibri" w:cs="Times New Roman"/>
-                                      <w:b/>
-                                      <w:sz w:val="26"/>
-                                      <w:szCs w:val="26"/>
-                                      <w:lang w:val="en-GB" w:eastAsia="en-US"/>
+                                      <w:rFonts w:ascii="Times New Roman" w:hAnsi="Times New Roman" w:cs="Times New Roman"/>
+                                      <w:b/>
+                                      <w:sz w:val="26"/>
+                                      <w:szCs w:val="26"/>
+                                      <w:lang w:val="en-GB" w:eastAsia="vi-VN"/>
                                     </w:rPr>
                                   </w:pPr>
                                   <w:r>
@@ -1596,7 +1551,7 @@
                                       <w:b/>
                                       <w:sz w:val="26"/>
                                       <w:szCs w:val="26"/>
-                                      <w:lang w:val="en-GB" w:eastAsia="en-US"/>
+                                      <w:lang w:val="en-GB" w:eastAsia="vi-VN"/>
                                     </w:rPr>
                                   </w:r>
                                 </w:p>
@@ -1623,7 +1578,7 @@
                                       <w:b/>
                                       <w:sz w:val="26"/>
                                       <w:szCs w:val="26"/>
-                                      <w:lang w:val="en-GB" w:eastAsia="en-US"/>
+                                      <w:lang w:val="en-GB" w:eastAsia="vi-VN"/>
                                     </w:rPr>
                                   </w:pPr>
                                   <w:r>
@@ -1632,7 +1587,7 @@
                                       <w:b/>
                                       <w:sz w:val="26"/>
                                       <w:szCs w:val="26"/>
-                                      <w:lang w:val="en-GB" w:eastAsia="en-US"/>
+                                      <w:lang w:val="en-GB" w:eastAsia="vi-VN"/>
                                     </w:rPr>
                                   </w:r>
                                 </w:p>
@@ -1659,7 +1614,7 @@
                                       <w:b/>
                                       <w:sz w:val="26"/>
                                       <w:szCs w:val="26"/>
-                                      <w:lang w:val="en-GB" w:eastAsia="en-US"/>
+                                      <w:lang w:val="en-GB" w:eastAsia="vi-VN"/>
                                     </w:rPr>
                                   </w:pPr>
                                   <w:r>
@@ -1668,7 +1623,7 @@
                                       <w:b/>
                                       <w:sz w:val="26"/>
                                       <w:szCs w:val="26"/>
-                                      <w:lang w:val="en-GB" w:eastAsia="en-US"/>
+                                      <w:lang w:val="en-GB" w:eastAsia="vi-VN"/>
                                     </w:rPr>
                                   </w:r>
                                 </w:p>
@@ -1695,7 +1650,7 @@
                                       <w:b/>
                                       <w:sz w:val="26"/>
                                       <w:szCs w:val="26"/>
-                                      <w:lang w:val="en-GB" w:eastAsia="en-US"/>
+                                      <w:lang w:val="en-GB" w:eastAsia="vi-VN"/>
                                     </w:rPr>
                                   </w:pPr>
                                   <w:r>
@@ -1704,7 +1659,7 @@
                                       <w:b/>
                                       <w:sz w:val="26"/>
                                       <w:szCs w:val="26"/>
-                                      <w:lang w:val="en-GB" w:eastAsia="en-US"/>
+                                      <w:lang w:val="en-GB" w:eastAsia="vi-VN"/>
                                     </w:rPr>
                                   </w:r>
                                 </w:p>
@@ -1731,7 +1686,7 @@
                                       <w:b/>
                                       <w:sz w:val="26"/>
                                       <w:szCs w:val="26"/>
-                                      <w:lang w:val="en-GB" w:eastAsia="en-US"/>
+                                      <w:lang w:val="en-GB" w:eastAsia="vi-VN"/>
                                     </w:rPr>
                                   </w:pPr>
                                   <w:r>
@@ -1740,7 +1695,7 @@
                                       <w:b/>
                                       <w:sz w:val="26"/>
                                       <w:szCs w:val="26"/>
-                                      <w:lang w:val="en-GB" w:eastAsia="en-US"/>
+                                      <w:lang w:val="en-GB" w:eastAsia="vi-VN"/>
                                     </w:rPr>
                                   </w:r>
                                 </w:p>
@@ -1768,11 +1723,11 @@
                                     <w:spacing w:lineRule="auto" w:line="276" w:before="0" w:after="120"/>
                                     <w:jc w:val="center"/>
                                     <w:rPr>
-                                      <w:rFonts w:ascii="Times New Roman" w:hAnsi="Times New Roman" w:eastAsia="Calibri" w:cs="Times New Roman"/>
-                                      <w:b/>
-                                      <w:sz w:val="26"/>
-                                      <w:szCs w:val="26"/>
-                                      <w:lang w:val="en-GB" w:eastAsia="en-US"/>
+                                      <w:rFonts w:ascii="Times New Roman" w:hAnsi="Times New Roman" w:cs="Times New Roman"/>
+                                      <w:b/>
+                                      <w:sz w:val="26"/>
+                                      <w:szCs w:val="26"/>
+                                      <w:lang w:val="en-GB" w:eastAsia="vi-VN"/>
                                     </w:rPr>
                                   </w:pPr>
                                   <w:r>
@@ -1781,7 +1736,7 @@
                                       <w:b/>
                                       <w:sz w:val="26"/>
                                       <w:szCs w:val="26"/>
-                                      <w:lang w:val="en-GB" w:eastAsia="en-US"/>
+                                      <w:lang w:val="en-GB" w:eastAsia="vi-VN"/>
                                     </w:rPr>
                                   </w:r>
                                 </w:p>
@@ -1808,7 +1763,7 @@
                                       <w:b/>
                                       <w:sz w:val="26"/>
                                       <w:szCs w:val="26"/>
-                                      <w:lang w:val="en-GB" w:eastAsia="en-US"/>
+                                      <w:lang w:val="en-GB" w:eastAsia="vi-VN"/>
                                     </w:rPr>
                                   </w:pPr>
                                   <w:r>
@@ -1817,7 +1772,7 @@
                                       <w:b/>
                                       <w:sz w:val="26"/>
                                       <w:szCs w:val="26"/>
-                                      <w:lang w:val="en-GB" w:eastAsia="en-US"/>
+                                      <w:lang w:val="en-GB" w:eastAsia="vi-VN"/>
                                     </w:rPr>
                                   </w:r>
                                 </w:p>
@@ -1844,7 +1799,7 @@
                                       <w:b/>
                                       <w:sz w:val="26"/>
                                       <w:szCs w:val="26"/>
-                                      <w:lang w:val="en-GB" w:eastAsia="en-US"/>
+                                      <w:lang w:val="en-GB" w:eastAsia="vi-VN"/>
                                     </w:rPr>
                                   </w:pPr>
                                   <w:r>
@@ -1853,7 +1808,7 @@
                                       <w:b/>
                                       <w:sz w:val="26"/>
                                       <w:szCs w:val="26"/>
-                                      <w:lang w:val="en-GB" w:eastAsia="en-US"/>
+                                      <w:lang w:val="en-GB" w:eastAsia="vi-VN"/>
                                     </w:rPr>
                                   </w:r>
                                 </w:p>
@@ -1880,7 +1835,7 @@
                                       <w:b/>
                                       <w:sz w:val="26"/>
                                       <w:szCs w:val="26"/>
-                                      <w:lang w:val="en-GB" w:eastAsia="en-US"/>
+                                      <w:lang w:val="en-GB" w:eastAsia="vi-VN"/>
                                     </w:rPr>
                                   </w:pPr>
                                   <w:r>
@@ -1889,7 +1844,7 @@
                                       <w:b/>
                                       <w:sz w:val="26"/>
                                       <w:szCs w:val="26"/>
-                                      <w:lang w:val="en-GB" w:eastAsia="en-US"/>
+                                      <w:lang w:val="en-GB" w:eastAsia="vi-VN"/>
                                     </w:rPr>
                                   </w:r>
                                 </w:p>
@@ -1916,7 +1871,7 @@
                                       <w:b/>
                                       <w:sz w:val="26"/>
                                       <w:szCs w:val="26"/>
-                                      <w:lang w:val="en-GB" w:eastAsia="en-US"/>
+                                      <w:lang w:val="en-GB" w:eastAsia="vi-VN"/>
                                     </w:rPr>
                                   </w:pPr>
                                   <w:r>
@@ -1925,7 +1880,7 @@
                                       <w:b/>
                                       <w:sz w:val="26"/>
                                       <w:szCs w:val="26"/>
-                                      <w:lang w:val="en-GB" w:eastAsia="en-US"/>
+                                      <w:lang w:val="en-GB" w:eastAsia="vi-VN"/>
                                     </w:rPr>
                                   </w:r>
                                 </w:p>
@@ -1953,11 +1908,11 @@
                                     <w:spacing w:lineRule="auto" w:line="276" w:before="0" w:after="120"/>
                                     <w:jc w:val="center"/>
                                     <w:rPr>
-                                      <w:rFonts w:ascii="Times New Roman" w:hAnsi="Times New Roman" w:eastAsia="Calibri" w:cs="Times New Roman"/>
-                                      <w:b/>
-                                      <w:sz w:val="26"/>
-                                      <w:szCs w:val="26"/>
-                                      <w:lang w:val="en-GB" w:eastAsia="en-US"/>
+                                      <w:rFonts w:ascii="Times New Roman" w:hAnsi="Times New Roman" w:cs="Times New Roman"/>
+                                      <w:b/>
+                                      <w:sz w:val="26"/>
+                                      <w:szCs w:val="26"/>
+                                      <w:lang w:val="en-GB" w:eastAsia="vi-VN"/>
                                     </w:rPr>
                                   </w:pPr>
                                   <w:r>
@@ -1966,7 +1921,7 @@
                                       <w:b/>
                                       <w:sz w:val="26"/>
                                       <w:szCs w:val="26"/>
-                                      <w:lang w:val="en-GB" w:eastAsia="en-US"/>
+                                      <w:lang w:val="en-GB" w:eastAsia="vi-VN"/>
                                     </w:rPr>
                                   </w:r>
                                 </w:p>
@@ -1993,7 +1948,7 @@
                                       <w:b/>
                                       <w:sz w:val="26"/>
                                       <w:szCs w:val="26"/>
-                                      <w:lang w:val="en-GB" w:eastAsia="en-US"/>
+                                      <w:lang w:val="en-GB" w:eastAsia="vi-VN"/>
                                     </w:rPr>
                                   </w:pPr>
                                   <w:r>
@@ -2002,7 +1957,7 @@
                                       <w:b/>
                                       <w:sz w:val="26"/>
                                       <w:szCs w:val="26"/>
-                                      <w:lang w:val="en-GB" w:eastAsia="en-US"/>
+                                      <w:lang w:val="en-GB" w:eastAsia="vi-VN"/>
                                     </w:rPr>
                                   </w:r>
                                 </w:p>
@@ -2029,7 +1984,7 @@
                                       <w:b/>
                                       <w:sz w:val="26"/>
                                       <w:szCs w:val="26"/>
-                                      <w:lang w:val="en-GB" w:eastAsia="en-US"/>
+                                      <w:lang w:val="en-GB" w:eastAsia="vi-VN"/>
                                     </w:rPr>
                                   </w:pPr>
                                   <w:r>
@@ -2038,7 +1993,7 @@
                                       <w:b/>
                                       <w:sz w:val="26"/>
                                       <w:szCs w:val="26"/>
-                                      <w:lang w:val="en-GB" w:eastAsia="en-US"/>
+                                      <w:lang w:val="en-GB" w:eastAsia="vi-VN"/>
                                     </w:rPr>
                                   </w:r>
                                 </w:p>
@@ -2065,7 +2020,7 @@
                                       <w:b/>
                                       <w:sz w:val="26"/>
                                       <w:szCs w:val="26"/>
-                                      <w:lang w:val="en-GB" w:eastAsia="en-US"/>
+                                      <w:lang w:val="en-GB" w:eastAsia="vi-VN"/>
                                     </w:rPr>
                                   </w:pPr>
                                   <w:r>
@@ -2074,7 +2029,7 @@
                                       <w:b/>
                                       <w:sz w:val="26"/>
                                       <w:szCs w:val="26"/>
-                                      <w:lang w:val="en-GB" w:eastAsia="en-US"/>
+                                      <w:lang w:val="en-GB" w:eastAsia="vi-VN"/>
                                     </w:rPr>
                                   </w:r>
                                 </w:p>
@@ -2101,7 +2056,7 @@
                                       <w:b/>
                                       <w:sz w:val="26"/>
                                       <w:szCs w:val="26"/>
-                                      <w:lang w:val="en-GB" w:eastAsia="en-US"/>
+                                      <w:lang w:val="en-GB" w:eastAsia="vi-VN"/>
                                     </w:rPr>
                                   </w:pPr>
                                   <w:r>
@@ -2110,7 +2065,7 @@
                                       <w:b/>
                                       <w:sz w:val="26"/>
                                       <w:szCs w:val="26"/>
-                                      <w:lang w:val="en-GB" w:eastAsia="en-US"/>
+                                      <w:lang w:val="en-GB" w:eastAsia="vi-VN"/>
                                     </w:rPr>
                                   </w:r>
                                 </w:p>
@@ -2138,11 +2093,11 @@
                                     <w:spacing w:lineRule="auto" w:line="276" w:before="0" w:after="120"/>
                                     <w:jc w:val="center"/>
                                     <w:rPr>
-                                      <w:rFonts w:ascii="Times New Roman" w:hAnsi="Times New Roman" w:eastAsia="Calibri" w:cs="Times New Roman"/>
-                                      <w:b/>
-                                      <w:sz w:val="26"/>
-                                      <w:szCs w:val="26"/>
-                                      <w:lang w:val="en-GB" w:eastAsia="en-US"/>
+                                      <w:rFonts w:ascii="Times New Roman" w:hAnsi="Times New Roman" w:cs="Times New Roman"/>
+                                      <w:b/>
+                                      <w:sz w:val="26"/>
+                                      <w:szCs w:val="26"/>
+                                      <w:lang w:val="en-GB" w:eastAsia="vi-VN"/>
                                     </w:rPr>
                                   </w:pPr>
                                   <w:r>
@@ -2151,7 +2106,7 @@
                                       <w:b/>
                                       <w:sz w:val="26"/>
                                       <w:szCs w:val="26"/>
-                                      <w:lang w:val="en-GB" w:eastAsia="en-US"/>
+                                      <w:lang w:val="en-GB" w:eastAsia="vi-VN"/>
                                     </w:rPr>
                                   </w:r>
                                 </w:p>
@@ -2178,7 +2133,7 @@
                                       <w:b/>
                                       <w:sz w:val="26"/>
                                       <w:szCs w:val="26"/>
-                                      <w:lang w:val="en-GB" w:eastAsia="en-US"/>
+                                      <w:lang w:val="en-GB" w:eastAsia="vi-VN"/>
                                     </w:rPr>
                                   </w:pPr>
                                   <w:r>
@@ -2187,7 +2142,7 @@
                                       <w:b/>
                                       <w:sz w:val="26"/>
                                       <w:szCs w:val="26"/>
-                                      <w:lang w:val="en-GB" w:eastAsia="en-US"/>
+                                      <w:lang w:val="en-GB" w:eastAsia="vi-VN"/>
                                     </w:rPr>
                                   </w:r>
                                 </w:p>
@@ -2214,7 +2169,7 @@
                                       <w:b/>
                                       <w:sz w:val="26"/>
                                       <w:szCs w:val="26"/>
-                                      <w:lang w:val="en-GB" w:eastAsia="en-US"/>
+                                      <w:lang w:val="en-GB" w:eastAsia="vi-VN"/>
                                     </w:rPr>
                                   </w:pPr>
                                   <w:r>
@@ -2223,7 +2178,7 @@
                                       <w:b/>
                                       <w:sz w:val="26"/>
                                       <w:szCs w:val="26"/>
-                                      <w:lang w:val="en-GB" w:eastAsia="en-US"/>
+                                      <w:lang w:val="en-GB" w:eastAsia="vi-VN"/>
                                     </w:rPr>
                                   </w:r>
                                 </w:p>
@@ -2250,7 +2205,7 @@
                                       <w:b/>
                                       <w:sz w:val="26"/>
                                       <w:szCs w:val="26"/>
-                                      <w:lang w:val="en-GB" w:eastAsia="en-US"/>
+                                      <w:lang w:val="en-GB" w:eastAsia="vi-VN"/>
                                     </w:rPr>
                                   </w:pPr>
                                   <w:r>
@@ -2259,7 +2214,7 @@
                                       <w:b/>
                                       <w:sz w:val="26"/>
                                       <w:szCs w:val="26"/>
-                                      <w:lang w:val="en-GB" w:eastAsia="en-US"/>
+                                      <w:lang w:val="en-GB" w:eastAsia="vi-VN"/>
                                     </w:rPr>
                                   </w:r>
                                 </w:p>
@@ -2286,7 +2241,7 @@
                                       <w:b/>
                                       <w:sz w:val="26"/>
                                       <w:szCs w:val="26"/>
-                                      <w:lang w:val="en-GB" w:eastAsia="en-US"/>
+                                      <w:lang w:val="en-GB" w:eastAsia="vi-VN"/>
                                     </w:rPr>
                                   </w:pPr>
                                   <w:r>
@@ -2295,7 +2250,7 @@
                                       <w:b/>
                                       <w:sz w:val="26"/>
                                       <w:szCs w:val="26"/>
-                                      <w:lang w:val="en-GB" w:eastAsia="en-US"/>
+                                      <w:lang w:val="en-GB" w:eastAsia="vi-VN"/>
                                     </w:rPr>
                                   </w:r>
                                 </w:p>
@@ -2323,11 +2278,11 @@
                                     <w:spacing w:lineRule="auto" w:line="276" w:before="0" w:after="120"/>
                                     <w:jc w:val="center"/>
                                     <w:rPr>
-                                      <w:rFonts w:ascii="Times New Roman" w:hAnsi="Times New Roman" w:eastAsia="Calibri" w:cs="Times New Roman"/>
-                                      <w:b/>
-                                      <w:sz w:val="26"/>
-                                      <w:szCs w:val="26"/>
-                                      <w:lang w:val="en-GB" w:eastAsia="en-US"/>
+                                      <w:rFonts w:ascii="Times New Roman" w:hAnsi="Times New Roman" w:cs="Times New Roman"/>
+                                      <w:b/>
+                                      <w:sz w:val="26"/>
+                                      <w:szCs w:val="26"/>
+                                      <w:lang w:val="en-GB" w:eastAsia="vi-VN"/>
                                     </w:rPr>
                                   </w:pPr>
                                   <w:r>
@@ -2336,7 +2291,7 @@
                                       <w:b/>
                                       <w:sz w:val="26"/>
                                       <w:szCs w:val="26"/>
-                                      <w:lang w:val="en-GB" w:eastAsia="en-US"/>
+                                      <w:lang w:val="en-GB" w:eastAsia="vi-VN"/>
                                     </w:rPr>
                                   </w:r>
                                 </w:p>
@@ -2363,7 +2318,7 @@
                                       <w:b/>
                                       <w:sz w:val="26"/>
                                       <w:szCs w:val="26"/>
-                                      <w:lang w:val="en-GB" w:eastAsia="en-US"/>
+                                      <w:lang w:val="en-GB" w:eastAsia="vi-VN"/>
                                     </w:rPr>
                                   </w:pPr>
                                   <w:r>
@@ -2372,7 +2327,7 @@
                                       <w:b/>
                                       <w:sz w:val="26"/>
                                       <w:szCs w:val="26"/>
-                                      <w:lang w:val="en-GB" w:eastAsia="en-US"/>
+                                      <w:lang w:val="en-GB" w:eastAsia="vi-VN"/>
                                     </w:rPr>
                                   </w:r>
                                 </w:p>
@@ -2399,7 +2354,7 @@
                                       <w:b/>
                                       <w:sz w:val="26"/>
                                       <w:szCs w:val="26"/>
-                                      <w:lang w:val="en-GB" w:eastAsia="en-US"/>
+                                      <w:lang w:val="en-GB" w:eastAsia="vi-VN"/>
                                     </w:rPr>
                                   </w:pPr>
                                   <w:r>
@@ -2408,7 +2363,7 @@
                                       <w:b/>
                                       <w:sz w:val="26"/>
                                       <w:szCs w:val="26"/>
-                                      <w:lang w:val="en-GB" w:eastAsia="en-US"/>
+                                      <w:lang w:val="en-GB" w:eastAsia="vi-VN"/>
                                     </w:rPr>
                                   </w:r>
                                 </w:p>
@@ -2435,7 +2390,7 @@
                                       <w:b/>
                                       <w:sz w:val="26"/>
                                       <w:szCs w:val="26"/>
-                                      <w:lang w:val="en-GB" w:eastAsia="en-US"/>
+                                      <w:lang w:val="en-GB" w:eastAsia="vi-VN"/>
                                     </w:rPr>
                                   </w:pPr>
                                   <w:r>
@@ -2444,7 +2399,7 @@
                                       <w:b/>
                                       <w:sz w:val="26"/>
                                       <w:szCs w:val="26"/>
-                                      <w:lang w:val="en-GB" w:eastAsia="en-US"/>
+                                      <w:lang w:val="en-GB" w:eastAsia="vi-VN"/>
                                     </w:rPr>
                                   </w:r>
                                 </w:p>
@@ -2471,7 +2426,7 @@
                                       <w:b/>
                                       <w:sz w:val="26"/>
                                       <w:szCs w:val="26"/>
-                                      <w:lang w:val="en-GB" w:eastAsia="en-US"/>
+                                      <w:lang w:val="en-GB" w:eastAsia="vi-VN"/>
                                     </w:rPr>
                                   </w:pPr>
                                   <w:r>
@@ -2480,7 +2435,7 @@
                                       <w:b/>
                                       <w:sz w:val="26"/>
                                       <w:szCs w:val="26"/>
-                                      <w:lang w:val="en-GB" w:eastAsia="en-US"/>
+                                      <w:lang w:val="en-GB" w:eastAsia="vi-VN"/>
                                     </w:rPr>
                                   </w:r>
                                 </w:p>
@@ -2508,11 +2463,11 @@
                                     <w:spacing w:lineRule="auto" w:line="276" w:before="0" w:after="120"/>
                                     <w:jc w:val="center"/>
                                     <w:rPr>
-                                      <w:rFonts w:ascii="Times New Roman" w:hAnsi="Times New Roman" w:eastAsia="Calibri" w:cs="Times New Roman"/>
-                                      <w:b/>
-                                      <w:sz w:val="26"/>
-                                      <w:szCs w:val="26"/>
-                                      <w:lang w:val="en-GB" w:eastAsia="en-US"/>
+                                      <w:rFonts w:ascii="Times New Roman" w:hAnsi="Times New Roman" w:cs="Times New Roman"/>
+                                      <w:b/>
+                                      <w:sz w:val="26"/>
+                                      <w:szCs w:val="26"/>
+                                      <w:lang w:val="en-GB" w:eastAsia="vi-VN"/>
                                     </w:rPr>
                                   </w:pPr>
                                   <w:r>
@@ -2521,7 +2476,7 @@
                                       <w:b/>
                                       <w:sz w:val="26"/>
                                       <w:szCs w:val="26"/>
-                                      <w:lang w:val="en-GB" w:eastAsia="en-US"/>
+                                      <w:lang w:val="en-GB" w:eastAsia="vi-VN"/>
                                     </w:rPr>
                                   </w:r>
                                 </w:p>
@@ -2548,7 +2503,7 @@
                                       <w:b/>
                                       <w:sz w:val="26"/>
                                       <w:szCs w:val="26"/>
-                                      <w:lang w:val="en-GB" w:eastAsia="en-US"/>
+                                      <w:lang w:val="en-GB" w:eastAsia="vi-VN"/>
                                     </w:rPr>
                                   </w:pPr>
                                   <w:r>
@@ -2557,7 +2512,7 @@
                                       <w:b/>
                                       <w:sz w:val="26"/>
                                       <w:szCs w:val="26"/>
-                                      <w:lang w:val="en-GB" w:eastAsia="en-US"/>
+                                      <w:lang w:val="en-GB" w:eastAsia="vi-VN"/>
                                     </w:rPr>
                                   </w:r>
                                 </w:p>
@@ -2584,7 +2539,7 @@
                                       <w:b/>
                                       <w:sz w:val="26"/>
                                       <w:szCs w:val="26"/>
-                                      <w:lang w:val="en-GB" w:eastAsia="en-US"/>
+                                      <w:lang w:val="en-GB" w:eastAsia="vi-VN"/>
                                     </w:rPr>
                                   </w:pPr>
                                   <w:r>
@@ -2593,7 +2548,7 @@
                                       <w:b/>
                                       <w:sz w:val="26"/>
                                       <w:szCs w:val="26"/>
-                                      <w:lang w:val="en-GB" w:eastAsia="en-US"/>
+                                      <w:lang w:val="en-GB" w:eastAsia="vi-VN"/>
                                     </w:rPr>
                                   </w:r>
                                 </w:p>
@@ -2620,7 +2575,7 @@
                                       <w:b/>
                                       <w:sz w:val="26"/>
                                       <w:szCs w:val="26"/>
-                                      <w:lang w:val="en-GB" w:eastAsia="en-US"/>
+                                      <w:lang w:val="en-GB" w:eastAsia="vi-VN"/>
                                     </w:rPr>
                                   </w:pPr>
                                   <w:r>
@@ -2629,7 +2584,7 @@
                                       <w:b/>
                                       <w:sz w:val="26"/>
                                       <w:szCs w:val="26"/>
-                                      <w:lang w:val="en-GB" w:eastAsia="en-US"/>
+                                      <w:lang w:val="en-GB" w:eastAsia="vi-VN"/>
                                     </w:rPr>
                                   </w:r>
                                 </w:p>
@@ -2656,7 +2611,7 @@
                                       <w:b/>
                                       <w:sz w:val="26"/>
                                       <w:szCs w:val="26"/>
-                                      <w:lang w:val="en-GB" w:eastAsia="en-US"/>
+                                      <w:lang w:val="en-GB" w:eastAsia="vi-VN"/>
                                     </w:rPr>
                                   </w:pPr>
                                   <w:r>
@@ -2665,7 +2620,7 @@
                                       <w:b/>
                                       <w:sz w:val="26"/>
                                       <w:szCs w:val="26"/>
-                                      <w:lang w:val="en-GB" w:eastAsia="en-US"/>
+                                      <w:lang w:val="en-GB" w:eastAsia="vi-VN"/>
                                     </w:rPr>
                                   </w:r>
                                 </w:p>
@@ -2693,11 +2648,11 @@
                                     <w:spacing w:lineRule="auto" w:line="276" w:before="0" w:after="120"/>
                                     <w:jc w:val="center"/>
                                     <w:rPr>
-                                      <w:rFonts w:ascii="Times New Roman" w:hAnsi="Times New Roman" w:eastAsia="Calibri" w:cs="Times New Roman"/>
-                                      <w:b/>
-                                      <w:sz w:val="26"/>
-                                      <w:szCs w:val="26"/>
-                                      <w:lang w:val="en-GB" w:eastAsia="en-US"/>
+                                      <w:rFonts w:ascii="Times New Roman" w:hAnsi="Times New Roman" w:cs="Times New Roman"/>
+                                      <w:b/>
+                                      <w:sz w:val="26"/>
+                                      <w:szCs w:val="26"/>
+                                      <w:lang w:val="en-GB" w:eastAsia="vi-VN"/>
                                     </w:rPr>
                                   </w:pPr>
                                   <w:r>
@@ -2706,7 +2661,7 @@
                                       <w:b/>
                                       <w:sz w:val="26"/>
                                       <w:szCs w:val="26"/>
-                                      <w:lang w:val="en-GB" w:eastAsia="en-US"/>
+                                      <w:lang w:val="en-GB" w:eastAsia="vi-VN"/>
                                     </w:rPr>
                                   </w:r>
                                 </w:p>
@@ -2733,7 +2688,7 @@
                                       <w:b/>
                                       <w:sz w:val="26"/>
                                       <w:szCs w:val="26"/>
-                                      <w:lang w:val="en-GB" w:eastAsia="en-US"/>
+                                      <w:lang w:val="en-GB" w:eastAsia="vi-VN"/>
                                     </w:rPr>
                                   </w:pPr>
                                   <w:r>
@@ -2742,7 +2697,7 @@
                                       <w:b/>
                                       <w:sz w:val="26"/>
                                       <w:szCs w:val="26"/>
-                                      <w:lang w:val="en-GB" w:eastAsia="en-US"/>
+                                      <w:lang w:val="en-GB" w:eastAsia="vi-VN"/>
                                     </w:rPr>
                                   </w:r>
                                 </w:p>
@@ -2769,7 +2724,7 @@
                                       <w:b/>
                                       <w:sz w:val="26"/>
                                       <w:szCs w:val="26"/>
-                                      <w:lang w:val="en-GB" w:eastAsia="en-US"/>
+                                      <w:lang w:val="en-GB" w:eastAsia="vi-VN"/>
                                     </w:rPr>
                                   </w:pPr>
                                   <w:r>
@@ -2778,7 +2733,7 @@
                                       <w:b/>
                                       <w:sz w:val="26"/>
                                       <w:szCs w:val="26"/>
-                                      <w:lang w:val="en-GB" w:eastAsia="en-US"/>
+                                      <w:lang w:val="en-GB" w:eastAsia="vi-VN"/>
                                     </w:rPr>
                                   </w:r>
                                 </w:p>
@@ -2805,7 +2760,7 @@
                                       <w:b/>
                                       <w:sz w:val="26"/>
                                       <w:szCs w:val="26"/>
-                                      <w:lang w:val="en-GB" w:eastAsia="en-US"/>
+                                      <w:lang w:val="en-GB" w:eastAsia="vi-VN"/>
                                     </w:rPr>
                                   </w:pPr>
                                   <w:r>
@@ -2814,7 +2769,7 @@
                                       <w:b/>
                                       <w:sz w:val="26"/>
                                       <w:szCs w:val="26"/>
-                                      <w:lang w:val="en-GB" w:eastAsia="en-US"/>
+                                      <w:lang w:val="en-GB" w:eastAsia="vi-VN"/>
                                     </w:rPr>
                                   </w:r>
                                 </w:p>
@@ -2841,7 +2796,7 @@
                                       <w:b/>
                                       <w:sz w:val="26"/>
                                       <w:szCs w:val="26"/>
-                                      <w:lang w:val="en-GB" w:eastAsia="en-US"/>
+                                      <w:lang w:val="en-GB" w:eastAsia="vi-VN"/>
                                     </w:rPr>
                                   </w:pPr>
                                   <w:r>
@@ -2850,7 +2805,7 @@
                                       <w:b/>
                                       <w:sz w:val="26"/>
                                       <w:szCs w:val="26"/>
-                                      <w:lang w:val="en-GB" w:eastAsia="en-US"/>
+                                      <w:lang w:val="en-GB" w:eastAsia="vi-VN"/>
                                     </w:rPr>
                                   </w:r>
                                 </w:p>
@@ -2878,11 +2833,11 @@
                                     <w:spacing w:lineRule="auto" w:line="276" w:before="0" w:after="120"/>
                                     <w:jc w:val="center"/>
                                     <w:rPr>
-                                      <w:rFonts w:ascii="Times New Roman" w:hAnsi="Times New Roman" w:eastAsia="Calibri" w:cs="Times New Roman"/>
-                                      <w:b/>
-                                      <w:sz w:val="26"/>
-                                      <w:szCs w:val="26"/>
-                                      <w:lang w:val="en-GB" w:eastAsia="en-US"/>
+                                      <w:rFonts w:ascii="Times New Roman" w:hAnsi="Times New Roman" w:cs="Times New Roman"/>
+                                      <w:b/>
+                                      <w:sz w:val="26"/>
+                                      <w:szCs w:val="26"/>
+                                      <w:lang w:val="en-GB" w:eastAsia="vi-VN"/>
                                     </w:rPr>
                                   </w:pPr>
                                   <w:r>
@@ -2891,7 +2846,7 @@
                                       <w:b/>
                                       <w:sz w:val="26"/>
                                       <w:szCs w:val="26"/>
-                                      <w:lang w:val="en-GB" w:eastAsia="en-US"/>
+                                      <w:lang w:val="en-GB" w:eastAsia="vi-VN"/>
                                     </w:rPr>
                                   </w:r>
                                 </w:p>
@@ -2918,7 +2873,7 @@
                                       <w:b/>
                                       <w:sz w:val="26"/>
                                       <w:szCs w:val="26"/>
-                                      <w:lang w:val="en-GB" w:eastAsia="en-US"/>
+                                      <w:lang w:val="en-GB" w:eastAsia="vi-VN"/>
                                     </w:rPr>
                                   </w:pPr>
                                   <w:r>
@@ -2927,7 +2882,7 @@
                                       <w:b/>
                                       <w:sz w:val="26"/>
                                       <w:szCs w:val="26"/>
-                                      <w:lang w:val="en-GB" w:eastAsia="en-US"/>
+                                      <w:lang w:val="en-GB" w:eastAsia="vi-VN"/>
                                     </w:rPr>
                                   </w:r>
                                 </w:p>
@@ -2954,7 +2909,7 @@
                                       <w:b/>
                                       <w:sz w:val="26"/>
                                       <w:szCs w:val="26"/>
-                                      <w:lang w:val="en-GB" w:eastAsia="en-US"/>
+                                      <w:lang w:val="en-GB" w:eastAsia="vi-VN"/>
                                     </w:rPr>
                                   </w:pPr>
                                   <w:r>
@@ -2963,7 +2918,7 @@
                                       <w:b/>
                                       <w:sz w:val="26"/>
                                       <w:szCs w:val="26"/>
-                                      <w:lang w:val="en-GB" w:eastAsia="en-US"/>
+                                      <w:lang w:val="en-GB" w:eastAsia="vi-VN"/>
                                     </w:rPr>
                                   </w:r>
                                 </w:p>
@@ -2990,7 +2945,7 @@
                                       <w:b/>
                                       <w:sz w:val="26"/>
                                       <w:szCs w:val="26"/>
-                                      <w:lang w:val="en-GB" w:eastAsia="en-US"/>
+                                      <w:lang w:val="en-GB" w:eastAsia="vi-VN"/>
                                     </w:rPr>
                                   </w:pPr>
                                   <w:r>
@@ -2999,7 +2954,7 @@
                                       <w:b/>
                                       <w:sz w:val="26"/>
                                       <w:szCs w:val="26"/>
-                                      <w:lang w:val="en-GB" w:eastAsia="en-US"/>
+                                      <w:lang w:val="en-GB" w:eastAsia="vi-VN"/>
                                     </w:rPr>
                                   </w:r>
                                 </w:p>
@@ -3026,7 +2981,7 @@
                                       <w:b/>
                                       <w:sz w:val="26"/>
                                       <w:szCs w:val="26"/>
-                                      <w:lang w:val="en-GB" w:eastAsia="en-US"/>
+                                      <w:lang w:val="en-GB" w:eastAsia="vi-VN"/>
                                     </w:rPr>
                                   </w:pPr>
                                   <w:r>
@@ -3035,7 +2990,7 @@
                                       <w:b/>
                                       <w:sz w:val="26"/>
                                       <w:szCs w:val="26"/>
-                                      <w:lang w:val="en-GB" w:eastAsia="en-US"/>
+                                      <w:lang w:val="en-GB" w:eastAsia="vi-VN"/>
                                     </w:rPr>
                                   </w:r>
                                 </w:p>
@@ -3063,11 +3018,11 @@
                                     <w:spacing w:lineRule="auto" w:line="276" w:before="0" w:after="120"/>
                                     <w:jc w:val="center"/>
                                     <w:rPr>
-                                      <w:rFonts w:ascii="Times New Roman" w:hAnsi="Times New Roman" w:eastAsia="Calibri" w:cs="Times New Roman"/>
-                                      <w:b/>
-                                      <w:sz w:val="26"/>
-                                      <w:szCs w:val="26"/>
-                                      <w:lang w:val="en-GB" w:eastAsia="en-US"/>
+                                      <w:rFonts w:ascii="Times New Roman" w:hAnsi="Times New Roman" w:cs="Times New Roman"/>
+                                      <w:b/>
+                                      <w:sz w:val="26"/>
+                                      <w:szCs w:val="26"/>
+                                      <w:lang w:val="en-GB" w:eastAsia="vi-VN"/>
                                     </w:rPr>
                                   </w:pPr>
                                   <w:r>
@@ -3076,7 +3031,7 @@
                                       <w:b/>
                                       <w:sz w:val="26"/>
                                       <w:szCs w:val="26"/>
-                                      <w:lang w:val="en-GB" w:eastAsia="en-US"/>
+                                      <w:lang w:val="en-GB" w:eastAsia="vi-VN"/>
                                     </w:rPr>
                                   </w:r>
                                 </w:p>
@@ -3103,7 +3058,7 @@
                                       <w:b/>
                                       <w:sz w:val="26"/>
                                       <w:szCs w:val="26"/>
-                                      <w:lang w:val="en-GB" w:eastAsia="en-US"/>
+                                      <w:lang w:val="en-GB" w:eastAsia="vi-VN"/>
                                     </w:rPr>
                                   </w:pPr>
                                   <w:r>
@@ -3112,7 +3067,7 @@
                                       <w:b/>
                                       <w:sz w:val="26"/>
                                       <w:szCs w:val="26"/>
-                                      <w:lang w:val="en-GB" w:eastAsia="en-US"/>
+                                      <w:lang w:val="en-GB" w:eastAsia="vi-VN"/>
                                     </w:rPr>
                                   </w:r>
                                 </w:p>
@@ -3139,7 +3094,7 @@
                                       <w:b/>
                                       <w:sz w:val="26"/>
                                       <w:szCs w:val="26"/>
-                                      <w:lang w:val="en-GB" w:eastAsia="en-US"/>
+                                      <w:lang w:val="en-GB" w:eastAsia="vi-VN"/>
                                     </w:rPr>
                                   </w:pPr>
                                   <w:r>
@@ -3148,7 +3103,7 @@
                                       <w:b/>
                                       <w:sz w:val="26"/>
                                       <w:szCs w:val="26"/>
-                                      <w:lang w:val="en-GB" w:eastAsia="en-US"/>
+                                      <w:lang w:val="en-GB" w:eastAsia="vi-VN"/>
                                     </w:rPr>
                                   </w:r>
                                 </w:p>
@@ -3175,7 +3130,7 @@
                                       <w:b/>
                                       <w:sz w:val="26"/>
                                       <w:szCs w:val="26"/>
-                                      <w:lang w:val="en-GB" w:eastAsia="en-US"/>
+                                      <w:lang w:val="en-GB" w:eastAsia="vi-VN"/>
                                     </w:rPr>
                                   </w:pPr>
                                   <w:r>
@@ -3184,7 +3139,7 @@
                                       <w:b/>
                                       <w:sz w:val="26"/>
                                       <w:szCs w:val="26"/>
-                                      <w:lang w:val="en-GB" w:eastAsia="en-US"/>
+                                      <w:lang w:val="en-GB" w:eastAsia="vi-VN"/>
                                     </w:rPr>
                                   </w:r>
                                 </w:p>
@@ -3211,7 +3166,7 @@
                                       <w:b/>
                                       <w:sz w:val="26"/>
                                       <w:szCs w:val="26"/>
-                                      <w:lang w:val="en-GB" w:eastAsia="en-US"/>
+                                      <w:lang w:val="en-GB" w:eastAsia="vi-VN"/>
                                     </w:rPr>
                                   </w:pPr>
                                   <w:r>
@@ -3220,7 +3175,7 @@
                                       <w:b/>
                                       <w:sz w:val="26"/>
                                       <w:szCs w:val="26"/>
-                                      <w:lang w:val="en-GB" w:eastAsia="en-US"/>
+                                      <w:lang w:val="en-GB" w:eastAsia="vi-VN"/>
                                     </w:rPr>
                                   </w:r>
                                 </w:p>
@@ -3248,11 +3203,11 @@
                                     <w:spacing w:lineRule="auto" w:line="276" w:before="0" w:after="120"/>
                                     <w:jc w:val="center"/>
                                     <w:rPr>
-                                      <w:rFonts w:ascii="Times New Roman" w:hAnsi="Times New Roman" w:eastAsia="Calibri" w:cs="Times New Roman"/>
-                                      <w:b/>
-                                      <w:sz w:val="26"/>
-                                      <w:szCs w:val="26"/>
-                                      <w:lang w:val="en-GB" w:eastAsia="en-US"/>
+                                      <w:rFonts w:ascii="Times New Roman" w:hAnsi="Times New Roman" w:cs="Times New Roman"/>
+                                      <w:b/>
+                                      <w:sz w:val="26"/>
+                                      <w:szCs w:val="26"/>
+                                      <w:lang w:val="en-GB" w:eastAsia="vi-VN"/>
                                     </w:rPr>
                                   </w:pPr>
                                   <w:r>
@@ -3261,7 +3216,7 @@
                                       <w:b/>
                                       <w:sz w:val="26"/>
                                       <w:szCs w:val="26"/>
-                                      <w:lang w:val="en-GB" w:eastAsia="en-US"/>
+                                      <w:lang w:val="en-GB" w:eastAsia="vi-VN"/>
                                     </w:rPr>
                                   </w:r>
                                 </w:p>
@@ -3288,7 +3243,7 @@
                                       <w:b/>
                                       <w:sz w:val="26"/>
                                       <w:szCs w:val="26"/>
-                                      <w:lang w:val="en-GB" w:eastAsia="en-US"/>
+                                      <w:lang w:val="en-GB" w:eastAsia="vi-VN"/>
                                     </w:rPr>
                                   </w:pPr>
                                   <w:r>
@@ -3297,7 +3252,7 @@
                                       <w:b/>
                                       <w:sz w:val="26"/>
                                       <w:szCs w:val="26"/>
-                                      <w:lang w:val="en-GB" w:eastAsia="en-US"/>
+                                      <w:lang w:val="en-GB" w:eastAsia="vi-VN"/>
                                     </w:rPr>
                                   </w:r>
                                 </w:p>
@@ -3324,7 +3279,7 @@
                                       <w:b/>
                                       <w:sz w:val="26"/>
                                       <w:szCs w:val="26"/>
-                                      <w:lang w:val="en-GB" w:eastAsia="en-US"/>
+                                      <w:lang w:val="en-GB" w:eastAsia="vi-VN"/>
                                     </w:rPr>
                                   </w:pPr>
                                   <w:r>
@@ -3333,7 +3288,7 @@
                                       <w:b/>
                                       <w:sz w:val="26"/>
                                       <w:szCs w:val="26"/>
-                                      <w:lang w:val="en-GB" w:eastAsia="en-US"/>
+                                      <w:lang w:val="en-GB" w:eastAsia="vi-VN"/>
                                     </w:rPr>
                                   </w:r>
                                 </w:p>
@@ -3360,7 +3315,7 @@
                                       <w:b/>
                                       <w:sz w:val="26"/>
                                       <w:szCs w:val="26"/>
-                                      <w:lang w:val="en-GB" w:eastAsia="en-US"/>
+                                      <w:lang w:val="en-GB" w:eastAsia="vi-VN"/>
                                     </w:rPr>
                                   </w:pPr>
                                   <w:r>
@@ -3369,7 +3324,7 @@
                                       <w:b/>
                                       <w:sz w:val="26"/>
                                       <w:szCs w:val="26"/>
-                                      <w:lang w:val="en-GB" w:eastAsia="en-US"/>
+                                      <w:lang w:val="en-GB" w:eastAsia="vi-VN"/>
                                     </w:rPr>
                                   </w:r>
                                 </w:p>
@@ -3396,7 +3351,7 @@
                                       <w:b/>
                                       <w:sz w:val="26"/>
                                       <w:szCs w:val="26"/>
-                                      <w:lang w:val="en-GB" w:eastAsia="en-US"/>
+                                      <w:lang w:val="en-GB" w:eastAsia="vi-VN"/>
                                     </w:rPr>
                                   </w:pPr>
                                   <w:r>
@@ -3405,7 +3360,7 @@
                                       <w:b/>
                                       <w:sz w:val="26"/>
                                       <w:szCs w:val="26"/>
-                                      <w:lang w:val="en-GB" w:eastAsia="en-US"/>
+                                      <w:lang w:val="en-GB" w:eastAsia="vi-VN"/>
                                     </w:rPr>
                                   </w:r>
                                 </w:p>
@@ -3433,11 +3388,11 @@
                                     <w:spacing w:lineRule="auto" w:line="276" w:before="0" w:after="120"/>
                                     <w:jc w:val="center"/>
                                     <w:rPr>
-                                      <w:rFonts w:ascii="Times New Roman" w:hAnsi="Times New Roman" w:eastAsia="Calibri" w:cs="Times New Roman"/>
-                                      <w:b/>
-                                      <w:sz w:val="26"/>
-                                      <w:szCs w:val="26"/>
-                                      <w:lang w:val="en-GB" w:eastAsia="en-US"/>
+                                      <w:rFonts w:ascii="Times New Roman" w:hAnsi="Times New Roman" w:cs="Times New Roman"/>
+                                      <w:b/>
+                                      <w:sz w:val="26"/>
+                                      <w:szCs w:val="26"/>
+                                      <w:lang w:val="en-GB" w:eastAsia="vi-VN"/>
                                     </w:rPr>
                                   </w:pPr>
                                   <w:r>
@@ -3446,7 +3401,7 @@
                                       <w:b/>
                                       <w:sz w:val="26"/>
                                       <w:szCs w:val="26"/>
-                                      <w:lang w:val="en-GB" w:eastAsia="en-US"/>
+                                      <w:lang w:val="en-GB" w:eastAsia="vi-VN"/>
                                     </w:rPr>
                                   </w:r>
                                 </w:p>
@@ -3473,7 +3428,7 @@
                                       <w:b/>
                                       <w:sz w:val="26"/>
                                       <w:szCs w:val="26"/>
-                                      <w:lang w:val="en-GB" w:eastAsia="en-US"/>
+                                      <w:lang w:val="en-GB" w:eastAsia="vi-VN"/>
                                     </w:rPr>
                                   </w:pPr>
                                   <w:r>
@@ -3482,7 +3437,7 @@
                                       <w:b/>
                                       <w:sz w:val="26"/>
                                       <w:szCs w:val="26"/>
-                                      <w:lang w:val="en-GB" w:eastAsia="en-US"/>
+                                      <w:lang w:val="en-GB" w:eastAsia="vi-VN"/>
                                     </w:rPr>
                                   </w:r>
                                 </w:p>
@@ -3509,7 +3464,7 @@
                                       <w:b/>
                                       <w:sz w:val="26"/>
                                       <w:szCs w:val="26"/>
-                                      <w:lang w:val="en-GB" w:eastAsia="en-US"/>
+                                      <w:lang w:val="en-GB" w:eastAsia="vi-VN"/>
                                     </w:rPr>
                                   </w:pPr>
                                   <w:r>
@@ -3518,7 +3473,7 @@
                                       <w:b/>
                                       <w:sz w:val="26"/>
                                       <w:szCs w:val="26"/>
-                                      <w:lang w:val="en-GB" w:eastAsia="en-US"/>
+                                      <w:lang w:val="en-GB" w:eastAsia="vi-VN"/>
                                     </w:rPr>
                                   </w:r>
                                 </w:p>
@@ -3545,7 +3500,7 @@
                                       <w:b/>
                                       <w:sz w:val="26"/>
                                       <w:szCs w:val="26"/>
-                                      <w:lang w:val="en-GB" w:eastAsia="en-US"/>
+                                      <w:lang w:val="en-GB" w:eastAsia="vi-VN"/>
                                     </w:rPr>
                                   </w:pPr>
                                   <w:r>
@@ -3554,7 +3509,7 @@
                                       <w:b/>
                                       <w:sz w:val="26"/>
                                       <w:szCs w:val="26"/>
-                                      <w:lang w:val="en-GB" w:eastAsia="en-US"/>
+                                      <w:lang w:val="en-GB" w:eastAsia="vi-VN"/>
                                     </w:rPr>
                                   </w:r>
                                 </w:p>
@@ -3581,7 +3536,7 @@
                                       <w:b/>
                                       <w:sz w:val="26"/>
                                       <w:szCs w:val="26"/>
-                                      <w:lang w:val="en-GB" w:eastAsia="en-US"/>
+                                      <w:lang w:val="en-GB" w:eastAsia="vi-VN"/>
                                     </w:rPr>
                                   </w:pPr>
                                   <w:r>
@@ -3590,7 +3545,7 @@
                                       <w:b/>
                                       <w:sz w:val="26"/>
                                       <w:szCs w:val="26"/>
-                                      <w:lang w:val="en-GB" w:eastAsia="en-US"/>
+                                      <w:lang w:val="en-GB" w:eastAsia="vi-VN"/>
                                     </w:rPr>
                                   </w:r>
                                 </w:p>
@@ -3618,11 +3573,11 @@
                                     <w:spacing w:lineRule="auto" w:line="276" w:before="0" w:after="120"/>
                                     <w:jc w:val="center"/>
                                     <w:rPr>
-                                      <w:rFonts w:ascii="Times New Roman" w:hAnsi="Times New Roman" w:eastAsia="Calibri" w:cs="Times New Roman"/>
-                                      <w:b/>
-                                      <w:sz w:val="26"/>
-                                      <w:szCs w:val="26"/>
-                                      <w:lang w:val="en-GB" w:eastAsia="en-US"/>
+                                      <w:rFonts w:ascii="Times New Roman" w:hAnsi="Times New Roman" w:cs="Times New Roman"/>
+                                      <w:b/>
+                                      <w:sz w:val="26"/>
+                                      <w:szCs w:val="26"/>
+                                      <w:lang w:val="en-GB" w:eastAsia="vi-VN"/>
                                     </w:rPr>
                                   </w:pPr>
                                   <w:r>
@@ -3631,7 +3586,7 @@
                                       <w:b/>
                                       <w:sz w:val="26"/>
                                       <w:szCs w:val="26"/>
-                                      <w:lang w:val="en-GB" w:eastAsia="en-US"/>
+                                      <w:lang w:val="en-GB" w:eastAsia="vi-VN"/>
                                     </w:rPr>
                                   </w:r>
                                 </w:p>
@@ -3658,7 +3613,7 @@
                                       <w:b/>
                                       <w:sz w:val="26"/>
                                       <w:szCs w:val="26"/>
-                                      <w:lang w:val="en-GB" w:eastAsia="en-US"/>
+                                      <w:lang w:val="en-GB" w:eastAsia="vi-VN"/>
                                     </w:rPr>
                                   </w:pPr>
                                   <w:r>
@@ -3667,7 +3622,7 @@
                                       <w:b/>
                                       <w:sz w:val="26"/>
                                       <w:szCs w:val="26"/>
-                                      <w:lang w:val="en-GB" w:eastAsia="en-US"/>
+                                      <w:lang w:val="en-GB" w:eastAsia="vi-VN"/>
                                     </w:rPr>
                                   </w:r>
                                 </w:p>
@@ -3694,7 +3649,7 @@
                                       <w:b/>
                                       <w:sz w:val="26"/>
                                       <w:szCs w:val="26"/>
-                                      <w:lang w:val="en-GB" w:eastAsia="en-US"/>
+                                      <w:lang w:val="en-GB" w:eastAsia="vi-VN"/>
                                     </w:rPr>
                                   </w:pPr>
                                   <w:r>
@@ -3703,7 +3658,7 @@
                                       <w:b/>
                                       <w:sz w:val="26"/>
                                       <w:szCs w:val="26"/>
-                                      <w:lang w:val="en-GB" w:eastAsia="en-US"/>
+                                      <w:lang w:val="en-GB" w:eastAsia="vi-VN"/>
                                     </w:rPr>
                                   </w:r>
                                 </w:p>
@@ -3730,7 +3685,7 @@
                                       <w:b/>
                                       <w:sz w:val="26"/>
                                       <w:szCs w:val="26"/>
-                                      <w:lang w:val="en-GB" w:eastAsia="en-US"/>
+                                      <w:lang w:val="en-GB" w:eastAsia="vi-VN"/>
                                     </w:rPr>
                                   </w:pPr>
                                   <w:r>
@@ -3739,7 +3694,7 @@
                                       <w:b/>
                                       <w:sz w:val="26"/>
                                       <w:szCs w:val="26"/>
-                                      <w:lang w:val="en-GB" w:eastAsia="en-US"/>
+                                      <w:lang w:val="en-GB" w:eastAsia="vi-VN"/>
                                     </w:rPr>
                                   </w:r>
                                 </w:p>
@@ -3766,7 +3721,7 @@
                                       <w:b/>
                                       <w:sz w:val="26"/>
                                       <w:szCs w:val="26"/>
-                                      <w:lang w:val="en-GB" w:eastAsia="en-US"/>
+                                      <w:lang w:val="en-GB" w:eastAsia="vi-VN"/>
                                     </w:rPr>
                                   </w:pPr>
                                   <w:r>
@@ -3775,7 +3730,7 @@
                                       <w:b/>
                                       <w:sz w:val="26"/>
                                       <w:szCs w:val="26"/>
-                                      <w:lang w:val="en-GB" w:eastAsia="en-US"/>
+                                      <w:lang w:val="en-GB" w:eastAsia="vi-VN"/>
                                     </w:rPr>
                                   </w:r>
                                 </w:p>
@@ -3803,11 +3758,11 @@
                                     <w:spacing w:lineRule="auto" w:line="276" w:before="0" w:after="120"/>
                                     <w:jc w:val="center"/>
                                     <w:rPr>
-                                      <w:rFonts w:ascii="Times New Roman" w:hAnsi="Times New Roman" w:eastAsia="Calibri" w:cs="Times New Roman"/>
-                                      <w:b/>
-                                      <w:sz w:val="26"/>
-                                      <w:szCs w:val="26"/>
-                                      <w:lang w:val="en-GB" w:eastAsia="en-US"/>
+                                      <w:rFonts w:ascii="Times New Roman" w:hAnsi="Times New Roman" w:cs="Times New Roman"/>
+                                      <w:b/>
+                                      <w:sz w:val="26"/>
+                                      <w:szCs w:val="26"/>
+                                      <w:lang w:val="en-GB" w:eastAsia="vi-VN"/>
                                     </w:rPr>
                                   </w:pPr>
                                   <w:r>
@@ -3816,7 +3771,7 @@
                                       <w:b/>
                                       <w:sz w:val="26"/>
                                       <w:szCs w:val="26"/>
-                                      <w:lang w:val="en-GB" w:eastAsia="en-US"/>
+                                      <w:lang w:val="en-GB" w:eastAsia="vi-VN"/>
                                     </w:rPr>
                                   </w:r>
                                 </w:p>
@@ -3843,7 +3798,7 @@
                                       <w:b/>
                                       <w:sz w:val="26"/>
                                       <w:szCs w:val="26"/>
-                                      <w:lang w:val="en-GB" w:eastAsia="en-US"/>
+                                      <w:lang w:val="en-GB" w:eastAsia="vi-VN"/>
                                     </w:rPr>
                                   </w:pPr>
                                   <w:r>
@@ -3852,7 +3807,7 @@
                                       <w:b/>
                                       <w:sz w:val="26"/>
                                       <w:szCs w:val="26"/>
-                                      <w:lang w:val="en-GB" w:eastAsia="en-US"/>
+                                      <w:lang w:val="en-GB" w:eastAsia="vi-VN"/>
                                     </w:rPr>
                                   </w:r>
                                 </w:p>
@@ -3879,7 +3834,7 @@
                                       <w:b/>
                                       <w:sz w:val="26"/>
                                       <w:szCs w:val="26"/>
-                                      <w:lang w:val="en-GB" w:eastAsia="en-US"/>
+                                      <w:lang w:val="en-GB" w:eastAsia="vi-VN"/>
                                     </w:rPr>
                                   </w:pPr>
                                   <w:r>
@@ -3888,7 +3843,7 @@
                                       <w:b/>
                                       <w:sz w:val="26"/>
                                       <w:szCs w:val="26"/>
-                                      <w:lang w:val="en-GB" w:eastAsia="en-US"/>
+                                      <w:lang w:val="en-GB" w:eastAsia="vi-VN"/>
                                     </w:rPr>
                                   </w:r>
                                 </w:p>
@@ -3915,7 +3870,7 @@
                                       <w:b/>
                                       <w:sz w:val="26"/>
                                       <w:szCs w:val="26"/>
-                                      <w:lang w:val="en-GB" w:eastAsia="en-US"/>
+                                      <w:lang w:val="en-GB" w:eastAsia="vi-VN"/>
                                     </w:rPr>
                                   </w:pPr>
                                   <w:r>
@@ -3924,7 +3879,7 @@
                                       <w:b/>
                                       <w:sz w:val="26"/>
                                       <w:szCs w:val="26"/>
-                                      <w:lang w:val="en-GB" w:eastAsia="en-US"/>
+                                      <w:lang w:val="en-GB" w:eastAsia="vi-VN"/>
                                     </w:rPr>
                                   </w:r>
                                 </w:p>
@@ -3951,7 +3906,7 @@
                                       <w:b/>
                                       <w:sz w:val="26"/>
                                       <w:szCs w:val="26"/>
-                                      <w:lang w:val="en-GB" w:eastAsia="en-US"/>
+                                      <w:lang w:val="en-GB" w:eastAsia="vi-VN"/>
                                     </w:rPr>
                                   </w:pPr>
                                   <w:r>
@@ -3960,7 +3915,7 @@
                                       <w:b/>
                                       <w:sz w:val="26"/>
                                       <w:szCs w:val="26"/>
-                                      <w:lang w:val="en-GB" w:eastAsia="en-US"/>
+                                      <w:lang w:val="en-GB" w:eastAsia="vi-VN"/>
                                     </w:rPr>
                                   </w:r>
                                 </w:p>
@@ -3974,7 +3929,7 @@
                                 <w:rFonts w:ascii="Times New Roman" w:hAnsi="Times New Roman" w:cs="Times New Roman"/>
                                 <w:sz w:val="26"/>
                                 <w:szCs w:val="26"/>
-                                <w:lang w:val="en-GB" w:eastAsia="en-US"/>
+                                <w:lang w:val="en-GB" w:eastAsia="vi-VN"/>
                               </w:rPr>
                             </w:pPr>
                             <w:r>
@@ -3982,7 +3937,7 @@
                                 <w:rFonts w:cs="Times New Roman" w:ascii="Times New Roman" w:hAnsi="Times New Roman"/>
                                 <w:sz w:val="26"/>
                                 <w:szCs w:val="26"/>
-                                <w:lang w:val="en-GB" w:eastAsia="en-US"/>
+                                <w:lang w:val="en-GB" w:eastAsia="vi-VN"/>
                               </w:rPr>
                             </w:r>
                           </w:p>
@@ -4083,12 +4038,12 @@
                                 <w:rFonts w:ascii="Times New Roman" w:hAnsi="Times New Roman" w:cs="Times New Roman"/>
                                 <w:sz w:val="26"/>
                                 <w:szCs w:val="26"/>
-                                <w:lang w:val="en-US" w:eastAsia="en-US"/>
-                              </w:rPr>
-                            </w:pPr>
-                            <w:r>
-                              <w:rPr>
-                                <w:lang w:val="en-US" w:eastAsia="en-US"/>
+                                <w:lang w:val="vi-VN" w:eastAsia="vi-VN"/>
+                              </w:rPr>
+                            </w:pPr>
+                            <w:r>
+                              <w:rPr>
+                                <w:lang w:val="vi-VN" w:eastAsia="vi-VN"/>
                               </w:rPr>
                               <w:drawing>
                                 <wp:inline distT="0" distB="0" distL="0" distR="0">
@@ -4174,7 +4129,7 @@
                                 <w:bCs/>
                                 <w:sz w:val="26"/>
                                 <w:szCs w:val="26"/>
-                                <w:lang w:val="en-GB" w:eastAsia="en-US"/>
+                                <w:lang w:val="en-GB" w:eastAsia="vi-VN"/>
                               </w:rPr>
                             </w:pPr>
                             <w:r>
@@ -4210,7 +4165,7 @@
                                 <w:iCs/>
                                 <w:sz w:val="26"/>
                                 <w:szCs w:val="26"/>
-                                <w:lang w:val="sv-SE" w:eastAsia="en-US"/>
+                                <w:lang w:val="sv-SE" w:eastAsia="vi-VN"/>
                               </w:rPr>
                             </w:pPr>
                             <w:r>
@@ -4265,7 +4220,7 @@
                                 <w:b/>
                                 <w:sz w:val="26"/>
                                 <w:szCs w:val="26"/>
-                                <w:lang w:val="en-US" w:eastAsia="en-US"/>
+                                <w:lang w:val="vi-VN" w:eastAsia="vi-VN"/>
                               </w:rPr>
                             </w:pPr>
                             <w:r>
@@ -4311,11 +4266,10 @@
                               <w:pStyle w:val="Normal"/>
                               <w:snapToGrid w:val="false"/>
                               <w:rPr>
-                                <w:rFonts w:ascii="Times New Roman" w:hAnsi="Times New Roman" w:eastAsia="Calibri" w:cs="Times New Roman"/>
-                                <w:b/>
-                                <w:sz w:val="26"/>
-                                <w:szCs w:val="26"/>
-                                <w:lang w:val="en-US" w:eastAsia="en-US"/>
+                                <w:rFonts w:ascii="Times New Roman" w:hAnsi="Times New Roman" w:cs="Times New Roman"/>
+                                <w:sz w:val="26"/>
+                                <w:szCs w:val="26"/>
+                                <w:lang w:val="vi-VN" w:eastAsia="vi-VN"/>
                               </w:rPr>
                             </w:pPr>
                             <w:r>
@@ -4324,7 +4278,7 @@
                                 <w:b/>
                                 <w:sz w:val="26"/>
                                 <w:szCs w:val="26"/>
-                                <w:lang w:val="en-US" w:eastAsia="en-US"/>
+                                <w:lang w:val="vi-VN" w:eastAsia="vi-VN"/>
                               </w:rPr>
                             </w:r>
                           </w:p>
@@ -4384,7 +4338,7 @@
                                 <w:b/>
                                 <w:sz w:val="26"/>
                                 <w:szCs w:val="26"/>
-                                <w:lang w:val="en-GB" w:eastAsia="en-US"/>
+                                <w:lang w:val="en-GB" w:eastAsia="vi-VN"/>
                               </w:rPr>
                             </w:pPr>
                             <w:r>
@@ -4393,7 +4347,7 @@
                                 <w:b/>
                                 <w:sz w:val="26"/>
                                 <w:szCs w:val="26"/>
-                                <w:lang w:val="en-GB" w:eastAsia="en-US"/>
+                                <w:lang w:val="en-GB" w:eastAsia="vi-VN"/>
                               </w:rPr>
                             </w:r>
                           </w:p>
@@ -4407,7 +4361,7 @@
                           <w:rFonts w:ascii="Times New Roman" w:hAnsi="Times New Roman" w:cs="Times New Roman"/>
                           <w:sz w:val="26"/>
                           <w:szCs w:val="26"/>
-                          <w:lang w:val="en-GB" w:eastAsia="en-US"/>
+                          <w:lang w:val="en-GB" w:eastAsia="vi-VN"/>
                         </w:rPr>
                       </w:pPr>
                       <w:r>
@@ -4415,7 +4369,7 @@
                           <w:rFonts w:cs="Times New Roman" w:ascii="Times New Roman" w:hAnsi="Times New Roman"/>
                           <w:sz w:val="26"/>
                           <w:szCs w:val="26"/>
-                          <w:lang w:val="en-GB" w:eastAsia="en-US"/>
+                          <w:lang w:val="en-GB" w:eastAsia="vi-VN"/>
                         </w:rPr>
                       </w:r>
                     </w:p>
@@ -4426,7 +4380,6 @@
                           <w:rFonts w:ascii="Times New Roman" w:hAnsi="Times New Roman" w:cs="Times New Roman"/>
                           <w:sz w:val="26"/>
                           <w:szCs w:val="26"/>
-                          <w:lang w:val="en-GB" w:eastAsia="en-US"/>
                         </w:rPr>
                       </w:pPr>
                       <w:r>
@@ -4434,7 +4387,7 @@
                           <w:rFonts w:cs="Times New Roman" w:ascii="Times New Roman" w:hAnsi="Times New Roman"/>
                           <w:sz w:val="26"/>
                           <w:szCs w:val="26"/>
-                          <w:lang w:val="en-GB" w:eastAsia="en-US"/>
+                          <w:lang w:val="en-GB" w:eastAsia="vi-VN"/>
                         </w:rPr>
                       </w:r>
                     </w:p>
@@ -4482,7 +4435,7 @@
                                 <w:rFonts w:ascii="Times New Roman" w:hAnsi="Times New Roman" w:cs="Times New Roman"/>
                                 <w:sz w:val="26"/>
                                 <w:szCs w:val="26"/>
-                                <w:lang w:val="en-GB" w:eastAsia="en-US"/>
+                                <w:lang w:val="en-GB" w:eastAsia="vi-VN"/>
                               </w:rPr>
                             </w:pPr>
                             <w:r>
@@ -4490,7 +4443,7 @@
                                 <w:rFonts w:cs="Times New Roman" w:ascii="Times New Roman" w:hAnsi="Times New Roman"/>
                                 <w:sz w:val="26"/>
                                 <w:szCs w:val="26"/>
-                                <w:lang w:val="en-GB" w:eastAsia="en-US"/>
+                                <w:lang w:val="en-GB" w:eastAsia="vi-VN"/>
                               </w:rPr>
                             </w:r>
                           </w:p>
@@ -4515,7 +4468,7 @@
                                 <w:rFonts w:ascii="Times New Roman" w:hAnsi="Times New Roman" w:cs="Times New Roman"/>
                                 <w:sz w:val="26"/>
                                 <w:szCs w:val="26"/>
-                                <w:lang w:val="en-GB" w:eastAsia="en-US"/>
+                                <w:lang w:val="en-GB" w:eastAsia="vi-VN"/>
                               </w:rPr>
                             </w:pPr>
                             <w:r>
@@ -4549,7 +4502,7 @@
                                 <w:rFonts w:ascii="Times New Roman" w:hAnsi="Times New Roman" w:cs="Times New Roman"/>
                                 <w:sz w:val="26"/>
                                 <w:szCs w:val="26"/>
-                                <w:lang w:val="en-GB" w:eastAsia="en-US"/>
+                                <w:lang w:val="en-GB" w:eastAsia="vi-VN"/>
                               </w:rPr>
                             </w:pPr>
                             <w:r>
@@ -4583,7 +4536,7 @@
                                 <w:rFonts w:ascii="Times New Roman" w:hAnsi="Times New Roman" w:cs="Times New Roman"/>
                                 <w:sz w:val="26"/>
                                 <w:szCs w:val="26"/>
-                                <w:lang w:val="en-GB" w:eastAsia="en-US"/>
+                                <w:lang w:val="en-GB" w:eastAsia="vi-VN"/>
                               </w:rPr>
                             </w:pPr>
                             <w:r>
@@ -4622,7 +4575,7 @@
                                 <w:rFonts w:ascii="Times New Roman" w:hAnsi="Times New Roman" w:cs="Times New Roman"/>
                                 <w:sz w:val="26"/>
                                 <w:szCs w:val="26"/>
-                                <w:lang w:val="en-GB" w:eastAsia="en-US"/>
+                                <w:lang w:val="en-GB" w:eastAsia="vi-VN"/>
                               </w:rPr>
                             </w:pPr>
                             <w:r>
@@ -4656,7 +4609,7 @@
                                 <w:rFonts w:ascii="Times New Roman" w:hAnsi="Times New Roman" w:cs="Times New Roman"/>
                                 <w:sz w:val="26"/>
                                 <w:szCs w:val="26"/>
-                                <w:lang w:val="en-GB" w:eastAsia="en-US"/>
+                                <w:lang w:val="en-GB" w:eastAsia="vi-VN"/>
                               </w:rPr>
                             </w:pPr>
                             <w:r>
@@ -4664,7 +4617,7 @@
                                 <w:rFonts w:cs="Times New Roman" w:ascii="Times New Roman" w:hAnsi="Times New Roman"/>
                                 <w:sz w:val="26"/>
                                 <w:szCs w:val="26"/>
-                                <w:lang w:val="en-GB" w:eastAsia="en-US"/>
+                                <w:lang w:val="en-GB" w:eastAsia="vi-VN"/>
                               </w:rPr>
                             </w:r>
                           </w:p>
@@ -4690,7 +4643,7 @@
                                 <w:rFonts w:ascii="Times New Roman" w:hAnsi="Times New Roman" w:cs="Times New Roman"/>
                                 <w:sz w:val="26"/>
                                 <w:szCs w:val="26"/>
-                                <w:lang w:val="en-GB" w:eastAsia="en-US"/>
+                                <w:lang w:val="en-GB" w:eastAsia="vi-VN"/>
                               </w:rPr>
                             </w:pPr>
                             <w:r>
@@ -4698,7 +4651,7 @@
                                 <w:rFonts w:cs="Times New Roman" w:ascii="Times New Roman" w:hAnsi="Times New Roman"/>
                                 <w:sz w:val="26"/>
                                 <w:szCs w:val="26"/>
-                                <w:lang w:val="en-GB" w:eastAsia="en-US"/>
+                                <w:lang w:val="en-GB" w:eastAsia="vi-VN"/>
                               </w:rPr>
                             </w:r>
                           </w:p>
@@ -4724,7 +4677,7 @@
                                 <w:rFonts w:ascii="Times New Roman" w:hAnsi="Times New Roman" w:cs="Times New Roman"/>
                                 <w:sz w:val="26"/>
                                 <w:szCs w:val="26"/>
-                                <w:lang w:val="en-GB" w:eastAsia="en-US"/>
+                                <w:lang w:val="en-GB" w:eastAsia="vi-VN"/>
                               </w:rPr>
                             </w:pPr>
                             <w:r>
@@ -4732,7 +4685,7 @@
                                 <w:rFonts w:cs="Times New Roman" w:ascii="Times New Roman" w:hAnsi="Times New Roman"/>
                                 <w:sz w:val="26"/>
                                 <w:szCs w:val="26"/>
-                                <w:lang w:val="en-GB" w:eastAsia="en-US"/>
+                                <w:lang w:val="en-GB" w:eastAsia="vi-VN"/>
                               </w:rPr>
                             </w:r>
                           </w:p>
@@ -4762,7 +4715,7 @@
                                 <w:rFonts w:ascii="Times New Roman" w:hAnsi="Times New Roman" w:cs="Times New Roman"/>
                                 <w:sz w:val="26"/>
                                 <w:szCs w:val="26"/>
-                                <w:lang w:val="en-GB" w:eastAsia="en-US"/>
+                                <w:lang w:val="en-GB" w:eastAsia="vi-VN"/>
                               </w:rPr>
                             </w:pPr>
                             <w:r>
@@ -4796,7 +4749,7 @@
                                 <w:rFonts w:ascii="Times New Roman" w:hAnsi="Times New Roman" w:cs="Times New Roman"/>
                                 <w:sz w:val="26"/>
                                 <w:szCs w:val="26"/>
-                                <w:lang w:val="en-GB" w:eastAsia="en-US"/>
+                                <w:lang w:val="en-GB" w:eastAsia="vi-VN"/>
                               </w:rPr>
                             </w:pPr>
                             <w:r>
@@ -4804,7 +4757,7 @@
                                 <w:rFonts w:cs="Times New Roman" w:ascii="Times New Roman" w:hAnsi="Times New Roman"/>
                                 <w:sz w:val="26"/>
                                 <w:szCs w:val="26"/>
-                                <w:lang w:val="en-GB" w:eastAsia="en-US"/>
+                                <w:lang w:val="en-GB" w:eastAsia="vi-VN"/>
                               </w:rPr>
                             </w:r>
                           </w:p>
@@ -4817,7 +4770,6 @@
                                 <w:rFonts w:ascii="Times New Roman" w:hAnsi="Times New Roman" w:cs="Times New Roman"/>
                                 <w:sz w:val="26"/>
                                 <w:szCs w:val="26"/>
-                                <w:lang w:val="en-GB" w:eastAsia="en-US"/>
                               </w:rPr>
                             </w:pPr>
                             <w:r>
@@ -4825,7 +4777,7 @@
                                 <w:rFonts w:cs="Times New Roman" w:ascii="Times New Roman" w:hAnsi="Times New Roman"/>
                                 <w:sz w:val="26"/>
                                 <w:szCs w:val="26"/>
-                                <w:lang w:val="en-GB" w:eastAsia="en-US"/>
+                                <w:lang w:val="en-GB" w:eastAsia="vi-VN"/>
                               </w:rPr>
                             </w:r>
                           </w:p>
@@ -4838,7 +4790,7 @@
                                 <w:rFonts w:ascii="Times New Roman" w:hAnsi="Times New Roman" w:cs="Times New Roman"/>
                                 <w:sz w:val="26"/>
                                 <w:szCs w:val="26"/>
-                                <w:lang w:val="en-GB" w:eastAsia="en-US"/>
+                                <w:lang w:val="en-GB" w:eastAsia="vi-VN"/>
                               </w:rPr>
                             </w:pPr>
                             <w:r>
@@ -4846,7 +4798,7 @@
                                 <w:rFonts w:cs="Times New Roman" w:ascii="Times New Roman" w:hAnsi="Times New Roman"/>
                                 <w:sz w:val="26"/>
                                 <w:szCs w:val="26"/>
-                                <w:lang w:val="en-GB" w:eastAsia="en-US"/>
+                                <w:lang w:val="en-GB" w:eastAsia="vi-VN"/>
                               </w:rPr>
                             </w:r>
                           </w:p>
@@ -4872,7 +4824,7 @@
                                 <w:rFonts w:ascii="Times New Roman" w:hAnsi="Times New Roman" w:cs="Times New Roman"/>
                                 <w:sz w:val="26"/>
                                 <w:szCs w:val="26"/>
-                                <w:lang w:val="en-GB" w:eastAsia="en-US"/>
+                                <w:lang w:val="en-GB" w:eastAsia="vi-VN"/>
                               </w:rPr>
                             </w:pPr>
                             <w:r>
@@ -4880,7 +4832,7 @@
                                 <w:rFonts w:cs="Times New Roman" w:ascii="Times New Roman" w:hAnsi="Times New Roman"/>
                                 <w:sz w:val="26"/>
                                 <w:szCs w:val="26"/>
-                                <w:lang w:val="en-GB" w:eastAsia="en-US"/>
+                                <w:lang w:val="en-GB" w:eastAsia="vi-VN"/>
                               </w:rPr>
                             </w:r>
                           </w:p>
@@ -4906,7 +4858,7 @@
                                 <w:rFonts w:ascii="Times New Roman" w:hAnsi="Times New Roman" w:cs="Times New Roman"/>
                                 <w:sz w:val="26"/>
                                 <w:szCs w:val="26"/>
-                                <w:lang w:val="en-GB" w:eastAsia="en-US"/>
+                                <w:lang w:val="en-GB" w:eastAsia="vi-VN"/>
                               </w:rPr>
                             </w:pPr>
                             <w:r>
@@ -4914,7 +4866,7 @@
                                 <w:rFonts w:cs="Times New Roman" w:ascii="Times New Roman" w:hAnsi="Times New Roman"/>
                                 <w:sz w:val="26"/>
                                 <w:szCs w:val="26"/>
-                                <w:lang w:val="en-GB" w:eastAsia="en-US"/>
+                                <w:lang w:val="en-GB" w:eastAsia="vi-VN"/>
                               </w:rPr>
                             </w:r>
                           </w:p>
@@ -4944,7 +4896,7 @@
                                 <w:rFonts w:ascii="Times New Roman" w:hAnsi="Times New Roman" w:cs="Times New Roman"/>
                                 <w:sz w:val="26"/>
                                 <w:szCs w:val="26"/>
-                                <w:lang w:val="en-GB" w:eastAsia="en-US"/>
+                                <w:lang w:val="en-GB" w:eastAsia="vi-VN"/>
                               </w:rPr>
                             </w:pPr>
                             <w:r>
@@ -4978,7 +4930,6 @@
                                 <w:rFonts w:ascii="Times New Roman" w:hAnsi="Times New Roman" w:cs="Times New Roman"/>
                                 <w:sz w:val="26"/>
                                 <w:szCs w:val="26"/>
-                                <w:lang w:val="en-GB" w:eastAsia="en-US"/>
                               </w:rPr>
                             </w:pPr>
                             <w:r>
@@ -4986,7 +4937,7 @@
                                 <w:rFonts w:cs="Times New Roman" w:ascii="Times New Roman" w:hAnsi="Times New Roman"/>
                                 <w:sz w:val="26"/>
                                 <w:szCs w:val="26"/>
-                                <w:lang w:val="en-GB" w:eastAsia="en-US"/>
+                                <w:lang w:val="en-GB" w:eastAsia="vi-VN"/>
                               </w:rPr>
                             </w:r>
                           </w:p>
@@ -5066,7 +5017,7 @@
                           <w:rFonts w:ascii="Times New Roman" w:hAnsi="Times New Roman" w:cs="Times New Roman"/>
                           <w:sz w:val="26"/>
                           <w:szCs w:val="26"/>
-                          <w:lang w:val="en-GB" w:eastAsia="en-US"/>
+                          <w:lang w:val="en-GB" w:eastAsia="vi-VN"/>
                         </w:rPr>
                       </w:pPr>
                       <w:r>
@@ -5074,7 +5025,7 @@
                           <w:rFonts w:cs="Times New Roman" w:ascii="Times New Roman" w:hAnsi="Times New Roman"/>
                           <w:sz w:val="26"/>
                           <w:szCs w:val="26"/>
-                          <w:lang w:val="en-GB" w:eastAsia="en-US"/>
+                          <w:lang w:val="en-GB" w:eastAsia="vi-VN"/>
                         </w:rPr>
                       </w:r>
                     </w:p>
@@ -5083,7 +5034,12 @@
                         <w:pStyle w:val="Normal"/>
                         <w:spacing w:lineRule="auto" w:line="276" w:before="0" w:after="120"/>
                         <w:jc w:val="center"/>
-                        <w:rPr/>
+                        <w:rPr>
+                          <w:rFonts w:ascii="Times New Roman" w:hAnsi="Times New Roman" w:eastAsia="Calibri" w:cs="Times New Roman"/>
+                          <w:b/>
+                          <w:sz w:val="26"/>
+                          <w:szCs w:val="26"/>
+                        </w:rPr>
                       </w:pPr>
                       <w:r>
                         <w:rPr/>
@@ -5135,7 +5091,7 @@
                                 <w:b/>
                                 <w:sz w:val="26"/>
                                 <w:szCs w:val="26"/>
-                                <w:lang w:val="en-GB" w:eastAsia="en-US"/>
+                                <w:lang w:val="en-GB" w:eastAsia="vi-VN"/>
                               </w:rPr>
                             </w:pPr>
                             <w:r>
@@ -5170,7 +5126,7 @@
                                 <w:b/>
                                 <w:sz w:val="26"/>
                                 <w:szCs w:val="26"/>
-                                <w:lang w:val="en-GB" w:eastAsia="en-US"/>
+                                <w:lang w:val="en-GB" w:eastAsia="vi-VN"/>
                               </w:rPr>
                             </w:pPr>
                             <w:r>
@@ -5205,7 +5161,7 @@
                                 <w:b/>
                                 <w:sz w:val="26"/>
                                 <w:szCs w:val="26"/>
-                                <w:lang w:val="en-GB" w:eastAsia="en-US"/>
+                                <w:lang w:val="en-GB" w:eastAsia="vi-VN"/>
                               </w:rPr>
                             </w:pPr>
                             <w:r>
@@ -5240,7 +5196,7 @@
                                 <w:b/>
                                 <w:sz w:val="26"/>
                                 <w:szCs w:val="26"/>
-                                <w:lang w:val="en-GB" w:eastAsia="en-US"/>
+                                <w:lang w:val="en-GB" w:eastAsia="vi-VN"/>
                               </w:rPr>
                             </w:pPr>
                             <w:r>
@@ -5275,7 +5231,7 @@
                                 <w:b/>
                                 <w:sz w:val="26"/>
                                 <w:szCs w:val="26"/>
-                                <w:lang w:val="en-GB" w:eastAsia="en-US"/>
+                                <w:lang w:val="en-GB" w:eastAsia="vi-VN"/>
                               </w:rPr>
                             </w:pPr>
                             <w:r>
@@ -5312,11 +5268,11 @@
                               <w:spacing w:lineRule="auto" w:line="276" w:before="0" w:after="120"/>
                               <w:jc w:val="center"/>
                               <w:rPr>
-                                <w:rFonts w:ascii="Times New Roman" w:hAnsi="Times New Roman" w:eastAsia="Calibri" w:cs="Times New Roman"/>
-                                <w:b/>
-                                <w:sz w:val="26"/>
-                                <w:szCs w:val="26"/>
-                                <w:lang w:val="en-GB" w:eastAsia="en-US"/>
+                                <w:rFonts w:ascii="Times New Roman" w:hAnsi="Times New Roman" w:cs="Times New Roman"/>
+                                <w:b/>
+                                <w:sz w:val="26"/>
+                                <w:szCs w:val="26"/>
+                                <w:lang w:val="en-GB" w:eastAsia="vi-VN"/>
                               </w:rPr>
                             </w:pPr>
                             <w:r>
@@ -5325,7 +5281,7 @@
                                 <w:b/>
                                 <w:sz w:val="26"/>
                                 <w:szCs w:val="26"/>
-                                <w:lang w:val="en-GB" w:eastAsia="en-US"/>
+                                <w:lang w:val="en-GB" w:eastAsia="vi-VN"/>
                               </w:rPr>
                             </w:r>
                           </w:p>
@@ -5352,7 +5308,7 @@
                                 <w:b/>
                                 <w:sz w:val="26"/>
                                 <w:szCs w:val="26"/>
-                                <w:lang w:val="en-GB" w:eastAsia="en-US"/>
+                                <w:lang w:val="en-GB" w:eastAsia="vi-VN"/>
                               </w:rPr>
                             </w:pPr>
                             <w:r>
@@ -5361,7 +5317,7 @@
                                 <w:b/>
                                 <w:sz w:val="26"/>
                                 <w:szCs w:val="26"/>
-                                <w:lang w:val="en-GB" w:eastAsia="en-US"/>
+                                <w:lang w:val="en-GB" w:eastAsia="vi-VN"/>
                               </w:rPr>
                             </w:r>
                           </w:p>
@@ -5388,7 +5344,7 @@
                                 <w:b/>
                                 <w:sz w:val="26"/>
                                 <w:szCs w:val="26"/>
-                                <w:lang w:val="en-GB" w:eastAsia="en-US"/>
+                                <w:lang w:val="en-GB" w:eastAsia="vi-VN"/>
                               </w:rPr>
                             </w:pPr>
                             <w:r>
@@ -5397,7 +5353,7 @@
                                 <w:b/>
                                 <w:sz w:val="26"/>
                                 <w:szCs w:val="26"/>
-                                <w:lang w:val="en-GB" w:eastAsia="en-US"/>
+                                <w:lang w:val="en-GB" w:eastAsia="vi-VN"/>
                               </w:rPr>
                             </w:r>
                           </w:p>
@@ -5424,7 +5380,7 @@
                                 <w:b/>
                                 <w:sz w:val="26"/>
                                 <w:szCs w:val="26"/>
-                                <w:lang w:val="en-GB" w:eastAsia="en-US"/>
+                                <w:lang w:val="en-GB" w:eastAsia="vi-VN"/>
                               </w:rPr>
                             </w:pPr>
                             <w:r>
@@ -5433,7 +5389,7 @@
                                 <w:b/>
                                 <w:sz w:val="26"/>
                                 <w:szCs w:val="26"/>
-                                <w:lang w:val="en-GB" w:eastAsia="en-US"/>
+                                <w:lang w:val="en-GB" w:eastAsia="vi-VN"/>
                               </w:rPr>
                             </w:r>
                           </w:p>
@@ -5460,7 +5416,7 @@
                                 <w:b/>
                                 <w:sz w:val="26"/>
                                 <w:szCs w:val="26"/>
-                                <w:lang w:val="en-GB" w:eastAsia="en-US"/>
+                                <w:lang w:val="en-GB" w:eastAsia="vi-VN"/>
                               </w:rPr>
                             </w:pPr>
                             <w:r>
@@ -5469,7 +5425,7 @@
                                 <w:b/>
                                 <w:sz w:val="26"/>
                                 <w:szCs w:val="26"/>
-                                <w:lang w:val="en-GB" w:eastAsia="en-US"/>
+                                <w:lang w:val="en-GB" w:eastAsia="vi-VN"/>
                               </w:rPr>
                             </w:r>
                           </w:p>
@@ -5497,11 +5453,11 @@
                               <w:spacing w:lineRule="auto" w:line="276" w:before="0" w:after="120"/>
                               <w:jc w:val="center"/>
                               <w:rPr>
-                                <w:rFonts w:ascii="Times New Roman" w:hAnsi="Times New Roman" w:eastAsia="Calibri" w:cs="Times New Roman"/>
-                                <w:b/>
-                                <w:sz w:val="26"/>
-                                <w:szCs w:val="26"/>
-                                <w:lang w:val="en-GB" w:eastAsia="en-US"/>
+                                <w:rFonts w:ascii="Times New Roman" w:hAnsi="Times New Roman" w:cs="Times New Roman"/>
+                                <w:b/>
+                                <w:sz w:val="26"/>
+                                <w:szCs w:val="26"/>
+                                <w:lang w:val="en-GB" w:eastAsia="vi-VN"/>
                               </w:rPr>
                             </w:pPr>
                             <w:r>
@@ -5510,7 +5466,7 @@
                                 <w:b/>
                                 <w:sz w:val="26"/>
                                 <w:szCs w:val="26"/>
-                                <w:lang w:val="en-GB" w:eastAsia="en-US"/>
+                                <w:lang w:val="en-GB" w:eastAsia="vi-VN"/>
                               </w:rPr>
                             </w:r>
                           </w:p>
@@ -5537,7 +5493,7 @@
                                 <w:b/>
                                 <w:sz w:val="26"/>
                                 <w:szCs w:val="26"/>
-                                <w:lang w:val="en-GB" w:eastAsia="en-US"/>
+                                <w:lang w:val="en-GB" w:eastAsia="vi-VN"/>
                               </w:rPr>
                             </w:pPr>
                             <w:r>
@@ -5546,7 +5502,7 @@
                                 <w:b/>
                                 <w:sz w:val="26"/>
                                 <w:szCs w:val="26"/>
-                                <w:lang w:val="en-GB" w:eastAsia="en-US"/>
+                                <w:lang w:val="en-GB" w:eastAsia="vi-VN"/>
                               </w:rPr>
                             </w:r>
                           </w:p>
@@ -5573,7 +5529,7 @@
                                 <w:b/>
                                 <w:sz w:val="26"/>
                                 <w:szCs w:val="26"/>
-                                <w:lang w:val="en-GB" w:eastAsia="en-US"/>
+                                <w:lang w:val="en-GB" w:eastAsia="vi-VN"/>
                               </w:rPr>
                             </w:pPr>
                             <w:r>
@@ -5582,7 +5538,7 @@
                                 <w:b/>
                                 <w:sz w:val="26"/>
                                 <w:szCs w:val="26"/>
-                                <w:lang w:val="en-GB" w:eastAsia="en-US"/>
+                                <w:lang w:val="en-GB" w:eastAsia="vi-VN"/>
                               </w:rPr>
                             </w:r>
                           </w:p>
@@ -5609,7 +5565,7 @@
                                 <w:b/>
                                 <w:sz w:val="26"/>
                                 <w:szCs w:val="26"/>
-                                <w:lang w:val="en-GB" w:eastAsia="en-US"/>
+                                <w:lang w:val="en-GB" w:eastAsia="vi-VN"/>
                               </w:rPr>
                             </w:pPr>
                             <w:r>
@@ -5618,7 +5574,7 @@
                                 <w:b/>
                                 <w:sz w:val="26"/>
                                 <w:szCs w:val="26"/>
-                                <w:lang w:val="en-GB" w:eastAsia="en-US"/>
+                                <w:lang w:val="en-GB" w:eastAsia="vi-VN"/>
                               </w:rPr>
                             </w:r>
                           </w:p>
@@ -5645,7 +5601,7 @@
                                 <w:b/>
                                 <w:sz w:val="26"/>
                                 <w:szCs w:val="26"/>
-                                <w:lang w:val="en-GB" w:eastAsia="en-US"/>
+                                <w:lang w:val="en-GB" w:eastAsia="vi-VN"/>
                               </w:rPr>
                             </w:pPr>
                             <w:r>
@@ -5654,7 +5610,7 @@
                                 <w:b/>
                                 <w:sz w:val="26"/>
                                 <w:szCs w:val="26"/>
-                                <w:lang w:val="en-GB" w:eastAsia="en-US"/>
+                                <w:lang w:val="en-GB" w:eastAsia="vi-VN"/>
                               </w:rPr>
                             </w:r>
                           </w:p>
@@ -5682,11 +5638,11 @@
                               <w:spacing w:lineRule="auto" w:line="276" w:before="0" w:after="120"/>
                               <w:jc w:val="center"/>
                               <w:rPr>
-                                <w:rFonts w:ascii="Times New Roman" w:hAnsi="Times New Roman" w:eastAsia="Calibri" w:cs="Times New Roman"/>
-                                <w:b/>
-                                <w:sz w:val="26"/>
-                                <w:szCs w:val="26"/>
-                                <w:lang w:val="en-GB" w:eastAsia="en-US"/>
+                                <w:rFonts w:ascii="Times New Roman" w:hAnsi="Times New Roman" w:cs="Times New Roman"/>
+                                <w:b/>
+                                <w:sz w:val="26"/>
+                                <w:szCs w:val="26"/>
+                                <w:lang w:val="en-GB" w:eastAsia="vi-VN"/>
                               </w:rPr>
                             </w:pPr>
                             <w:r>
@@ -5695,7 +5651,7 @@
                                 <w:b/>
                                 <w:sz w:val="26"/>
                                 <w:szCs w:val="26"/>
-                                <w:lang w:val="en-GB" w:eastAsia="en-US"/>
+                                <w:lang w:val="en-GB" w:eastAsia="vi-VN"/>
                               </w:rPr>
                             </w:r>
                           </w:p>
@@ -5722,7 +5678,7 @@
                                 <w:b/>
                                 <w:sz w:val="26"/>
                                 <w:szCs w:val="26"/>
-                                <w:lang w:val="en-GB" w:eastAsia="en-US"/>
+                                <w:lang w:val="en-GB" w:eastAsia="vi-VN"/>
                               </w:rPr>
                             </w:pPr>
                             <w:r>
@@ -5731,7 +5687,7 @@
                                 <w:b/>
                                 <w:sz w:val="26"/>
                                 <w:szCs w:val="26"/>
-                                <w:lang w:val="en-GB" w:eastAsia="en-US"/>
+                                <w:lang w:val="en-GB" w:eastAsia="vi-VN"/>
                               </w:rPr>
                             </w:r>
                           </w:p>
@@ -5758,7 +5714,7 @@
                                 <w:b/>
                                 <w:sz w:val="26"/>
                                 <w:szCs w:val="26"/>
-                                <w:lang w:val="en-GB" w:eastAsia="en-US"/>
+                                <w:lang w:val="en-GB" w:eastAsia="vi-VN"/>
                               </w:rPr>
                             </w:pPr>
                             <w:r>
@@ -5767,7 +5723,7 @@
                                 <w:b/>
                                 <w:sz w:val="26"/>
                                 <w:szCs w:val="26"/>
-                                <w:lang w:val="en-GB" w:eastAsia="en-US"/>
+                                <w:lang w:val="en-GB" w:eastAsia="vi-VN"/>
                               </w:rPr>
                             </w:r>
                           </w:p>
@@ -5794,7 +5750,7 @@
                                 <w:b/>
                                 <w:sz w:val="26"/>
                                 <w:szCs w:val="26"/>
-                                <w:lang w:val="en-GB" w:eastAsia="en-US"/>
+                                <w:lang w:val="en-GB" w:eastAsia="vi-VN"/>
                               </w:rPr>
                             </w:pPr>
                             <w:r>
@@ -5803,7 +5759,7 @@
                                 <w:b/>
                                 <w:sz w:val="26"/>
                                 <w:szCs w:val="26"/>
-                                <w:lang w:val="en-GB" w:eastAsia="en-US"/>
+                                <w:lang w:val="en-GB" w:eastAsia="vi-VN"/>
                               </w:rPr>
                             </w:r>
                           </w:p>
@@ -5830,7 +5786,7 @@
                                 <w:b/>
                                 <w:sz w:val="26"/>
                                 <w:szCs w:val="26"/>
-                                <w:lang w:val="en-GB" w:eastAsia="en-US"/>
+                                <w:lang w:val="en-GB" w:eastAsia="vi-VN"/>
                               </w:rPr>
                             </w:pPr>
                             <w:r>
@@ -5839,7 +5795,7 @@
                                 <w:b/>
                                 <w:sz w:val="26"/>
                                 <w:szCs w:val="26"/>
-                                <w:lang w:val="en-GB" w:eastAsia="en-US"/>
+                                <w:lang w:val="en-GB" w:eastAsia="vi-VN"/>
                               </w:rPr>
                             </w:r>
                           </w:p>
@@ -5867,11 +5823,11 @@
                               <w:spacing w:lineRule="auto" w:line="276" w:before="0" w:after="120"/>
                               <w:jc w:val="center"/>
                               <w:rPr>
-                                <w:rFonts w:ascii="Times New Roman" w:hAnsi="Times New Roman" w:eastAsia="Calibri" w:cs="Times New Roman"/>
-                                <w:b/>
-                                <w:sz w:val="26"/>
-                                <w:szCs w:val="26"/>
-                                <w:lang w:val="en-GB" w:eastAsia="en-US"/>
+                                <w:rFonts w:ascii="Times New Roman" w:hAnsi="Times New Roman" w:cs="Times New Roman"/>
+                                <w:b/>
+                                <w:sz w:val="26"/>
+                                <w:szCs w:val="26"/>
+                                <w:lang w:val="en-GB" w:eastAsia="vi-VN"/>
                               </w:rPr>
                             </w:pPr>
                             <w:r>
@@ -5880,7 +5836,7 @@
                                 <w:b/>
                                 <w:sz w:val="26"/>
                                 <w:szCs w:val="26"/>
-                                <w:lang w:val="en-GB" w:eastAsia="en-US"/>
+                                <w:lang w:val="en-GB" w:eastAsia="vi-VN"/>
                               </w:rPr>
                             </w:r>
                           </w:p>
@@ -5907,7 +5863,7 @@
                                 <w:b/>
                                 <w:sz w:val="26"/>
                                 <w:szCs w:val="26"/>
-                                <w:lang w:val="en-GB" w:eastAsia="en-US"/>
+                                <w:lang w:val="en-GB" w:eastAsia="vi-VN"/>
                               </w:rPr>
                             </w:pPr>
                             <w:r>
@@ -5916,7 +5872,7 @@
                                 <w:b/>
                                 <w:sz w:val="26"/>
                                 <w:szCs w:val="26"/>
-                                <w:lang w:val="en-GB" w:eastAsia="en-US"/>
+                                <w:lang w:val="en-GB" w:eastAsia="vi-VN"/>
                               </w:rPr>
                             </w:r>
                           </w:p>
@@ -5943,7 +5899,7 @@
                                 <w:b/>
                                 <w:sz w:val="26"/>
                                 <w:szCs w:val="26"/>
-                                <w:lang w:val="en-GB" w:eastAsia="en-US"/>
+                                <w:lang w:val="en-GB" w:eastAsia="vi-VN"/>
                               </w:rPr>
                             </w:pPr>
                             <w:r>
@@ -5952,7 +5908,7 @@
                                 <w:b/>
                                 <w:sz w:val="26"/>
                                 <w:szCs w:val="26"/>
-                                <w:lang w:val="en-GB" w:eastAsia="en-US"/>
+                                <w:lang w:val="en-GB" w:eastAsia="vi-VN"/>
                               </w:rPr>
                             </w:r>
                           </w:p>
@@ -5979,7 +5935,7 @@
                                 <w:b/>
                                 <w:sz w:val="26"/>
                                 <w:szCs w:val="26"/>
-                                <w:lang w:val="en-GB" w:eastAsia="en-US"/>
+                                <w:lang w:val="en-GB" w:eastAsia="vi-VN"/>
                               </w:rPr>
                             </w:pPr>
                             <w:r>
@@ -5988,7 +5944,7 @@
                                 <w:b/>
                                 <w:sz w:val="26"/>
                                 <w:szCs w:val="26"/>
-                                <w:lang w:val="en-GB" w:eastAsia="en-US"/>
+                                <w:lang w:val="en-GB" w:eastAsia="vi-VN"/>
                               </w:rPr>
                             </w:r>
                           </w:p>
@@ -6015,7 +5971,7 @@
                                 <w:b/>
                                 <w:sz w:val="26"/>
                                 <w:szCs w:val="26"/>
-                                <w:lang w:val="en-GB" w:eastAsia="en-US"/>
+                                <w:lang w:val="en-GB" w:eastAsia="vi-VN"/>
                               </w:rPr>
                             </w:pPr>
                             <w:r>
@@ -6024,7 +5980,7 @@
                                 <w:b/>
                                 <w:sz w:val="26"/>
                                 <w:szCs w:val="26"/>
-                                <w:lang w:val="en-GB" w:eastAsia="en-US"/>
+                                <w:lang w:val="en-GB" w:eastAsia="vi-VN"/>
                               </w:rPr>
                             </w:r>
                           </w:p>
@@ -6052,11 +6008,11 @@
                               <w:spacing w:lineRule="auto" w:line="276" w:before="0" w:after="120"/>
                               <w:jc w:val="center"/>
                               <w:rPr>
-                                <w:rFonts w:ascii="Times New Roman" w:hAnsi="Times New Roman" w:eastAsia="Calibri" w:cs="Times New Roman"/>
-                                <w:b/>
-                                <w:sz w:val="26"/>
-                                <w:szCs w:val="26"/>
-                                <w:lang w:val="en-GB" w:eastAsia="en-US"/>
+                                <w:rFonts w:ascii="Times New Roman" w:hAnsi="Times New Roman" w:cs="Times New Roman"/>
+                                <w:b/>
+                                <w:sz w:val="26"/>
+                                <w:szCs w:val="26"/>
+                                <w:lang w:val="en-GB" w:eastAsia="vi-VN"/>
                               </w:rPr>
                             </w:pPr>
                             <w:r>
@@ -6065,7 +6021,7 @@
                                 <w:b/>
                                 <w:sz w:val="26"/>
                                 <w:szCs w:val="26"/>
-                                <w:lang w:val="en-GB" w:eastAsia="en-US"/>
+                                <w:lang w:val="en-GB" w:eastAsia="vi-VN"/>
                               </w:rPr>
                             </w:r>
                           </w:p>
@@ -6092,7 +6048,7 @@
                                 <w:b/>
                                 <w:sz w:val="26"/>
                                 <w:szCs w:val="26"/>
-                                <w:lang w:val="en-GB" w:eastAsia="en-US"/>
+                                <w:lang w:val="en-GB" w:eastAsia="vi-VN"/>
                               </w:rPr>
                             </w:pPr>
                             <w:r>
@@ -6101,7 +6057,7 @@
                                 <w:b/>
                                 <w:sz w:val="26"/>
                                 <w:szCs w:val="26"/>
-                                <w:lang w:val="en-GB" w:eastAsia="en-US"/>
+                                <w:lang w:val="en-GB" w:eastAsia="vi-VN"/>
                               </w:rPr>
                             </w:r>
                           </w:p>
@@ -6128,7 +6084,7 @@
                                 <w:b/>
                                 <w:sz w:val="26"/>
                                 <w:szCs w:val="26"/>
-                                <w:lang w:val="en-GB" w:eastAsia="en-US"/>
+                                <w:lang w:val="en-GB" w:eastAsia="vi-VN"/>
                               </w:rPr>
                             </w:pPr>
                             <w:r>
@@ -6137,7 +6093,7 @@
                                 <w:b/>
                                 <w:sz w:val="26"/>
                                 <w:szCs w:val="26"/>
-                                <w:lang w:val="en-GB" w:eastAsia="en-US"/>
+                                <w:lang w:val="en-GB" w:eastAsia="vi-VN"/>
                               </w:rPr>
                             </w:r>
                           </w:p>
@@ -6164,7 +6120,7 @@
                                 <w:b/>
                                 <w:sz w:val="26"/>
                                 <w:szCs w:val="26"/>
-                                <w:lang w:val="en-GB" w:eastAsia="en-US"/>
+                                <w:lang w:val="en-GB" w:eastAsia="vi-VN"/>
                               </w:rPr>
                             </w:pPr>
                             <w:r>
@@ -6173,7 +6129,7 @@
                                 <w:b/>
                                 <w:sz w:val="26"/>
                                 <w:szCs w:val="26"/>
-                                <w:lang w:val="en-GB" w:eastAsia="en-US"/>
+                                <w:lang w:val="en-GB" w:eastAsia="vi-VN"/>
                               </w:rPr>
                             </w:r>
                           </w:p>
@@ -6200,7 +6156,7 @@
                                 <w:b/>
                                 <w:sz w:val="26"/>
                                 <w:szCs w:val="26"/>
-                                <w:lang w:val="en-GB" w:eastAsia="en-US"/>
+                                <w:lang w:val="en-GB" w:eastAsia="vi-VN"/>
                               </w:rPr>
                             </w:pPr>
                             <w:r>
@@ -6209,7 +6165,7 @@
                                 <w:b/>
                                 <w:sz w:val="26"/>
                                 <w:szCs w:val="26"/>
-                                <w:lang w:val="en-GB" w:eastAsia="en-US"/>
+                                <w:lang w:val="en-GB" w:eastAsia="vi-VN"/>
                               </w:rPr>
                             </w:r>
                           </w:p>
@@ -6237,11 +6193,11 @@
                               <w:spacing w:lineRule="auto" w:line="276" w:before="0" w:after="120"/>
                               <w:jc w:val="center"/>
                               <w:rPr>
-                                <w:rFonts w:ascii="Times New Roman" w:hAnsi="Times New Roman" w:eastAsia="Calibri" w:cs="Times New Roman"/>
-                                <w:b/>
-                                <w:sz w:val="26"/>
-                                <w:szCs w:val="26"/>
-                                <w:lang w:val="en-GB" w:eastAsia="en-US"/>
+                                <w:rFonts w:ascii="Times New Roman" w:hAnsi="Times New Roman" w:cs="Times New Roman"/>
+                                <w:b/>
+                                <w:sz w:val="26"/>
+                                <w:szCs w:val="26"/>
+                                <w:lang w:val="en-GB" w:eastAsia="vi-VN"/>
                               </w:rPr>
                             </w:pPr>
                             <w:r>
@@ -6250,7 +6206,7 @@
                                 <w:b/>
                                 <w:sz w:val="26"/>
                                 <w:szCs w:val="26"/>
-                                <w:lang w:val="en-GB" w:eastAsia="en-US"/>
+                                <w:lang w:val="en-GB" w:eastAsia="vi-VN"/>
                               </w:rPr>
                             </w:r>
                           </w:p>
@@ -6277,7 +6233,7 @@
                                 <w:b/>
                                 <w:sz w:val="26"/>
                                 <w:szCs w:val="26"/>
-                                <w:lang w:val="en-GB" w:eastAsia="en-US"/>
+                                <w:lang w:val="en-GB" w:eastAsia="vi-VN"/>
                               </w:rPr>
                             </w:pPr>
                             <w:r>
@@ -6286,7 +6242,7 @@
                                 <w:b/>
                                 <w:sz w:val="26"/>
                                 <w:szCs w:val="26"/>
-                                <w:lang w:val="en-GB" w:eastAsia="en-US"/>
+                                <w:lang w:val="en-GB" w:eastAsia="vi-VN"/>
                               </w:rPr>
                             </w:r>
                           </w:p>
@@ -6313,7 +6269,7 @@
                                 <w:b/>
                                 <w:sz w:val="26"/>
                                 <w:szCs w:val="26"/>
-                                <w:lang w:val="en-GB" w:eastAsia="en-US"/>
+                                <w:lang w:val="en-GB" w:eastAsia="vi-VN"/>
                               </w:rPr>
                             </w:pPr>
                             <w:r>
@@ -6322,7 +6278,7 @@
                                 <w:b/>
                                 <w:sz w:val="26"/>
                                 <w:szCs w:val="26"/>
-                                <w:lang w:val="en-GB" w:eastAsia="en-US"/>
+                                <w:lang w:val="en-GB" w:eastAsia="vi-VN"/>
                               </w:rPr>
                             </w:r>
                           </w:p>
@@ -6349,7 +6305,7 @@
                                 <w:b/>
                                 <w:sz w:val="26"/>
                                 <w:szCs w:val="26"/>
-                                <w:lang w:val="en-GB" w:eastAsia="en-US"/>
+                                <w:lang w:val="en-GB" w:eastAsia="vi-VN"/>
                               </w:rPr>
                             </w:pPr>
                             <w:r>
@@ -6358,7 +6314,7 @@
                                 <w:b/>
                                 <w:sz w:val="26"/>
                                 <w:szCs w:val="26"/>
-                                <w:lang w:val="en-GB" w:eastAsia="en-US"/>
+                                <w:lang w:val="en-GB" w:eastAsia="vi-VN"/>
                               </w:rPr>
                             </w:r>
                           </w:p>
@@ -6385,7 +6341,7 @@
                                 <w:b/>
                                 <w:sz w:val="26"/>
                                 <w:szCs w:val="26"/>
-                                <w:lang w:val="en-GB" w:eastAsia="en-US"/>
+                                <w:lang w:val="en-GB" w:eastAsia="vi-VN"/>
                               </w:rPr>
                             </w:pPr>
                             <w:r>
@@ -6394,7 +6350,7 @@
                                 <w:b/>
                                 <w:sz w:val="26"/>
                                 <w:szCs w:val="26"/>
-                                <w:lang w:val="en-GB" w:eastAsia="en-US"/>
+                                <w:lang w:val="en-GB" w:eastAsia="vi-VN"/>
                               </w:rPr>
                             </w:r>
                           </w:p>
@@ -6422,11 +6378,11 @@
                               <w:spacing w:lineRule="auto" w:line="276" w:before="0" w:after="120"/>
                               <w:jc w:val="center"/>
                               <w:rPr>
-                                <w:rFonts w:ascii="Times New Roman" w:hAnsi="Times New Roman" w:eastAsia="Calibri" w:cs="Times New Roman"/>
-                                <w:b/>
-                                <w:sz w:val="26"/>
-                                <w:szCs w:val="26"/>
-                                <w:lang w:val="en-GB" w:eastAsia="en-US"/>
+                                <w:rFonts w:ascii="Times New Roman" w:hAnsi="Times New Roman" w:cs="Times New Roman"/>
+                                <w:b/>
+                                <w:sz w:val="26"/>
+                                <w:szCs w:val="26"/>
+                                <w:lang w:val="en-GB" w:eastAsia="vi-VN"/>
                               </w:rPr>
                             </w:pPr>
                             <w:r>
@@ -6435,7 +6391,7 @@
                                 <w:b/>
                                 <w:sz w:val="26"/>
                                 <w:szCs w:val="26"/>
-                                <w:lang w:val="en-GB" w:eastAsia="en-US"/>
+                                <w:lang w:val="en-GB" w:eastAsia="vi-VN"/>
                               </w:rPr>
                             </w:r>
                           </w:p>
@@ -6462,7 +6418,7 @@
                                 <w:b/>
                                 <w:sz w:val="26"/>
                                 <w:szCs w:val="26"/>
-                                <w:lang w:val="en-GB" w:eastAsia="en-US"/>
+                                <w:lang w:val="en-GB" w:eastAsia="vi-VN"/>
                               </w:rPr>
                             </w:pPr>
                             <w:r>
@@ -6471,7 +6427,7 @@
                                 <w:b/>
                                 <w:sz w:val="26"/>
                                 <w:szCs w:val="26"/>
-                                <w:lang w:val="en-GB" w:eastAsia="en-US"/>
+                                <w:lang w:val="en-GB" w:eastAsia="vi-VN"/>
                               </w:rPr>
                             </w:r>
                           </w:p>
@@ -6498,7 +6454,7 @@
                                 <w:b/>
                                 <w:sz w:val="26"/>
                                 <w:szCs w:val="26"/>
-                                <w:lang w:val="en-GB" w:eastAsia="en-US"/>
+                                <w:lang w:val="en-GB" w:eastAsia="vi-VN"/>
                               </w:rPr>
                             </w:pPr>
                             <w:r>
@@ -6507,7 +6463,7 @@
                                 <w:b/>
                                 <w:sz w:val="26"/>
                                 <w:szCs w:val="26"/>
-                                <w:lang w:val="en-GB" w:eastAsia="en-US"/>
+                                <w:lang w:val="en-GB" w:eastAsia="vi-VN"/>
                               </w:rPr>
                             </w:r>
                           </w:p>
@@ -6534,7 +6490,7 @@
                                 <w:b/>
                                 <w:sz w:val="26"/>
                                 <w:szCs w:val="26"/>
-                                <w:lang w:val="en-GB" w:eastAsia="en-US"/>
+                                <w:lang w:val="en-GB" w:eastAsia="vi-VN"/>
                               </w:rPr>
                             </w:pPr>
                             <w:r>
@@ -6543,7 +6499,7 @@
                                 <w:b/>
                                 <w:sz w:val="26"/>
                                 <w:szCs w:val="26"/>
-                                <w:lang w:val="en-GB" w:eastAsia="en-US"/>
+                                <w:lang w:val="en-GB" w:eastAsia="vi-VN"/>
                               </w:rPr>
                             </w:r>
                           </w:p>
@@ -6570,7 +6526,7 @@
                                 <w:b/>
                                 <w:sz w:val="26"/>
                                 <w:szCs w:val="26"/>
-                                <w:lang w:val="en-GB" w:eastAsia="en-US"/>
+                                <w:lang w:val="en-GB" w:eastAsia="vi-VN"/>
                               </w:rPr>
                             </w:pPr>
                             <w:r>
@@ -6579,7 +6535,7 @@
                                 <w:b/>
                                 <w:sz w:val="26"/>
                                 <w:szCs w:val="26"/>
-                                <w:lang w:val="en-GB" w:eastAsia="en-US"/>
+                                <w:lang w:val="en-GB" w:eastAsia="vi-VN"/>
                               </w:rPr>
                             </w:r>
                           </w:p>
@@ -6607,11 +6563,11 @@
                               <w:spacing w:lineRule="auto" w:line="276" w:before="0" w:after="120"/>
                               <w:jc w:val="center"/>
                               <w:rPr>
-                                <w:rFonts w:ascii="Times New Roman" w:hAnsi="Times New Roman" w:eastAsia="Calibri" w:cs="Times New Roman"/>
-                                <w:b/>
-                                <w:sz w:val="26"/>
-                                <w:szCs w:val="26"/>
-                                <w:lang w:val="en-GB" w:eastAsia="en-US"/>
+                                <w:rFonts w:ascii="Times New Roman" w:hAnsi="Times New Roman" w:cs="Times New Roman"/>
+                                <w:b/>
+                                <w:sz w:val="26"/>
+                                <w:szCs w:val="26"/>
+                                <w:lang w:val="en-GB" w:eastAsia="vi-VN"/>
                               </w:rPr>
                             </w:pPr>
                             <w:r>
@@ -6620,7 +6576,7 @@
                                 <w:b/>
                                 <w:sz w:val="26"/>
                                 <w:szCs w:val="26"/>
-                                <w:lang w:val="en-GB" w:eastAsia="en-US"/>
+                                <w:lang w:val="en-GB" w:eastAsia="vi-VN"/>
                               </w:rPr>
                             </w:r>
                           </w:p>
@@ -6647,7 +6603,7 @@
                                 <w:b/>
                                 <w:sz w:val="26"/>
                                 <w:szCs w:val="26"/>
-                                <w:lang w:val="en-GB" w:eastAsia="en-US"/>
+                                <w:lang w:val="en-GB" w:eastAsia="vi-VN"/>
                               </w:rPr>
                             </w:pPr>
                             <w:r>
@@ -6656,7 +6612,7 @@
                                 <w:b/>
                                 <w:sz w:val="26"/>
                                 <w:szCs w:val="26"/>
-                                <w:lang w:val="en-GB" w:eastAsia="en-US"/>
+                                <w:lang w:val="en-GB" w:eastAsia="vi-VN"/>
                               </w:rPr>
                             </w:r>
                           </w:p>
@@ -6683,7 +6639,7 @@
                                 <w:b/>
                                 <w:sz w:val="26"/>
                                 <w:szCs w:val="26"/>
-                                <w:lang w:val="en-GB" w:eastAsia="en-US"/>
+                                <w:lang w:val="en-GB" w:eastAsia="vi-VN"/>
                               </w:rPr>
                             </w:pPr>
                             <w:r>
@@ -6692,7 +6648,7 @@
                                 <w:b/>
                                 <w:sz w:val="26"/>
                                 <w:szCs w:val="26"/>
-                                <w:lang w:val="en-GB" w:eastAsia="en-US"/>
+                                <w:lang w:val="en-GB" w:eastAsia="vi-VN"/>
                               </w:rPr>
                             </w:r>
                           </w:p>
@@ -6719,7 +6675,7 @@
                                 <w:b/>
                                 <w:sz w:val="26"/>
                                 <w:szCs w:val="26"/>
-                                <w:lang w:val="en-GB" w:eastAsia="en-US"/>
+                                <w:lang w:val="en-GB" w:eastAsia="vi-VN"/>
                               </w:rPr>
                             </w:pPr>
                             <w:r>
@@ -6728,7 +6684,7 @@
                                 <w:b/>
                                 <w:sz w:val="26"/>
                                 <w:szCs w:val="26"/>
-                                <w:lang w:val="en-GB" w:eastAsia="en-US"/>
+                                <w:lang w:val="en-GB" w:eastAsia="vi-VN"/>
                               </w:rPr>
                             </w:r>
                           </w:p>
@@ -6755,7 +6711,7 @@
                                 <w:b/>
                                 <w:sz w:val="26"/>
                                 <w:szCs w:val="26"/>
-                                <w:lang w:val="en-GB" w:eastAsia="en-US"/>
+                                <w:lang w:val="en-GB" w:eastAsia="vi-VN"/>
                               </w:rPr>
                             </w:pPr>
                             <w:r>
@@ -6764,7 +6720,7 @@
                                 <w:b/>
                                 <w:sz w:val="26"/>
                                 <w:szCs w:val="26"/>
-                                <w:lang w:val="en-GB" w:eastAsia="en-US"/>
+                                <w:lang w:val="en-GB" w:eastAsia="vi-VN"/>
                               </w:rPr>
                             </w:r>
                           </w:p>
@@ -6792,11 +6748,11 @@
                               <w:spacing w:lineRule="auto" w:line="276" w:before="0" w:after="120"/>
                               <w:jc w:val="center"/>
                               <w:rPr>
-                                <w:rFonts w:ascii="Times New Roman" w:hAnsi="Times New Roman" w:eastAsia="Calibri" w:cs="Times New Roman"/>
-                                <w:b/>
-                                <w:sz w:val="26"/>
-                                <w:szCs w:val="26"/>
-                                <w:lang w:val="en-GB" w:eastAsia="en-US"/>
+                                <w:rFonts w:ascii="Times New Roman" w:hAnsi="Times New Roman" w:cs="Times New Roman"/>
+                                <w:b/>
+                                <w:sz w:val="26"/>
+                                <w:szCs w:val="26"/>
+                                <w:lang w:val="en-GB" w:eastAsia="vi-VN"/>
                               </w:rPr>
                             </w:pPr>
                             <w:r>
@@ -6805,7 +6761,7 @@
                                 <w:b/>
                                 <w:sz w:val="26"/>
                                 <w:szCs w:val="26"/>
-                                <w:lang w:val="en-GB" w:eastAsia="en-US"/>
+                                <w:lang w:val="en-GB" w:eastAsia="vi-VN"/>
                               </w:rPr>
                             </w:r>
                           </w:p>
@@ -6832,7 +6788,7 @@
                                 <w:b/>
                                 <w:sz w:val="26"/>
                                 <w:szCs w:val="26"/>
-                                <w:lang w:val="en-GB" w:eastAsia="en-US"/>
+                                <w:lang w:val="en-GB" w:eastAsia="vi-VN"/>
                               </w:rPr>
                             </w:pPr>
                             <w:r>
@@ -6841,7 +6797,7 @@
                                 <w:b/>
                                 <w:sz w:val="26"/>
                                 <w:szCs w:val="26"/>
-                                <w:lang w:val="en-GB" w:eastAsia="en-US"/>
+                                <w:lang w:val="en-GB" w:eastAsia="vi-VN"/>
                               </w:rPr>
                             </w:r>
                           </w:p>
@@ -6868,7 +6824,7 @@
                                 <w:b/>
                                 <w:sz w:val="26"/>
                                 <w:szCs w:val="26"/>
-                                <w:lang w:val="en-GB" w:eastAsia="en-US"/>
+                                <w:lang w:val="en-GB" w:eastAsia="vi-VN"/>
                               </w:rPr>
                             </w:pPr>
                             <w:r>
@@ -6877,7 +6833,7 @@
                                 <w:b/>
                                 <w:sz w:val="26"/>
                                 <w:szCs w:val="26"/>
-                                <w:lang w:val="en-GB" w:eastAsia="en-US"/>
+                                <w:lang w:val="en-GB" w:eastAsia="vi-VN"/>
                               </w:rPr>
                             </w:r>
                           </w:p>
@@ -6904,7 +6860,7 @@
                                 <w:b/>
                                 <w:sz w:val="26"/>
                                 <w:szCs w:val="26"/>
-                                <w:lang w:val="en-GB" w:eastAsia="en-US"/>
+                                <w:lang w:val="en-GB" w:eastAsia="vi-VN"/>
                               </w:rPr>
                             </w:pPr>
                             <w:r>
@@ -6913,7 +6869,7 @@
                                 <w:b/>
                                 <w:sz w:val="26"/>
                                 <w:szCs w:val="26"/>
-                                <w:lang w:val="en-GB" w:eastAsia="en-US"/>
+                                <w:lang w:val="en-GB" w:eastAsia="vi-VN"/>
                               </w:rPr>
                             </w:r>
                           </w:p>
@@ -6940,7 +6896,7 @@
                                 <w:b/>
                                 <w:sz w:val="26"/>
                                 <w:szCs w:val="26"/>
-                                <w:lang w:val="en-GB" w:eastAsia="en-US"/>
+                                <w:lang w:val="en-GB" w:eastAsia="vi-VN"/>
                               </w:rPr>
                             </w:pPr>
                             <w:r>
@@ -6949,7 +6905,7 @@
                                 <w:b/>
                                 <w:sz w:val="26"/>
                                 <w:szCs w:val="26"/>
-                                <w:lang w:val="en-GB" w:eastAsia="en-US"/>
+                                <w:lang w:val="en-GB" w:eastAsia="vi-VN"/>
                               </w:rPr>
                             </w:r>
                           </w:p>
@@ -6977,11 +6933,11 @@
                               <w:spacing w:lineRule="auto" w:line="276" w:before="0" w:after="120"/>
                               <w:jc w:val="center"/>
                               <w:rPr>
-                                <w:rFonts w:ascii="Times New Roman" w:hAnsi="Times New Roman" w:eastAsia="Calibri" w:cs="Times New Roman"/>
-                                <w:b/>
-                                <w:sz w:val="26"/>
-                                <w:szCs w:val="26"/>
-                                <w:lang w:val="en-GB" w:eastAsia="en-US"/>
+                                <w:rFonts w:ascii="Times New Roman" w:hAnsi="Times New Roman" w:cs="Times New Roman"/>
+                                <w:b/>
+                                <w:sz w:val="26"/>
+                                <w:szCs w:val="26"/>
+                                <w:lang w:val="en-GB" w:eastAsia="vi-VN"/>
                               </w:rPr>
                             </w:pPr>
                             <w:r>
@@ -6990,7 +6946,7 @@
                                 <w:b/>
                                 <w:sz w:val="26"/>
                                 <w:szCs w:val="26"/>
-                                <w:lang w:val="en-GB" w:eastAsia="en-US"/>
+                                <w:lang w:val="en-GB" w:eastAsia="vi-VN"/>
                               </w:rPr>
                             </w:r>
                           </w:p>
@@ -7017,7 +6973,7 @@
                                 <w:b/>
                                 <w:sz w:val="26"/>
                                 <w:szCs w:val="26"/>
-                                <w:lang w:val="en-GB" w:eastAsia="en-US"/>
+                                <w:lang w:val="en-GB" w:eastAsia="vi-VN"/>
                               </w:rPr>
                             </w:pPr>
                             <w:r>
@@ -7026,7 +6982,7 @@
                                 <w:b/>
                                 <w:sz w:val="26"/>
                                 <w:szCs w:val="26"/>
-                                <w:lang w:val="en-GB" w:eastAsia="en-US"/>
+                                <w:lang w:val="en-GB" w:eastAsia="vi-VN"/>
                               </w:rPr>
                             </w:r>
                           </w:p>
@@ -7053,7 +7009,7 @@
                                 <w:b/>
                                 <w:sz w:val="26"/>
                                 <w:szCs w:val="26"/>
-                                <w:lang w:val="en-GB" w:eastAsia="en-US"/>
+                                <w:lang w:val="en-GB" w:eastAsia="vi-VN"/>
                               </w:rPr>
                             </w:pPr>
                             <w:r>
@@ -7062,7 +7018,7 @@
                                 <w:b/>
                                 <w:sz w:val="26"/>
                                 <w:szCs w:val="26"/>
-                                <w:lang w:val="en-GB" w:eastAsia="en-US"/>
+                                <w:lang w:val="en-GB" w:eastAsia="vi-VN"/>
                               </w:rPr>
                             </w:r>
                           </w:p>
@@ -7089,7 +7045,7 @@
                                 <w:b/>
                                 <w:sz w:val="26"/>
                                 <w:szCs w:val="26"/>
-                                <w:lang w:val="en-GB" w:eastAsia="en-US"/>
+                                <w:lang w:val="en-GB" w:eastAsia="vi-VN"/>
                               </w:rPr>
                             </w:pPr>
                             <w:r>
@@ -7098,7 +7054,7 @@
                                 <w:b/>
                                 <w:sz w:val="26"/>
                                 <w:szCs w:val="26"/>
-                                <w:lang w:val="en-GB" w:eastAsia="en-US"/>
+                                <w:lang w:val="en-GB" w:eastAsia="vi-VN"/>
                               </w:rPr>
                             </w:r>
                           </w:p>
@@ -7125,7 +7081,7 @@
                                 <w:b/>
                                 <w:sz w:val="26"/>
                                 <w:szCs w:val="26"/>
-                                <w:lang w:val="en-GB" w:eastAsia="en-US"/>
+                                <w:lang w:val="en-GB" w:eastAsia="vi-VN"/>
                               </w:rPr>
                             </w:pPr>
                             <w:r>
@@ -7134,7 +7090,7 @@
                                 <w:b/>
                                 <w:sz w:val="26"/>
                                 <w:szCs w:val="26"/>
-                                <w:lang w:val="en-GB" w:eastAsia="en-US"/>
+                                <w:lang w:val="en-GB" w:eastAsia="vi-VN"/>
                               </w:rPr>
                             </w:r>
                           </w:p>
@@ -7162,11 +7118,11 @@
                               <w:spacing w:lineRule="auto" w:line="276" w:before="0" w:after="120"/>
                               <w:jc w:val="center"/>
                               <w:rPr>
-                                <w:rFonts w:ascii="Times New Roman" w:hAnsi="Times New Roman" w:eastAsia="Calibri" w:cs="Times New Roman"/>
-                                <w:b/>
-                                <w:sz w:val="26"/>
-                                <w:szCs w:val="26"/>
-                                <w:lang w:val="en-GB" w:eastAsia="en-US"/>
+                                <w:rFonts w:ascii="Times New Roman" w:hAnsi="Times New Roman" w:cs="Times New Roman"/>
+                                <w:b/>
+                                <w:sz w:val="26"/>
+                                <w:szCs w:val="26"/>
+                                <w:lang w:val="en-GB" w:eastAsia="vi-VN"/>
                               </w:rPr>
                             </w:pPr>
                             <w:r>
@@ -7175,7 +7131,7 @@
                                 <w:b/>
                                 <w:sz w:val="26"/>
                                 <w:szCs w:val="26"/>
-                                <w:lang w:val="en-GB" w:eastAsia="en-US"/>
+                                <w:lang w:val="en-GB" w:eastAsia="vi-VN"/>
                               </w:rPr>
                             </w:r>
                           </w:p>
@@ -7202,7 +7158,7 @@
                                 <w:b/>
                                 <w:sz w:val="26"/>
                                 <w:szCs w:val="26"/>
-                                <w:lang w:val="en-GB" w:eastAsia="en-US"/>
+                                <w:lang w:val="en-GB" w:eastAsia="vi-VN"/>
                               </w:rPr>
                             </w:pPr>
                             <w:r>
@@ -7211,7 +7167,7 @@
                                 <w:b/>
                                 <w:sz w:val="26"/>
                                 <w:szCs w:val="26"/>
-                                <w:lang w:val="en-GB" w:eastAsia="en-US"/>
+                                <w:lang w:val="en-GB" w:eastAsia="vi-VN"/>
                               </w:rPr>
                             </w:r>
                           </w:p>
@@ -7238,7 +7194,7 @@
                                 <w:b/>
                                 <w:sz w:val="26"/>
                                 <w:szCs w:val="26"/>
-                                <w:lang w:val="en-GB" w:eastAsia="en-US"/>
+                                <w:lang w:val="en-GB" w:eastAsia="vi-VN"/>
                               </w:rPr>
                             </w:pPr>
                             <w:r>
@@ -7247,7 +7203,7 @@
                                 <w:b/>
                                 <w:sz w:val="26"/>
                                 <w:szCs w:val="26"/>
-                                <w:lang w:val="en-GB" w:eastAsia="en-US"/>
+                                <w:lang w:val="en-GB" w:eastAsia="vi-VN"/>
                               </w:rPr>
                             </w:r>
                           </w:p>
@@ -7274,7 +7230,7 @@
                                 <w:b/>
                                 <w:sz w:val="26"/>
                                 <w:szCs w:val="26"/>
-                                <w:lang w:val="en-GB" w:eastAsia="en-US"/>
+                                <w:lang w:val="en-GB" w:eastAsia="vi-VN"/>
                               </w:rPr>
                             </w:pPr>
                             <w:r>
@@ -7283,7 +7239,7 @@
                                 <w:b/>
                                 <w:sz w:val="26"/>
                                 <w:szCs w:val="26"/>
-                                <w:lang w:val="en-GB" w:eastAsia="en-US"/>
+                                <w:lang w:val="en-GB" w:eastAsia="vi-VN"/>
                               </w:rPr>
                             </w:r>
                           </w:p>
@@ -7310,7 +7266,7 @@
                                 <w:b/>
                                 <w:sz w:val="26"/>
                                 <w:szCs w:val="26"/>
-                                <w:lang w:val="en-GB" w:eastAsia="en-US"/>
+                                <w:lang w:val="en-GB" w:eastAsia="vi-VN"/>
                               </w:rPr>
                             </w:pPr>
                             <w:r>
@@ -7319,7 +7275,7 @@
                                 <w:b/>
                                 <w:sz w:val="26"/>
                                 <w:szCs w:val="26"/>
-                                <w:lang w:val="en-GB" w:eastAsia="en-US"/>
+                                <w:lang w:val="en-GB" w:eastAsia="vi-VN"/>
                               </w:rPr>
                             </w:r>
                           </w:p>
@@ -7347,11 +7303,11 @@
                               <w:spacing w:lineRule="auto" w:line="276" w:before="0" w:after="120"/>
                               <w:jc w:val="center"/>
                               <w:rPr>
-                                <w:rFonts w:ascii="Times New Roman" w:hAnsi="Times New Roman" w:eastAsia="Calibri" w:cs="Times New Roman"/>
-                                <w:b/>
-                                <w:sz w:val="26"/>
-                                <w:szCs w:val="26"/>
-                                <w:lang w:val="en-GB" w:eastAsia="en-US"/>
+                                <w:rFonts w:ascii="Times New Roman" w:hAnsi="Times New Roman" w:cs="Times New Roman"/>
+                                <w:b/>
+                                <w:sz w:val="26"/>
+                                <w:szCs w:val="26"/>
+                                <w:lang w:val="en-GB" w:eastAsia="vi-VN"/>
                               </w:rPr>
                             </w:pPr>
                             <w:r>
@@ -7360,7 +7316,7 @@
                                 <w:b/>
                                 <w:sz w:val="26"/>
                                 <w:szCs w:val="26"/>
-                                <w:lang w:val="en-GB" w:eastAsia="en-US"/>
+                                <w:lang w:val="en-GB" w:eastAsia="vi-VN"/>
                               </w:rPr>
                             </w:r>
                           </w:p>
@@ -7387,7 +7343,7 @@
                                 <w:b/>
                                 <w:sz w:val="26"/>
                                 <w:szCs w:val="26"/>
-                                <w:lang w:val="en-GB" w:eastAsia="en-US"/>
+                                <w:lang w:val="en-GB" w:eastAsia="vi-VN"/>
                               </w:rPr>
                             </w:pPr>
                             <w:r>
@@ -7396,7 +7352,7 @@
                                 <w:b/>
                                 <w:sz w:val="26"/>
                                 <w:szCs w:val="26"/>
-                                <w:lang w:val="en-GB" w:eastAsia="en-US"/>
+                                <w:lang w:val="en-GB" w:eastAsia="vi-VN"/>
                               </w:rPr>
                             </w:r>
                           </w:p>
@@ -7423,7 +7379,7 @@
                                 <w:b/>
                                 <w:sz w:val="26"/>
                                 <w:szCs w:val="26"/>
-                                <w:lang w:val="en-GB" w:eastAsia="en-US"/>
+                                <w:lang w:val="en-GB" w:eastAsia="vi-VN"/>
                               </w:rPr>
                             </w:pPr>
                             <w:r>
@@ -7432,7 +7388,7 @@
                                 <w:b/>
                                 <w:sz w:val="26"/>
                                 <w:szCs w:val="26"/>
-                                <w:lang w:val="en-GB" w:eastAsia="en-US"/>
+                                <w:lang w:val="en-GB" w:eastAsia="vi-VN"/>
                               </w:rPr>
                             </w:r>
                           </w:p>
@@ -7459,7 +7415,7 @@
                                 <w:b/>
                                 <w:sz w:val="26"/>
                                 <w:szCs w:val="26"/>
-                                <w:lang w:val="en-GB" w:eastAsia="en-US"/>
+                                <w:lang w:val="en-GB" w:eastAsia="vi-VN"/>
                               </w:rPr>
                             </w:pPr>
                             <w:r>
@@ -7468,7 +7424,7 @@
                                 <w:b/>
                                 <w:sz w:val="26"/>
                                 <w:szCs w:val="26"/>
-                                <w:lang w:val="en-GB" w:eastAsia="en-US"/>
+                                <w:lang w:val="en-GB" w:eastAsia="vi-VN"/>
                               </w:rPr>
                             </w:r>
                           </w:p>
@@ -7495,7 +7451,7 @@
                                 <w:b/>
                                 <w:sz w:val="26"/>
                                 <w:szCs w:val="26"/>
-                                <w:lang w:val="en-GB" w:eastAsia="en-US"/>
+                                <w:lang w:val="en-GB" w:eastAsia="vi-VN"/>
                               </w:rPr>
                             </w:pPr>
                             <w:r>
@@ -7504,7 +7460,7 @@
                                 <w:b/>
                                 <w:sz w:val="26"/>
                                 <w:szCs w:val="26"/>
-                                <w:lang w:val="en-GB" w:eastAsia="en-US"/>
+                                <w:lang w:val="en-GB" w:eastAsia="vi-VN"/>
                               </w:rPr>
                             </w:r>
                           </w:p>
@@ -7532,11 +7488,11 @@
                               <w:spacing w:lineRule="auto" w:line="276" w:before="0" w:after="120"/>
                               <w:jc w:val="center"/>
                               <w:rPr>
-                                <w:rFonts w:ascii="Times New Roman" w:hAnsi="Times New Roman" w:eastAsia="Calibri" w:cs="Times New Roman"/>
-                                <w:b/>
-                                <w:sz w:val="26"/>
-                                <w:szCs w:val="26"/>
-                                <w:lang w:val="en-GB" w:eastAsia="en-US"/>
+                                <w:rFonts w:ascii="Times New Roman" w:hAnsi="Times New Roman" w:cs="Times New Roman"/>
+                                <w:b/>
+                                <w:sz w:val="26"/>
+                                <w:szCs w:val="26"/>
+                                <w:lang w:val="en-GB" w:eastAsia="vi-VN"/>
                               </w:rPr>
                             </w:pPr>
                             <w:r>
@@ -7545,7 +7501,7 @@
                                 <w:b/>
                                 <w:sz w:val="26"/>
                                 <w:szCs w:val="26"/>
-                                <w:lang w:val="en-GB" w:eastAsia="en-US"/>
+                                <w:lang w:val="en-GB" w:eastAsia="vi-VN"/>
                               </w:rPr>
                             </w:r>
                           </w:p>
@@ -7572,7 +7528,7 @@
                                 <w:b/>
                                 <w:sz w:val="26"/>
                                 <w:szCs w:val="26"/>
-                                <w:lang w:val="en-GB" w:eastAsia="en-US"/>
+                                <w:lang w:val="en-GB" w:eastAsia="vi-VN"/>
                               </w:rPr>
                             </w:pPr>
                             <w:r>
@@ -7581,7 +7537,7 @@
                                 <w:b/>
                                 <w:sz w:val="26"/>
                                 <w:szCs w:val="26"/>
-                                <w:lang w:val="en-GB" w:eastAsia="en-US"/>
+                                <w:lang w:val="en-GB" w:eastAsia="vi-VN"/>
                               </w:rPr>
                             </w:r>
                           </w:p>
@@ -7608,7 +7564,7 @@
                                 <w:b/>
                                 <w:sz w:val="26"/>
                                 <w:szCs w:val="26"/>
-                                <w:lang w:val="en-GB" w:eastAsia="en-US"/>
+                                <w:lang w:val="en-GB" w:eastAsia="vi-VN"/>
                               </w:rPr>
                             </w:pPr>
                             <w:r>
@@ -7617,7 +7573,7 @@
                                 <w:b/>
                                 <w:sz w:val="26"/>
                                 <w:szCs w:val="26"/>
-                                <w:lang w:val="en-GB" w:eastAsia="en-US"/>
+                                <w:lang w:val="en-GB" w:eastAsia="vi-VN"/>
                               </w:rPr>
                             </w:r>
                           </w:p>
@@ -7644,7 +7600,7 @@
                                 <w:b/>
                                 <w:sz w:val="26"/>
                                 <w:szCs w:val="26"/>
-                                <w:lang w:val="en-GB" w:eastAsia="en-US"/>
+                                <w:lang w:val="en-GB" w:eastAsia="vi-VN"/>
                               </w:rPr>
                             </w:pPr>
                             <w:r>
@@ -7653,7 +7609,7 @@
                                 <w:b/>
                                 <w:sz w:val="26"/>
                                 <w:szCs w:val="26"/>
-                                <w:lang w:val="en-GB" w:eastAsia="en-US"/>
+                                <w:lang w:val="en-GB" w:eastAsia="vi-VN"/>
                               </w:rPr>
                             </w:r>
                           </w:p>
@@ -7680,7 +7636,7 @@
                                 <w:b/>
                                 <w:sz w:val="26"/>
                                 <w:szCs w:val="26"/>
-                                <w:lang w:val="en-GB" w:eastAsia="en-US"/>
+                                <w:lang w:val="en-GB" w:eastAsia="vi-VN"/>
                               </w:rPr>
                             </w:pPr>
                             <w:r>
@@ -7689,7 +7645,7 @@
                                 <w:b/>
                                 <w:sz w:val="26"/>
                                 <w:szCs w:val="26"/>
-                                <w:lang w:val="en-GB" w:eastAsia="en-US"/>
+                                <w:lang w:val="en-GB" w:eastAsia="vi-VN"/>
                               </w:rPr>
                             </w:r>
                           </w:p>
@@ -7717,11 +7673,11 @@
                               <w:spacing w:lineRule="auto" w:line="276" w:before="0" w:after="120"/>
                               <w:jc w:val="center"/>
                               <w:rPr>
-                                <w:rFonts w:ascii="Times New Roman" w:hAnsi="Times New Roman" w:eastAsia="Calibri" w:cs="Times New Roman"/>
-                                <w:b/>
-                                <w:sz w:val="26"/>
-                                <w:szCs w:val="26"/>
-                                <w:lang w:val="en-GB" w:eastAsia="en-US"/>
+                                <w:rFonts w:ascii="Times New Roman" w:hAnsi="Times New Roman" w:cs="Times New Roman"/>
+                                <w:b/>
+                                <w:sz w:val="26"/>
+                                <w:szCs w:val="26"/>
+                                <w:lang w:val="en-GB" w:eastAsia="vi-VN"/>
                               </w:rPr>
                             </w:pPr>
                             <w:r>
@@ -7730,7 +7686,7 @@
                                 <w:b/>
                                 <w:sz w:val="26"/>
                                 <w:szCs w:val="26"/>
-                                <w:lang w:val="en-GB" w:eastAsia="en-US"/>
+                                <w:lang w:val="en-GB" w:eastAsia="vi-VN"/>
                               </w:rPr>
                             </w:r>
                           </w:p>
@@ -7757,7 +7713,7 @@
                                 <w:b/>
                                 <w:sz w:val="26"/>
                                 <w:szCs w:val="26"/>
-                                <w:lang w:val="en-GB" w:eastAsia="en-US"/>
+                                <w:lang w:val="en-GB" w:eastAsia="vi-VN"/>
                               </w:rPr>
                             </w:pPr>
                             <w:r>
@@ -7766,7 +7722,7 @@
                                 <w:b/>
                                 <w:sz w:val="26"/>
                                 <w:szCs w:val="26"/>
-                                <w:lang w:val="en-GB" w:eastAsia="en-US"/>
+                                <w:lang w:val="en-GB" w:eastAsia="vi-VN"/>
                               </w:rPr>
                             </w:r>
                           </w:p>
@@ -7793,7 +7749,7 @@
                                 <w:b/>
                                 <w:sz w:val="26"/>
                                 <w:szCs w:val="26"/>
-                                <w:lang w:val="en-GB" w:eastAsia="en-US"/>
+                                <w:lang w:val="en-GB" w:eastAsia="vi-VN"/>
                               </w:rPr>
                             </w:pPr>
                             <w:r>
@@ -7802,7 +7758,7 @@
                                 <w:b/>
                                 <w:sz w:val="26"/>
                                 <w:szCs w:val="26"/>
-                                <w:lang w:val="en-GB" w:eastAsia="en-US"/>
+                                <w:lang w:val="en-GB" w:eastAsia="vi-VN"/>
                               </w:rPr>
                             </w:r>
                           </w:p>
@@ -7829,7 +7785,7 @@
                                 <w:b/>
                                 <w:sz w:val="26"/>
                                 <w:szCs w:val="26"/>
-                                <w:lang w:val="en-GB" w:eastAsia="en-US"/>
+                                <w:lang w:val="en-GB" w:eastAsia="vi-VN"/>
                               </w:rPr>
                             </w:pPr>
                             <w:r>
@@ -7838,7 +7794,7 @@
                                 <w:b/>
                                 <w:sz w:val="26"/>
                                 <w:szCs w:val="26"/>
-                                <w:lang w:val="en-GB" w:eastAsia="en-US"/>
+                                <w:lang w:val="en-GB" w:eastAsia="vi-VN"/>
                               </w:rPr>
                             </w:r>
                           </w:p>
@@ -7865,7 +7821,7 @@
                                 <w:b/>
                                 <w:sz w:val="26"/>
                                 <w:szCs w:val="26"/>
-                                <w:lang w:val="en-GB" w:eastAsia="en-US"/>
+                                <w:lang w:val="en-GB" w:eastAsia="vi-VN"/>
                               </w:rPr>
                             </w:pPr>
                             <w:r>
@@ -7874,7 +7830,7 @@
                                 <w:b/>
                                 <w:sz w:val="26"/>
                                 <w:szCs w:val="26"/>
-                                <w:lang w:val="en-GB" w:eastAsia="en-US"/>
+                                <w:lang w:val="en-GB" w:eastAsia="vi-VN"/>
                               </w:rPr>
                             </w:r>
                           </w:p>
@@ -7888,7 +7844,7 @@
                           <w:rFonts w:ascii="Times New Roman" w:hAnsi="Times New Roman" w:cs="Times New Roman"/>
                           <w:sz w:val="26"/>
                           <w:szCs w:val="26"/>
-                          <w:lang w:val="en-GB" w:eastAsia="en-US"/>
+                          <w:lang w:val="en-GB" w:eastAsia="vi-VN"/>
                         </w:rPr>
                       </w:pPr>
                       <w:r>
@@ -7896,7 +7852,7 @@
                           <w:rFonts w:cs="Times New Roman" w:ascii="Times New Roman" w:hAnsi="Times New Roman"/>
                           <w:sz w:val="26"/>
                           <w:szCs w:val="26"/>
-                          <w:lang w:val="en-GB" w:eastAsia="en-US"/>
+                          <w:lang w:val="en-GB" w:eastAsia="vi-VN"/>
                         </w:rPr>
                       </w:r>
                     </w:p>
@@ -7941,7 +7897,6 @@
         <w:jc w:val="both"/>
         <w:rPr>
           <w:rFonts w:ascii="Times New Roman" w:hAnsi="Times New Roman" w:cs="Times New Roman"/>
-          <w:b/>
           <w:szCs w:val="26"/>
           <w:lang w:val="de-DE"/>
         </w:rPr>
@@ -8011,7 +7966,6 @@
           <w:color w:val="000000"/>
           <w:sz w:val="26"/>
           <w:szCs w:val="26"/>
-          <w:lang w:val="de-DE"/>
         </w:rPr>
       </w:pPr>
       <w:r>
@@ -8197,7 +8151,7 @@
           <w:szCs w:val="26"/>
           <w:lang w:val="vi-VN"/>
         </w:rPr>
-        <w:t xml:space="preserve">{{SO_LIEU}}</w:t>
+        <w:t xml:space="preserve">1. </w:t>
       </w:r>
       <w:r>
         <w:br w:type="page"/>
@@ -8237,8 +8191,6 @@
         <w:rPr>
           <w:rFonts w:ascii="Times New Roman" w:hAnsi="Times New Roman" w:cs="Times New Roman"/>
           <w:b/>
-          <w:bCs/>
-          <w:color w:val="000000"/>
           <w:sz w:val="26"/>
           <w:szCs w:val="26"/>
         </w:rPr>
@@ -8572,7 +8524,6 @@
         <w:jc w:val="both"/>
         <w:rPr>
           <w:rFonts w:ascii="Times New Roman" w:hAnsi="Times New Roman" w:cs="Times New Roman"/>
-          <w:b/>
           <w:color w:val="000000"/>
           <w:sz w:val="26"/>
           <w:szCs w:val="26"/>
@@ -8606,73 +8557,7 @@
 </w:document>
 </file>
 
-<file path=./word/fontTable.xml><?xml version="1.0" encoding="utf-8"?>
-<w:fonts xmlns:w="http://schemas.openxmlformats.org/wordprocessingml/2006/main" xmlns:r="http://schemas.openxmlformats.org/officeDocument/2006/relationships">
-  <w:font w:name="Times New Roman">
-    <w:family w:val="roman"/>
-    <w:pitch w:val="variable"/>
-  </w:font>
-  <w:font w:name="Symbol">
-    <w:family w:val="roman"/>
-    <w:pitch w:val="variable"/>
-  </w:font>
-  <w:font w:name="Arial">
-    <w:family w:val="swiss"/>
-    <w:pitch w:val="variable"/>
-  </w:font>
-  <w:font w:name="Liberation Serif">
-    <w:altName w:val="Times New Roman"/>
-    <w:family w:val="roman"/>
-    <w:pitch w:val="variable"/>
-  </w:font>
-  <w:font w:name=".VnTime">
-    <w:altName w:val="Courier New"/>
-    <w:family w:val="swiss"/>
-    <w:pitch w:val="variable"/>
-  </w:font>
-  <w:font w:name=".VnTimeH">
-    <w:altName w:val="Courier New"/>
-    <w:family w:val="swiss"/>
-    <w:pitch w:val="variable"/>
-  </w:font>
-  <w:font w:name=".VnArial">
-    <w:altName w:val="Courier New"/>
-    <w:family w:val="swiss"/>
-    <w:pitch w:val="variable"/>
-  </w:font>
-  <w:font w:name=".Vn3DH">
-    <w:altName w:val="Courier New"/>
-    <w:family w:val="swiss"/>
-    <w:pitch w:val="variable"/>
-  </w:font>
-  <w:font w:name="Courier New">
-    <w:family w:val="modern"/>
-    <w:pitch w:val="default"/>
-  </w:font>
-  <w:font w:name="Wingdings">
-    <w:family w:val="auto"/>
-    <w:pitch w:val="variable"/>
-  </w:font>
-  <w:font w:name="Shruti">
-    <w:family w:val="roman"/>
-    <w:pitch w:val="variable"/>
-  </w:font>
-  <w:font w:name="Verdana">
-    <w:family w:val="swiss"/>
-    <w:pitch w:val="variable"/>
-  </w:font>
-  <w:font w:name=".VnArialH">
-    <w:family w:val="swiss"/>
-    <w:pitch w:val="variable"/>
-  </w:font>
-  <w:font w:name="Tahoma">
-    <w:family w:val="swiss"/>
-    <w:pitch w:val="variable"/>
-  </w:font>
-</w:fonts>
-</file>
-
-<file path=./word/footer1.xml><?xml version="1.0" encoding="utf-8"?>
+<file path=word/footer1.xml><?xml version="1.0" encoding="utf-8"?>
 <w:ftr xmlns:o="urn:schemas-microsoft-com:office:office" xmlns:r="http://schemas.openxmlformats.org/officeDocument/2006/relationships" xmlns:v="urn:schemas-microsoft-com:vml" xmlns:w="http://schemas.openxmlformats.org/wordprocessingml/2006/main" xmlns:w10="urn:schemas-microsoft-com:office:word" xmlns:wp="http://schemas.openxmlformats.org/drawingml/2006/wordprocessingDrawing" xmlns:pic="http://schemas.openxmlformats.org/drawingml/2006/picture" xmlns:wps="http://schemas.microsoft.com/office/word/2010/wordprocessingShape" xmlns:wpg="http://schemas.microsoft.com/office/word/2010/wordprocessingGroup" xmlns:mc="http://schemas.openxmlformats.org/markup-compatibility/2006" xmlns:wp14="http://schemas.microsoft.com/office/word/2010/wordprocessingDrawing" xmlns:w14="http://schemas.microsoft.com/office/word/2010/wordml" xmlns:w15="http://schemas.microsoft.com/office/word/2012/wordml">
   <w:p>
     <w:pPr>
@@ -8707,7 +8592,13 @@
   <w:p>
     <w:pPr>
       <w:pStyle w:val="Normal"/>
-      <w:rPr/>
+      <w:rPr>
+        <w:rFonts w:ascii="Times New Roman" w:hAnsi="Times New Roman" w:cs="Times New Roman"/>
+        <w:i/>
+        <w:color w:val="BFBFBF"/>
+        <w:sz w:val="22"/>
+        <w:szCs w:val="22"/>
+      </w:rPr>
     </w:pPr>
     <w:r>
       <w:rPr>
@@ -8761,7 +8652,7 @@
         <w:sz w:val="22"/>
         <w:szCs w:val="22"/>
       </w:rPr>
-      <w:t>{{SO_LIEU}}</w:t>
+      <w:t>2</w:t>
     </w:r>
     <w:r>
       <w:rPr>
@@ -8827,7 +8718,7 @@
         <w:sz w:val="22"/>
         <w:szCs w:val="22"/>
       </w:rPr>
-      <w:t>{{SO_LIEU}}</w:t>
+      <w:t>2</w:t>
     </w:r>
     <w:r>
       <w:rPr>
@@ -8844,7 +8735,7 @@
 </w:ftr>
 </file>
 
-<file path=./word/footer2.xml><?xml version="1.0" encoding="utf-8"?>
+<file path=word/footer2.xml><?xml version="1.0" encoding="utf-8"?>
 <w:ftr xmlns:o="urn:schemas-microsoft-com:office:office" xmlns:r="http://schemas.openxmlformats.org/officeDocument/2006/relationships" xmlns:v="urn:schemas-microsoft-com:vml" xmlns:w="http://schemas.openxmlformats.org/wordprocessingml/2006/main" xmlns:w10="urn:schemas-microsoft-com:office:word" xmlns:wp="http://schemas.openxmlformats.org/drawingml/2006/wordprocessingDrawing" xmlns:pic="http://schemas.openxmlformats.org/drawingml/2006/picture" xmlns:wps="http://schemas.microsoft.com/office/word/2010/wordprocessingShape" xmlns:wpg="http://schemas.microsoft.com/office/word/2010/wordprocessingGroup" xmlns:mc="http://schemas.openxmlformats.org/markup-compatibility/2006" xmlns:wp14="http://schemas.microsoft.com/office/word/2010/wordprocessingDrawing" xmlns:w14="http://schemas.microsoft.com/office/word/2010/wordml" xmlns:w15="http://schemas.microsoft.com/office/word/2012/wordml">
   <w:p>
     <w:pPr>
@@ -8858,7 +8749,7 @@
 </w:ftr>
 </file>
 
-<file path=./word/header1.xml><?xml version="1.0" encoding="utf-8"?>
+<file path=word/header1.xml><?xml version="1.0" encoding="utf-8"?>
 <w:hdr xmlns:o="urn:schemas-microsoft-com:office:office" xmlns:r="http://schemas.openxmlformats.org/officeDocument/2006/relationships" xmlns:v="urn:schemas-microsoft-com:vml" xmlns:w="http://schemas.openxmlformats.org/wordprocessingml/2006/main" xmlns:w10="urn:schemas-microsoft-com:office:word" xmlns:wp="http://schemas.openxmlformats.org/drawingml/2006/wordprocessingDrawing" xmlns:pic="http://schemas.openxmlformats.org/drawingml/2006/picture" xmlns:wps="http://schemas.microsoft.com/office/word/2010/wordprocessingShape" xmlns:wpg="http://schemas.microsoft.com/office/word/2010/wordprocessingGroup" xmlns:mc="http://schemas.openxmlformats.org/markup-compatibility/2006" xmlns:wp14="http://schemas.microsoft.com/office/word/2010/wordprocessingDrawing" xmlns:w14="http://schemas.microsoft.com/office/word/2010/wordml" xmlns:w15="http://schemas.microsoft.com/office/word/2012/wordml">
   <w:tbl>
     <w:tblPr>
@@ -8915,7 +8806,12 @@
         <w:p>
           <w:pPr>
             <w:pStyle w:val="Header"/>
-            <w:rPr/>
+            <w:rPr>
+              <w:rFonts w:ascii="Times New Roman" w:hAnsi="Times New Roman" w:cs="Times New Roman"/>
+              <w:color w:val="222A35"/>
+              <w:sz w:val="22"/>
+              <w:szCs w:val="22"/>
+            </w:rPr>
           </w:pPr>
           <w:r>
             <w:rPr>
@@ -8998,7 +8894,7 @@
 </w:hdr>
 </file>
 
-<file path=./word/header2.xml><?xml version="1.0" encoding="utf-8"?>
+<file path=word/header2.xml><?xml version="1.0" encoding="utf-8"?>
 <w:hdr xmlns:o="urn:schemas-microsoft-com:office:office" xmlns:r="http://schemas.openxmlformats.org/officeDocument/2006/relationships" xmlns:v="urn:schemas-microsoft-com:vml" xmlns:w="http://schemas.openxmlformats.org/wordprocessingml/2006/main" xmlns:w10="urn:schemas-microsoft-com:office:word" xmlns:wp="http://schemas.openxmlformats.org/drawingml/2006/wordprocessingDrawing" xmlns:pic="http://schemas.openxmlformats.org/drawingml/2006/picture" xmlns:wps="http://schemas.microsoft.com/office/word/2010/wordprocessingShape" xmlns:wpg="http://schemas.microsoft.com/office/word/2010/wordprocessingGroup" xmlns:mc="http://schemas.openxmlformats.org/markup-compatibility/2006" xmlns:wp14="http://schemas.microsoft.com/office/word/2010/wordprocessingDrawing" xmlns:w14="http://schemas.microsoft.com/office/word/2010/wordml" xmlns:w15="http://schemas.microsoft.com/office/word/2012/wordml">
   <w:p>
     <w:pPr>
@@ -9016,13 +8912,13 @@
         <w:sz w:val="22"/>
         <w:szCs w:val="22"/>
       </w:rPr>
-      <w:t>QLCL-QTQL-{{SO_LIEU}}-HD.{{SO_LIEU}}</w:t>
+      <w:t>QLCL-QTQL-01-HD.03</w:t>
     </w:r>
   </w:p>
 </w:hdr>
 </file>
 
-<file path=./word/numbering.xml><?xml version="1.0" encoding="utf-8"?>
+<file path=word/numbering.xml><?xml version="1.0" encoding="utf-8"?>
 <w:numbering xmlns:w="http://schemas.openxmlformats.org/wordprocessingml/2006/main" xmlns:o="urn:schemas-microsoft-com:office:office" xmlns:r="http://schemas.openxmlformats.org/officeDocument/2006/relationships" xmlns:v="urn:schemas-microsoft-com:vml" xmlns:mc="http://schemas.openxmlformats.org/markup-compatibility/2006" xmlns:w14="http://schemas.microsoft.com/office/word/2010/wordml">
   <w:abstractNum w:abstractNumId="1">
     <w:lvl w:ilvl="0">
@@ -9200,27 +9096,15 @@
 </w:numbering>
 </file>
 
-<file path=./word/settings.xml><?xml version="1.0" encoding="utf-8"?>
-<w:settings xmlns:w="http://schemas.openxmlformats.org/wordprocessingml/2006/main">
-  <w:zoom w:percent="100"/>
-  <w:defaultTabStop w:val="720"/>
-  <w:autoHyphenation w:val="true"/>
-  <w:hyphenationZone w:val="0"/>
-  <w:compat>
-    <w:compatSetting w:name="compatibilityMode" w:uri="http://schemas.microsoft.com/office/word" w:val="11"/>
-  </w:compat>
-</w:settings>
-</file>
-
-<file path=./word/styles.xml><?xml version="1.0" encoding="utf-8"?>
+<file path=word/styles.xml><?xml version="1.0" encoding="utf-8"?>
 <w:styles xmlns:w="http://schemas.openxmlformats.org/wordprocessingml/2006/main" xmlns:w14="http://schemas.microsoft.com/office/word/2010/wordml" xmlns:mc="http://schemas.openxmlformats.org/markup-compatibility/2006">
   <w:docDefaults>
     <w:rPrDefault>
       <w:rPr>
-        <w:rFonts w:ascii="Liberation Serif" w:hAnsi="Liberation Serif" w:eastAsia="NSimSun" w:cs="Lucida Sans"/>
+        <w:rFonts w:ascii="Liberation Serif" w:hAnsi="Liberation Serif" w:eastAsia="Songti SC" w:cs="Arial Unicode MS"/>
         <w:sz w:val="24"/>
         <w:szCs w:val="24"/>
-        <w:lang w:val="en-US" w:eastAsia="zh-CN" w:bidi="hi-IN"/>
+        <w:lang w:val="vi-VN" w:eastAsia="zh-CN" w:bidi="hi-IN"/>
       </w:rPr>
     </w:rPrDefault>
     <w:pPrDefault>
@@ -9241,7 +9125,7 @@
       <w:color w:val="auto"/>
       <w:sz w:val="28"/>
       <w:szCs w:val="28"/>
-      <w:lang w:bidi="ar-SA" w:val="en-US" w:eastAsia="zh-CN"/>
+      <w:lang w:val="en-US" w:bidi="ar-SA" w:eastAsia="zh-CN"/>
     </w:rPr>
   </w:style>
   <w:style w:type="paragraph" w:styleId="Heading1">
@@ -10039,7 +9923,7 @@
     <w:rPr>
       <w:rFonts w:ascii=".VnTime" w:hAnsi=".VnTime" w:cs=".VnTime"/>
       <w:sz w:val="26"/>
-      <w:lang w:bidi="ar-SA"/>
+      <w:lang w:val="en-US" w:bidi="ar-SA"/>
     </w:rPr>
   </w:style>
   <w:style w:type="character" w:styleId="CharChar3">
@@ -10048,7 +9932,7 @@
     <w:rPr>
       <w:rFonts w:ascii=".VnTime" w:hAnsi=".VnTime" w:cs=".VnTime"/>
       <w:sz w:val="26"/>
-      <w:lang w:bidi="ar-SA"/>
+      <w:lang w:val="en-US" w:bidi="ar-SA"/>
     </w:rPr>
   </w:style>
   <w:style w:type="character" w:styleId="CommentReference">
@@ -10064,7 +9948,7 @@
     <w:qFormat/>
     <w:rPr>
       <w:rFonts w:ascii=".VnTime" w:hAnsi=".VnTime" w:cs=".VnTime"/>
-      <w:lang w:bidi="ar-SA"/>
+      <w:lang w:val="en-US" w:bidi="ar-SA"/>
     </w:rPr>
   </w:style>
   <w:style w:type="character" w:styleId="DateChar">
@@ -10076,7 +9960,7 @@
       <w:color w:val="506280"/>
       <w:sz w:val="16"/>
       <w:szCs w:val="16"/>
-      <w:lang w:val="en-US"/>
+      <w:lang w:val="vi-VN"/>
     </w:rPr>
   </w:style>
   <w:style w:type="character" w:styleId="Quotation2NumberedChar">
@@ -10088,7 +9972,7 @@
       <w:color w:val="506280"/>
       <w:sz w:val="18"/>
       <w:szCs w:val="24"/>
-      <w:lang w:val="en-US"/>
+      <w:lang w:val="vi-VN"/>
     </w:rPr>
   </w:style>
   <w:style w:type="character" w:styleId="Hyperlink">
@@ -10134,7 +10018,7 @@
     <w:basedOn w:val="BodyText"/>
     <w:pPr/>
     <w:rPr>
-      <w:rFonts w:cs="Lucida Sans"/>
+      <w:rFonts w:cs="Arial Unicode MS"/>
     </w:rPr>
   </w:style>
   <w:style w:type="paragraph" w:styleId="Caption">
@@ -10162,7 +10046,7 @@
       <w:suppressLineNumbers/>
     </w:pPr>
     <w:rPr>
-      <w:rFonts w:cs="Lucida Sans"/>
+      <w:rFonts w:cs="Arial Unicode MS"/>
     </w:rPr>
   </w:style>
   <w:style w:type="paragraph" w:styleId="HeaderandFooter">
@@ -10173,8 +10057,8 @@
       <w:suppressLineNumbers/>
       <w:tabs>
         <w:tab w:val="clear" w:pos="720"/>
-        <w:tab w:val="center" w:pos="4986" w:leader="none"/>
-        <w:tab w:val="right" w:pos="9972" w:leader="none"/>
+        <w:tab w:val="center" w:pos="4819" w:leader="none"/>
+        <w:tab w:val="right" w:pos="9638" w:leader="none"/>
       </w:tabs>
     </w:pPr>
     <w:rPr/>
@@ -10310,7 +10194,7 @@
       <w:color w:val="000000"/>
       <w:sz w:val="24"/>
       <w:szCs w:val="24"/>
-      <w:lang w:bidi="ar-SA" w:val="en-US" w:eastAsia="zh-CN"/>
+      <w:lang w:val="en-US" w:bidi="ar-SA" w:eastAsia="zh-CN"/>
     </w:rPr>
   </w:style>
   <w:style w:type="paragraph" w:styleId="CommentText">
@@ -10346,7 +10230,7 @@
       <w:color w:val="506280"/>
       <w:sz w:val="16"/>
       <w:szCs w:val="16"/>
-      <w:lang w:val="en-US"/>
+      <w:lang w:val="vi-VN"/>
     </w:rPr>
   </w:style>
   <w:style w:type="paragraph" w:styleId="Text">
@@ -10395,7 +10279,7 @@
       <w:color w:val="506280"/>
       <w:sz w:val="18"/>
       <w:szCs w:val="24"/>
-      <w:lang w:val="en-US"/>
+      <w:lang w:val="vi-VN"/>
     </w:rPr>
   </w:style>
   <w:style w:type="paragraph" w:styleId="gachmuc2">
@@ -10635,7 +10519,7 @@
 </w:styles>
 </file>
 
-<file path=./word/theme/theme1.xml><?xml version="1.0" encoding="utf-8"?>
+<file path=word/theme/theme1.xml><?xml version="1.0" encoding="utf-8"?>
 <a:theme xmlns:a="http://schemas.openxmlformats.org/drawingml/2006/main" xmlns:r="http://schemas.openxmlformats.org/officeDocument/2006/relationships" name="Office">
   <a:themeElements>
     <a:clrScheme name="LibreOffice">
